--- a/documentos/NRO-PES-021 BENCHMARK DA DINAMICA EM GRUPO.docx
+++ b/documentos/NRO-PES-021 BENCHMARK DA DINAMICA EM GRUPO.docx
@@ -34,7 +34,7 @@
           <w:sz w:val="22"/>
           <w:szCs w:val="22"/>
         </w:rPr>
-        <w:t xml:space="preserve">Este é o gabarito da dinâmica. Ele diz, caso a caso, o que se espera ouvir de um grupo e o que separa uma resposta rasa de uma resposta forte.</w:t>
+        <w:t xml:space="preserve">Este é o gabarito da dinâmica. Para cada caso ele traz três respostas completas, escritas como um grupo escreveria: uma que valeria nota 1, uma que valeria 3 e uma que valeria 5.</w:t>
       </w:r>
     </w:p>
     <w:p>
@@ -51,7 +51,7 @@
           <w:sz w:val="22"/>
           <w:szCs w:val="22"/>
         </w:rPr>
-        <w:t xml:space="preserve">Não existe resposta certa no desafio, mas existe resposta rasa. A diferença entre as duas precisa ser a mesma na terça e na quinta, com mesas diferentes. É para isso que este documento existe: ele calibra o avaliador, não corrige o grupo.</w:t>
+        <w:t xml:space="preserve">Nenhuma das três opções de um caso é a resposta certa. O que varia de nota é o argumento, e a diferença entre um argumento raso e um argumento bom precisa ser a mesma na terça e na quinta, com mesas diferentes. É para isso que este documento existe: ele calibra o avaliador, não corrige o grupo.</w:t>
       </w:r>
     </w:p>
     <w:p>
@@ -68,23 +68,7 @@
           <w:sz w:val="22"/>
           <w:szCs w:val="22"/>
         </w:rPr>
-        <w:t xml:space="preserve">As situações operacionais da sala </w:t>
-      </w:r>
-      <w:r>
-        <w:rPr>
-          <w:rFonts w:ascii="Arial" w:cs="Arial" w:eastAsia="Arial" w:hAnsi="Arial"/>
-          <w:sz w:val="22"/>
-          <w:szCs w:val="22"/>
-        </w:rPr>
-        <w:t xml:space="preserve">(Wi-Fi que cai, grupo travado, sala atrasada)</w:t>
-      </w:r>
-      <w:r>
-        <w:rPr>
-          <w:rFonts w:ascii="Arial" w:cs="Arial" w:eastAsia="Arial" w:hAnsi="Arial"/>
-          <w:sz w:val="22"/>
-          <w:szCs w:val="22"/>
-        </w:rPr>
-        <w:t xml:space="preserve"> estão no NRO-PES-020, na tabela "O que pode dar errado". Aqui só tem o conteúdo do desafio.</w:t>
+        <w:t xml:space="preserve">As situações operacionais da sala (Wi-Fi que cai, grupo travado, sala atrasada) estão no NRO-PES-020, na tabela "O que pode dar errado". Aqui só tem o conteúdo do desafio.</w:t>
       </w:r>
     </w:p>
     <w:p>
@@ -102,118 +86,7 @@
           <w:sz w:val="40"/>
           <w:szCs w:val="40"/>
         </w:rPr>
-        <w:t xml:space="preserve">Como usar</w:t>
-      </w:r>
-    </w:p>
-    <w:p>
-      <w:pPr>
-        <w:numPr>
-          <w:ilvl w:val="0"/>
-          <w:numId w:val="1"/>
-        </w:numPr>
-        <w:spacing w:before="0" w:after="60" w:line="276" w:lineRule="auto"/>
-        <w:rPr>
-          <w:rFonts w:ascii="Arial" w:cs="Arial" w:eastAsia="Arial" w:hAnsi="Arial"/>
-          <w:sz w:val="22"/>
-        </w:rPr>
-      </w:pPr>
-      <w:r>
-        <w:rPr>
-          <w:rFonts w:ascii="Arial" w:cs="Arial" w:eastAsia="Arial" w:hAnsi="Arial"/>
-          <w:b/>
-          <w:sz w:val="22"/>
-          <w:szCs w:val="22"/>
-        </w:rPr>
-        <w:t xml:space="preserve">Leia antes. </w:t>
-      </w:r>
-      <w:r>
-        <w:rPr>
-          <w:rFonts w:ascii="Arial" w:cs="Arial" w:eastAsia="Arial" w:hAnsi="Arial"/>
-          <w:sz w:val="22"/>
-          <w:szCs w:val="22"/>
-        </w:rPr>
-        <w:t xml:space="preserve">Antes da janela, não durante. Quem lê isto no meio do trabalho em grupo passa a caçar as palavras do papel na boca dos candidatos, e deixa de ver o que interessa.</w:t>
-      </w:r>
-    </w:p>
-    <w:p>
-      <w:pPr>
-        <w:numPr>
-          <w:ilvl w:val="0"/>
-          <w:numId w:val="1"/>
-        </w:numPr>
-        <w:spacing w:before="0" w:after="60" w:line="276" w:lineRule="auto"/>
-        <w:rPr>
-          <w:rFonts w:ascii="Arial" w:cs="Arial" w:eastAsia="Arial" w:hAnsi="Arial"/>
-          <w:sz w:val="22"/>
-        </w:rPr>
-      </w:pPr>
-      <w:r>
-        <w:rPr>
-          <w:rFonts w:ascii="Arial" w:cs="Arial" w:eastAsia="Arial" w:hAnsi="Arial"/>
-          <w:sz w:val="22"/>
-          <w:szCs w:val="22"/>
-        </w:rPr>
-        <w:t xml:space="preserve">Não é checklist. Nenhum grupo perde ponto por não citar o que está aqui. O gabarito diz o que costuma aparecer, não o que precisa aparecer.</w:t>
-      </w:r>
-    </w:p>
-    <w:p>
-      <w:pPr>
-        <w:numPr>
-          <w:ilvl w:val="0"/>
-          <w:numId w:val="1"/>
-        </w:numPr>
-        <w:spacing w:before="0" w:after="60" w:line="276" w:lineRule="auto"/>
-        <w:rPr>
-          <w:rFonts w:ascii="Arial" w:cs="Arial" w:eastAsia="Arial" w:hAnsi="Arial"/>
-          <w:sz w:val="22"/>
-        </w:rPr>
-      </w:pPr>
-      <w:r>
-        <w:rPr>
-          <w:rFonts w:ascii="Arial" w:cs="Arial" w:eastAsia="Arial" w:hAnsi="Arial"/>
-          <w:sz w:val="22"/>
-          <w:szCs w:val="22"/>
-        </w:rPr>
-        <w:t xml:space="preserve">Se um grupo trouxer coisa melhor do que está escrito aqui, é 5, e o gabarito é que ficou velho. Anote no fim da janela e traga para a revisão do fim da edição.</w:t>
-      </w:r>
-    </w:p>
-    <w:p>
-      <w:pPr>
-        <w:numPr>
-          <w:ilvl w:val="0"/>
-          <w:numId w:val="1"/>
-        </w:numPr>
-        <w:spacing w:before="0" w:after="60" w:line="276" w:lineRule="auto"/>
-        <w:rPr>
-          <w:rFonts w:ascii="Arial" w:cs="Arial" w:eastAsia="Arial" w:hAnsi="Arial"/>
-          <w:sz w:val="22"/>
-        </w:rPr>
-      </w:pPr>
-      <w:r>
-        <w:rPr>
-          <w:rFonts w:ascii="Arial" w:cs="Arial" w:eastAsia="Arial" w:hAnsi="Arial"/>
-          <w:sz w:val="22"/>
-          <w:szCs w:val="22"/>
-        </w:rPr>
-        <w:t xml:space="preserve">A leitura vale na calibração da mesa, depois que a última pessoa sai, quando os cinco minutos combinados servem para acertar a régua entre os avaliadores.</w:t>
-      </w:r>
-    </w:p>
-    <w:p>
-      <w:pPr>
-        <w:pStyle w:val="Heading1"/>
-        <w:spacing w:before="320" w:after="120" w:line="276" w:lineRule="auto"/>
-        <w:rPr>
-          <w:rFonts w:ascii="Arial" w:cs="Arial" w:eastAsia="Arial" w:hAnsi="Arial"/>
-          <w:sz w:val="40"/>
-        </w:rPr>
-      </w:pPr>
-      <w:r>
-        <w:rPr>
-          <w:rFonts w:ascii="Arial" w:cs="Arial" w:eastAsia="Arial" w:hAnsi="Arial"/>
-          <w:sz w:val="40"/>
-          <w:szCs w:val="40"/>
-        </w:rPr>
-        <w:t xml:space="preserve">O que separa 1 de 5, em qualquer caso</w:t>
+        <w:t xml:space="preserve">O que o grupo precisa entregar</w:t>
       </w:r>
     </w:p>
     <w:p>
@@ -230,7 +103,7 @@
           <w:sz w:val="22"/>
           <w:szCs w:val="22"/>
         </w:rPr>
-        <w:t xml:space="preserve">Esta tabela vale para os quatro casos. Ela olha o registro do grupo, campo a campo.</w:t>
+        <w:t xml:space="preserve">Antes de julgar a resposta, é preciso que o grupo saiba o que se pede. A entrega é uma decisão defendida, e nada além disso:</w:t>
       </w:r>
     </w:p>
     <w:tbl>
@@ -247,10 +120,8 @@
         <w:tblLayout w:type="fixed"/>
       </w:tblPr>
       <w:tblGrid>
-        <w:gridCol w:w="1862"/>
-        <w:gridCol w:w="2793"/>
-        <w:gridCol w:w="2690"/>
-        <w:gridCol w:w="3000"/>
+        <w:gridCol w:w="4760"/>
+        <w:gridCol w:w="5587"/>
       </w:tblGrid>
       <w:tr>
         <w:trPr>
@@ -258,7 +129,7 @@
         </w:trPr>
         <w:tc>
           <w:tcPr>
-            <w:tcW w:w="1862" w:type="dxa"/>
+            <w:tcW w:w="4760" w:type="dxa"/>
             <w:shd w:val="clear" w:color="auto" w:fill="EFEFEF"/>
             <w:tcMar>
               <w:top w:w="60" w:type="dxa"/>
@@ -282,13 +153,13 @@
                 <w:sz w:val="20"/>
                 <w:szCs w:val="20"/>
               </w:rPr>
-              <w:t xml:space="preserve">Campo</w:t>
-            </w:r>
-          </w:p>
-        </w:tc>
-        <w:tc>
-          <w:tcPr>
-            <w:tcW w:w="2793" w:type="dxa"/>
+              <w:t xml:space="preserve">Não é</w:t>
+            </w:r>
+          </w:p>
+        </w:tc>
+        <w:tc>
+          <w:tcPr>
+            <w:tcW w:w="5587" w:type="dxa"/>
             <w:shd w:val="clear" w:color="auto" w:fill="EFEFEF"/>
             <w:tcMar>
               <w:top w:w="60" w:type="dxa"/>
@@ -312,67 +183,7 @@
                 <w:sz w:val="20"/>
                 <w:szCs w:val="20"/>
               </w:rPr>
-              <w:t xml:space="preserve">Resposta rasa</w:t>
-            </w:r>
-          </w:p>
-        </w:tc>
-        <w:tc>
-          <w:tcPr>
-            <w:tcW w:w="2690" w:type="dxa"/>
-            <w:shd w:val="clear" w:color="auto" w:fill="EFEFEF"/>
-            <w:tcMar>
-              <w:top w:w="60" w:type="dxa"/>
-              <w:bottom w:w="60" w:type="dxa"/>
-              <w:left w:w="90" w:type="dxa"/>
-              <w:right w:w="90" w:type="dxa"/>
-            </w:tcMar>
-          </w:tcPr>
-          <w:p>
-            <w:pPr>
-              <w:spacing w:before="40" w:after="40" w:line="276" w:lineRule="auto"/>
-              <w:rPr>
-                <w:rFonts w:ascii="Arial" w:cs="Arial" w:eastAsia="Arial" w:hAnsi="Arial"/>
-                <w:sz w:val="20"/>
-              </w:rPr>
-            </w:pPr>
-            <w:r>
-              <w:rPr>
-                <w:rFonts w:ascii="Arial" w:cs="Arial" w:eastAsia="Arial" w:hAnsi="Arial"/>
-                <w:b/>
-                <w:sz w:val="20"/>
-                <w:szCs w:val="20"/>
-              </w:rPr>
-              <w:t xml:space="preserve">Resposta adequada</w:t>
-            </w:r>
-          </w:p>
-        </w:tc>
-        <w:tc>
-          <w:tcPr>
-            <w:tcW w:w="3000" w:type="dxa"/>
-            <w:shd w:val="clear" w:color="auto" w:fill="EFEFEF"/>
-            <w:tcMar>
-              <w:top w:w="60" w:type="dxa"/>
-              <w:bottom w:w="60" w:type="dxa"/>
-              <w:left w:w="90" w:type="dxa"/>
-              <w:right w:w="90" w:type="dxa"/>
-            </w:tcMar>
-          </w:tcPr>
-          <w:p>
-            <w:pPr>
-              <w:spacing w:before="40" w:after="40" w:line="276" w:lineRule="auto"/>
-              <w:rPr>
-                <w:rFonts w:ascii="Arial" w:cs="Arial" w:eastAsia="Arial" w:hAnsi="Arial"/>
-                <w:sz w:val="20"/>
-              </w:rPr>
-            </w:pPr>
-            <w:r>
-              <w:rPr>
-                <w:rFonts w:ascii="Arial" w:cs="Arial" w:eastAsia="Arial" w:hAnsi="Arial"/>
-                <w:b/>
-                <w:sz w:val="20"/>
-                <w:szCs w:val="20"/>
-              </w:rPr>
-              <w:t xml:space="preserve">Resposta forte</w:t>
+              <w:t xml:space="preserve">É</w:t>
             </w:r>
           </w:p>
         </w:tc>
@@ -380,113 +191,57 @@
       <w:tr>
         <w:tc>
           <w:tcPr>
-            <w:tcW w:w="1862" w:type="dxa"/>
-            <w:tcMar>
-              <w:top w:w="60" w:type="dxa"/>
-              <w:bottom w:w="60" w:type="dxa"/>
-              <w:left w:w="90" w:type="dxa"/>
-              <w:right w:w="90" w:type="dxa"/>
-            </w:tcMar>
-          </w:tcPr>
-          <w:p>
-            <w:pPr>
-              <w:spacing w:before="40" w:after="40" w:line="276" w:lineRule="auto"/>
-              <w:rPr>
-                <w:rFonts w:ascii="Arial" w:cs="Arial" w:eastAsia="Arial" w:hAnsi="Arial"/>
-                <w:sz w:val="20"/>
-              </w:rPr>
-            </w:pPr>
-            <w:r>
-              <w:rPr>
-                <w:rFonts w:ascii="Arial" w:cs="Arial" w:eastAsia="Arial" w:hAnsi="Arial"/>
-                <w:sz w:val="20"/>
-                <w:szCs w:val="20"/>
-              </w:rPr>
-              <w:t xml:space="preserve">Quem é e o que muda na vida dela</w:t>
-            </w:r>
-          </w:p>
-        </w:tc>
-        <w:tc>
-          <w:tcPr>
-            <w:tcW w:w="2793" w:type="dxa"/>
-            <w:tcMar>
-              <w:top w:w="60" w:type="dxa"/>
-              <w:bottom w:w="60" w:type="dxa"/>
-              <w:left w:w="90" w:type="dxa"/>
-              <w:right w:w="90" w:type="dxa"/>
-            </w:tcMar>
-          </w:tcPr>
-          <w:p>
-            <w:pPr>
-              <w:spacing w:before="40" w:after="40" w:line="276" w:lineRule="auto"/>
-              <w:rPr>
-                <w:rFonts w:ascii="Arial" w:cs="Arial" w:eastAsia="Arial" w:hAnsi="Arial"/>
-                <w:sz w:val="20"/>
-              </w:rPr>
-            </w:pPr>
-            <w:r>
-              <w:rPr>
-                <w:rFonts w:ascii="Arial" w:cs="Arial" w:eastAsia="Arial" w:hAnsi="Arial"/>
-                <w:sz w:val="20"/>
-                <w:szCs w:val="20"/>
-              </w:rPr>
-              <w:t xml:space="preserve">Repete o enunciado, ou fala em função ("recuperar a preensão") em vez de vida.</w:t>
-            </w:r>
-          </w:p>
-        </w:tc>
-        <w:tc>
-          <w:tcPr>
-            <w:tcW w:w="2690" w:type="dxa"/>
-            <w:tcMar>
-              <w:top w:w="60" w:type="dxa"/>
-              <w:bottom w:w="60" w:type="dxa"/>
-              <w:left w:w="90" w:type="dxa"/>
-              <w:right w:w="90" w:type="dxa"/>
-            </w:tcMar>
-          </w:tcPr>
-          <w:p>
-            <w:pPr>
-              <w:spacing w:before="40" w:after="40" w:line="276" w:lineRule="auto"/>
-              <w:rPr>
-                <w:rFonts w:ascii="Arial" w:cs="Arial" w:eastAsia="Arial" w:hAnsi="Arial"/>
-                <w:sz w:val="20"/>
-              </w:rPr>
-            </w:pPr>
-            <w:r>
-              <w:rPr>
-                <w:rFonts w:ascii="Arial" w:cs="Arial" w:eastAsia="Arial" w:hAnsi="Arial"/>
-                <w:sz w:val="20"/>
-                <w:szCs w:val="20"/>
-              </w:rPr>
-              <w:t xml:space="preserve">Diz uma coisa concreta que a pessoa passa a fazer.</w:t>
-            </w:r>
-          </w:p>
-        </w:tc>
-        <w:tc>
-          <w:tcPr>
-            <w:tcW w:w="3000" w:type="dxa"/>
-            <w:tcMar>
-              <w:top w:w="60" w:type="dxa"/>
-              <w:bottom w:w="60" w:type="dxa"/>
-              <w:left w:w="90" w:type="dxa"/>
-              <w:right w:w="90" w:type="dxa"/>
-            </w:tcMar>
-          </w:tcPr>
-          <w:p>
-            <w:pPr>
-              <w:spacing w:before="40" w:after="40" w:line="276" w:lineRule="auto"/>
-              <w:rPr>
-                <w:rFonts w:ascii="Arial" w:cs="Arial" w:eastAsia="Arial" w:hAnsi="Arial"/>
-                <w:sz w:val="20"/>
-              </w:rPr>
-            </w:pPr>
-            <w:r>
-              <w:rPr>
-                <w:rFonts w:ascii="Arial" w:cs="Arial" w:eastAsia="Arial" w:hAnsi="Arial"/>
-                <w:sz w:val="20"/>
-                <w:szCs w:val="20"/>
-              </w:rPr>
-              <w:t xml:space="preserve">Nomeia a situação, o momento do dia e quem mais é afetado pela mudança.</w:t>
+            <w:tcW w:w="4760" w:type="dxa"/>
+            <w:tcMar>
+              <w:top w:w="60" w:type="dxa"/>
+              <w:bottom w:w="60" w:type="dxa"/>
+              <w:left w:w="90" w:type="dxa"/>
+              <w:right w:w="90" w:type="dxa"/>
+            </w:tcMar>
+          </w:tcPr>
+          <w:p>
+            <w:pPr>
+              <w:spacing w:before="40" w:after="40" w:line="276" w:lineRule="auto"/>
+              <w:rPr>
+                <w:rFonts w:ascii="Arial" w:cs="Arial" w:eastAsia="Arial" w:hAnsi="Arial"/>
+                <w:sz w:val="20"/>
+              </w:rPr>
+            </w:pPr>
+            <w:r>
+              <w:rPr>
+                <w:rFonts w:ascii="Arial" w:cs="Arial" w:eastAsia="Arial" w:hAnsi="Arial"/>
+                <w:sz w:val="20"/>
+                <w:szCs w:val="20"/>
+              </w:rPr>
+              <w:t xml:space="preserve">Um plano de desenvolvimento da tecnologia.</w:t>
+            </w:r>
+          </w:p>
+        </w:tc>
+        <w:tc>
+          <w:tcPr>
+            <w:tcW w:w="5587" w:type="dxa"/>
+            <w:tcMar>
+              <w:top w:w="60" w:type="dxa"/>
+              <w:bottom w:w="60" w:type="dxa"/>
+              <w:left w:w="90" w:type="dxa"/>
+              <w:right w:w="90" w:type="dxa"/>
+            </w:tcMar>
+          </w:tcPr>
+          <w:p>
+            <w:pPr>
+              <w:spacing w:before="40" w:after="40" w:line="276" w:lineRule="auto"/>
+              <w:rPr>
+                <w:rFonts w:ascii="Arial" w:cs="Arial" w:eastAsia="Arial" w:hAnsi="Arial"/>
+                <w:sz w:val="20"/>
+              </w:rPr>
+            </w:pPr>
+            <w:r>
+              <w:rPr>
+                <w:rFonts w:ascii="Arial" w:cs="Arial" w:eastAsia="Arial" w:hAnsi="Arial"/>
+                <w:sz w:val="20"/>
+                <w:szCs w:val="20"/>
+              </w:rPr>
+              <w:t xml:space="preserve">A escolha de um dos três caminhos que o caso já descreve.</w:t>
             </w:r>
           </w:p>
         </w:tc>
@@ -494,113 +249,57 @@
       <w:tr>
         <w:tc>
           <w:tcPr>
-            <w:tcW w:w="1862" w:type="dxa"/>
-            <w:tcMar>
-              <w:top w:w="60" w:type="dxa"/>
-              <w:bottom w:w="60" w:type="dxa"/>
-              <w:left w:w="90" w:type="dxa"/>
-              <w:right w:w="90" w:type="dxa"/>
-            </w:tcMar>
-          </w:tcPr>
-          <w:p>
-            <w:pPr>
-              <w:spacing w:before="40" w:after="40" w:line="276" w:lineRule="auto"/>
-              <w:rPr>
-                <w:rFonts w:ascii="Arial" w:cs="Arial" w:eastAsia="Arial" w:hAnsi="Arial"/>
-                <w:sz w:val="20"/>
-              </w:rPr>
-            </w:pPr>
-            <w:r>
-              <w:rPr>
-                <w:rFonts w:ascii="Arial" w:cs="Arial" w:eastAsia="Arial" w:hAnsi="Arial"/>
-                <w:sz w:val="20"/>
-                <w:szCs w:val="20"/>
-              </w:rPr>
-              <w:t xml:space="preserve">O mínimo que resolve</w:t>
-            </w:r>
-          </w:p>
-        </w:tc>
-        <w:tc>
-          <w:tcPr>
-            <w:tcW w:w="2793" w:type="dxa"/>
-            <w:tcMar>
-              <w:top w:w="60" w:type="dxa"/>
-              <w:bottom w:w="60" w:type="dxa"/>
-              <w:left w:w="90" w:type="dxa"/>
-              <w:right w:w="90" w:type="dxa"/>
-            </w:tcMar>
-          </w:tcPr>
-          <w:p>
-            <w:pPr>
-              <w:spacing w:before="40" w:after="40" w:line="276" w:lineRule="auto"/>
-              <w:rPr>
-                <w:rFonts w:ascii="Arial" w:cs="Arial" w:eastAsia="Arial" w:hAnsi="Arial"/>
-                <w:sz w:val="20"/>
-              </w:rPr>
-            </w:pPr>
-            <w:r>
-              <w:rPr>
-                <w:rFonts w:ascii="Arial" w:cs="Arial" w:eastAsia="Arial" w:hAnsi="Arial"/>
-                <w:sz w:val="20"/>
-                <w:szCs w:val="20"/>
-              </w:rPr>
-              <w:t xml:space="preserve">Lista de tecnologia sem função, ou solução que ignora uma das restrições.</w:t>
-            </w:r>
-          </w:p>
-        </w:tc>
-        <w:tc>
-          <w:tcPr>
-            <w:tcW w:w="2690" w:type="dxa"/>
-            <w:tcMar>
-              <w:top w:w="60" w:type="dxa"/>
-              <w:bottom w:w="60" w:type="dxa"/>
-              <w:left w:w="90" w:type="dxa"/>
-              <w:right w:w="90" w:type="dxa"/>
-            </w:tcMar>
-          </w:tcPr>
-          <w:p>
-            <w:pPr>
-              <w:spacing w:before="40" w:after="40" w:line="276" w:lineRule="auto"/>
-              <w:rPr>
-                <w:rFonts w:ascii="Arial" w:cs="Arial" w:eastAsia="Arial" w:hAnsi="Arial"/>
-                <w:sz w:val="20"/>
-              </w:rPr>
-            </w:pPr>
-            <w:r>
-              <w:rPr>
-                <w:rFonts w:ascii="Arial" w:cs="Arial" w:eastAsia="Arial" w:hAnsi="Arial"/>
-                <w:sz w:val="20"/>
-                <w:szCs w:val="20"/>
-              </w:rPr>
-              <w:t xml:space="preserve">Um dispositivo que faz uma coisa clara e cabe nas restrições dadas.</w:t>
-            </w:r>
-          </w:p>
-        </w:tc>
-        <w:tc>
-          <w:tcPr>
-            <w:tcW w:w="3000" w:type="dxa"/>
-            <w:tcMar>
-              <w:top w:w="60" w:type="dxa"/>
-              <w:bottom w:w="60" w:type="dxa"/>
-              <w:left w:w="90" w:type="dxa"/>
-              <w:right w:w="90" w:type="dxa"/>
-            </w:tcMar>
-          </w:tcPr>
-          <w:p>
-            <w:pPr>
-              <w:spacing w:before="40" w:after="40" w:line="276" w:lineRule="auto"/>
-              <w:rPr>
-                <w:rFonts w:ascii="Arial" w:cs="Arial" w:eastAsia="Arial" w:hAnsi="Arial"/>
-                <w:sz w:val="20"/>
-              </w:rPr>
-            </w:pPr>
-            <w:r>
-              <w:rPr>
-                <w:rFonts w:ascii="Arial" w:cs="Arial" w:eastAsia="Arial" w:hAnsi="Arial"/>
-                <w:sz w:val="20"/>
-                <w:szCs w:val="20"/>
-              </w:rPr>
-              <w:t xml:space="preserve">Escolhe o menor escopo que resolve e diz o que ficou de fora de propósito.</w:t>
+            <w:tcW w:w="4760" w:type="dxa"/>
+            <w:tcMar>
+              <w:top w:w="60" w:type="dxa"/>
+              <w:bottom w:w="60" w:type="dxa"/>
+              <w:left w:w="90" w:type="dxa"/>
+              <w:right w:w="90" w:type="dxa"/>
+            </w:tcMar>
+          </w:tcPr>
+          <w:p>
+            <w:pPr>
+              <w:spacing w:before="40" w:after="40" w:line="276" w:lineRule="auto"/>
+              <w:rPr>
+                <w:rFonts w:ascii="Arial" w:cs="Arial" w:eastAsia="Arial" w:hAnsi="Arial"/>
+                <w:sz w:val="20"/>
+              </w:rPr>
+            </w:pPr>
+            <w:r>
+              <w:rPr>
+                <w:rFonts w:ascii="Arial" w:cs="Arial" w:eastAsia="Arial" w:hAnsi="Arial"/>
+                <w:sz w:val="20"/>
+                <w:szCs w:val="20"/>
+              </w:rPr>
+              <w:t xml:space="preserve">O projeto do dispositivo, com peça, componente ou circuito.</w:t>
+            </w:r>
+          </w:p>
+        </w:tc>
+        <w:tc>
+          <w:tcPr>
+            <w:tcW w:w="5587" w:type="dxa"/>
+            <w:tcMar>
+              <w:top w:w="60" w:type="dxa"/>
+              <w:bottom w:w="60" w:type="dxa"/>
+              <w:left w:w="90" w:type="dxa"/>
+              <w:right w:w="90" w:type="dxa"/>
+            </w:tcMar>
+          </w:tcPr>
+          <w:p>
+            <w:pPr>
+              <w:spacing w:before="40" w:after="40" w:line="276" w:lineRule="auto"/>
+              <w:rPr>
+                <w:rFonts w:ascii="Arial" w:cs="Arial" w:eastAsia="Arial" w:hAnsi="Arial"/>
+                <w:sz w:val="20"/>
+              </w:rPr>
+            </w:pPr>
+            <w:r>
+              <w:rPr>
+                <w:rFonts w:ascii="Arial" w:cs="Arial" w:eastAsia="Arial" w:hAnsi="Arial"/>
+                <w:sz w:val="20"/>
+                <w:szCs w:val="20"/>
+              </w:rPr>
+              <w:t xml:space="preserve">O argumento de por que aquele caminho, para aquela pessoa.</w:t>
             </w:r>
           </w:p>
         </w:tc>
@@ -608,113 +307,57 @@
       <w:tr>
         <w:tc>
           <w:tcPr>
-            <w:tcW w:w="1862" w:type="dxa"/>
-            <w:tcMar>
-              <w:top w:w="60" w:type="dxa"/>
-              <w:bottom w:w="60" w:type="dxa"/>
-              <w:left w:w="90" w:type="dxa"/>
-              <w:right w:w="90" w:type="dxa"/>
-            </w:tcMar>
-          </w:tcPr>
-          <w:p>
-            <w:pPr>
-              <w:spacing w:before="40" w:after="40" w:line="276" w:lineRule="auto"/>
-              <w:rPr>
-                <w:rFonts w:ascii="Arial" w:cs="Arial" w:eastAsia="Arial" w:hAnsi="Arial"/>
-                <w:sz w:val="20"/>
-              </w:rPr>
-            </w:pPr>
-            <w:r>
-              <w:rPr>
-                <w:rFonts w:ascii="Arial" w:cs="Arial" w:eastAsia="Arial" w:hAnsi="Arial"/>
-                <w:sz w:val="20"/>
-                <w:szCs w:val="20"/>
-              </w:rPr>
-              <w:t xml:space="preserve">Como saberiam que funcionou</w:t>
-            </w:r>
-          </w:p>
-        </w:tc>
-        <w:tc>
-          <w:tcPr>
-            <w:tcW w:w="2793" w:type="dxa"/>
-            <w:tcMar>
-              <w:top w:w="60" w:type="dxa"/>
-              <w:bottom w:w="60" w:type="dxa"/>
-              <w:left w:w="90" w:type="dxa"/>
-              <w:right w:w="90" w:type="dxa"/>
-            </w:tcMar>
-          </w:tcPr>
-          <w:p>
-            <w:pPr>
-              <w:spacing w:before="40" w:after="40" w:line="276" w:lineRule="auto"/>
-              <w:rPr>
-                <w:rFonts w:ascii="Arial" w:cs="Arial" w:eastAsia="Arial" w:hAnsi="Arial"/>
-                <w:sz w:val="20"/>
-              </w:rPr>
-            </w:pPr>
-            <w:r>
-              <w:rPr>
-                <w:rFonts w:ascii="Arial" w:cs="Arial" w:eastAsia="Arial" w:hAnsi="Arial"/>
-                <w:sz w:val="20"/>
-                <w:szCs w:val="20"/>
-              </w:rPr>
-              <w:t xml:space="preserve">"Testar com o usuário", sem dizer o que seria medido.</w:t>
-            </w:r>
-          </w:p>
-        </w:tc>
-        <w:tc>
-          <w:tcPr>
-            <w:tcW w:w="2690" w:type="dxa"/>
-            <w:tcMar>
-              <w:top w:w="60" w:type="dxa"/>
-              <w:bottom w:w="60" w:type="dxa"/>
-              <w:left w:w="90" w:type="dxa"/>
-              <w:right w:w="90" w:type="dxa"/>
-            </w:tcMar>
-          </w:tcPr>
-          <w:p>
-            <w:pPr>
-              <w:spacing w:before="40" w:after="40" w:line="276" w:lineRule="auto"/>
-              <w:rPr>
-                <w:rFonts w:ascii="Arial" w:cs="Arial" w:eastAsia="Arial" w:hAnsi="Arial"/>
-                <w:sz w:val="20"/>
-              </w:rPr>
-            </w:pPr>
-            <w:r>
-              <w:rPr>
-                <w:rFonts w:ascii="Arial" w:cs="Arial" w:eastAsia="Arial" w:hAnsi="Arial"/>
-                <w:sz w:val="20"/>
-                <w:szCs w:val="20"/>
-              </w:rPr>
-              <w:t xml:space="preserve">Um teste com quem, onde e o que se mede.</w:t>
-            </w:r>
-          </w:p>
-        </w:tc>
-        <w:tc>
-          <w:tcPr>
-            <w:tcW w:w="3000" w:type="dxa"/>
-            <w:tcMar>
-              <w:top w:w="60" w:type="dxa"/>
-              <w:bottom w:w="60" w:type="dxa"/>
-              <w:left w:w="90" w:type="dxa"/>
-              <w:right w:w="90" w:type="dxa"/>
-            </w:tcMar>
-          </w:tcPr>
-          <w:p>
-            <w:pPr>
-              <w:spacing w:before="40" w:after="40" w:line="276" w:lineRule="auto"/>
-              <w:rPr>
-                <w:rFonts w:ascii="Arial" w:cs="Arial" w:eastAsia="Arial" w:hAnsi="Arial"/>
-                <w:sz w:val="20"/>
-              </w:rPr>
-            </w:pPr>
-            <w:r>
-              <w:rPr>
-                <w:rFonts w:ascii="Arial" w:cs="Arial" w:eastAsia="Arial" w:hAnsi="Arial"/>
-                <w:sz w:val="20"/>
-                <w:szCs w:val="20"/>
-              </w:rPr>
-              <w:t xml:space="preserve">Define a medida antes, diz como está hoje e prevê o resultado que faria o grupo desistir da ideia.</w:t>
+            <w:tcW w:w="4760" w:type="dxa"/>
+            <w:tcMar>
+              <w:top w:w="60" w:type="dxa"/>
+              <w:bottom w:w="60" w:type="dxa"/>
+              <w:left w:w="90" w:type="dxa"/>
+              <w:right w:w="90" w:type="dxa"/>
+            </w:tcMar>
+          </w:tcPr>
+          <w:p>
+            <w:pPr>
+              <w:spacing w:before="40" w:after="40" w:line="276" w:lineRule="auto"/>
+              <w:rPr>
+                <w:rFonts w:ascii="Arial" w:cs="Arial" w:eastAsia="Arial" w:hAnsi="Arial"/>
+                <w:sz w:val="20"/>
+              </w:rPr>
+            </w:pPr>
+            <w:r>
+              <w:rPr>
+                <w:rFonts w:ascii="Arial" w:cs="Arial" w:eastAsia="Arial" w:hAnsi="Arial"/>
+                <w:sz w:val="20"/>
+                <w:szCs w:val="20"/>
+              </w:rPr>
+              <w:t xml:space="preserve">Um cronograma dos seis meses.</w:t>
+            </w:r>
+          </w:p>
+        </w:tc>
+        <w:tc>
+          <w:tcPr>
+            <w:tcW w:w="5587" w:type="dxa"/>
+            <w:tcMar>
+              <w:top w:w="60" w:type="dxa"/>
+              <w:bottom w:w="60" w:type="dxa"/>
+              <w:left w:w="90" w:type="dxa"/>
+              <w:right w:w="90" w:type="dxa"/>
+            </w:tcMar>
+          </w:tcPr>
+          <w:p>
+            <w:pPr>
+              <w:spacing w:before="40" w:after="40" w:line="276" w:lineRule="auto"/>
+              <w:rPr>
+                <w:rFonts w:ascii="Arial" w:cs="Arial" w:eastAsia="Arial" w:hAnsi="Arial"/>
+                <w:sz w:val="20"/>
+              </w:rPr>
+            </w:pPr>
+            <w:r>
+              <w:rPr>
+                <w:rFonts w:ascii="Arial" w:cs="Arial" w:eastAsia="Arial" w:hAnsi="Arial"/>
+                <w:sz w:val="20"/>
+                <w:szCs w:val="20"/>
+              </w:rPr>
+              <w:t xml:space="preserve">O que fazer nas duas primeiras semanas para descobrir se a escolha foi errada.</w:t>
             </w:r>
           </w:p>
         </w:tc>
@@ -722,227 +365,57 @@
       <w:tr>
         <w:tc>
           <w:tcPr>
-            <w:tcW w:w="1862" w:type="dxa"/>
-            <w:tcMar>
-              <w:top w:w="60" w:type="dxa"/>
-              <w:bottom w:w="60" w:type="dxa"/>
-              <w:left w:w="90" w:type="dxa"/>
-              <w:right w:w="90" w:type="dxa"/>
-            </w:tcMar>
-          </w:tcPr>
-          <w:p>
-            <w:pPr>
-              <w:spacing w:before="40" w:after="40" w:line="276" w:lineRule="auto"/>
-              <w:rPr>
-                <w:rFonts w:ascii="Arial" w:cs="Arial" w:eastAsia="Arial" w:hAnsi="Arial"/>
-                <w:sz w:val="20"/>
-              </w:rPr>
-            </w:pPr>
-            <w:r>
-              <w:rPr>
-                <w:rFonts w:ascii="Arial" w:cs="Arial" w:eastAsia="Arial" w:hAnsi="Arial"/>
-                <w:sz w:val="20"/>
-                <w:szCs w:val="20"/>
-              </w:rPr>
-              <w:t xml:space="preserve">O maior risco</w:t>
-            </w:r>
-          </w:p>
-        </w:tc>
-        <w:tc>
-          <w:tcPr>
-            <w:tcW w:w="2793" w:type="dxa"/>
-            <w:tcMar>
-              <w:top w:w="60" w:type="dxa"/>
-              <w:bottom w:w="60" w:type="dxa"/>
-              <w:left w:w="90" w:type="dxa"/>
-              <w:right w:w="90" w:type="dxa"/>
-            </w:tcMar>
-          </w:tcPr>
-          <w:p>
-            <w:pPr>
-              <w:spacing w:before="40" w:after="40" w:line="276" w:lineRule="auto"/>
-              <w:rPr>
-                <w:rFonts w:ascii="Arial" w:cs="Arial" w:eastAsia="Arial" w:hAnsi="Arial"/>
-                <w:sz w:val="20"/>
-              </w:rPr>
-            </w:pPr>
-            <w:r>
-              <w:rPr>
-                <w:rFonts w:ascii="Arial" w:cs="Arial" w:eastAsia="Arial" w:hAnsi="Arial"/>
-                <w:sz w:val="20"/>
-                <w:szCs w:val="20"/>
-              </w:rPr>
-              <w:t xml:space="preserve">Risco genérico: prazo, orçamento, "pode dar errado".</w:t>
-            </w:r>
-          </w:p>
-        </w:tc>
-        <w:tc>
-          <w:tcPr>
-            <w:tcW w:w="2690" w:type="dxa"/>
-            <w:tcMar>
-              <w:top w:w="60" w:type="dxa"/>
-              <w:bottom w:w="60" w:type="dxa"/>
-              <w:left w:w="90" w:type="dxa"/>
-              <w:right w:w="90" w:type="dxa"/>
-            </w:tcMar>
-          </w:tcPr>
-          <w:p>
-            <w:pPr>
-              <w:spacing w:before="40" w:after="40" w:line="276" w:lineRule="auto"/>
-              <w:rPr>
-                <w:rFonts w:ascii="Arial" w:cs="Arial" w:eastAsia="Arial" w:hAnsi="Arial"/>
-                <w:sz w:val="20"/>
-              </w:rPr>
-            </w:pPr>
-            <w:r>
-              <w:rPr>
-                <w:rFonts w:ascii="Arial" w:cs="Arial" w:eastAsia="Arial" w:hAnsi="Arial"/>
-                <w:sz w:val="20"/>
-                <w:szCs w:val="20"/>
-              </w:rPr>
-              <w:t xml:space="preserve">Um risco do projeto, ligado a uma das restrições.</w:t>
-            </w:r>
-          </w:p>
-        </w:tc>
-        <w:tc>
-          <w:tcPr>
-            <w:tcW w:w="3000" w:type="dxa"/>
-            <w:tcMar>
-              <w:top w:w="60" w:type="dxa"/>
-              <w:bottom w:w="60" w:type="dxa"/>
-              <w:left w:w="90" w:type="dxa"/>
-              <w:right w:w="90" w:type="dxa"/>
-            </w:tcMar>
-          </w:tcPr>
-          <w:p>
-            <w:pPr>
-              <w:spacing w:before="40" w:after="40" w:line="276" w:lineRule="auto"/>
-              <w:rPr>
-                <w:rFonts w:ascii="Arial" w:cs="Arial" w:eastAsia="Arial" w:hAnsi="Arial"/>
-                <w:sz w:val="20"/>
-              </w:rPr>
-            </w:pPr>
-            <w:r>
-              <w:rPr>
-                <w:rFonts w:ascii="Arial" w:cs="Arial" w:eastAsia="Arial" w:hAnsi="Arial"/>
-                <w:sz w:val="20"/>
-                <w:szCs w:val="20"/>
-              </w:rPr>
-              <w:t xml:space="preserve">O risco que mata o projeto, com o que fazer na primeira semana para descobrir cedo.</w:t>
-            </w:r>
-          </w:p>
-        </w:tc>
-      </w:tr>
-      <w:tr>
-        <w:tc>
-          <w:tcPr>
-            <w:tcW w:w="1862" w:type="dxa"/>
-            <w:tcMar>
-              <w:top w:w="60" w:type="dxa"/>
-              <w:bottom w:w="60" w:type="dxa"/>
-              <w:left w:w="90" w:type="dxa"/>
-              <w:right w:w="90" w:type="dxa"/>
-            </w:tcMar>
-          </w:tcPr>
-          <w:p>
-            <w:pPr>
-              <w:spacing w:before="40" w:after="40" w:line="276" w:lineRule="auto"/>
-              <w:rPr>
-                <w:rFonts w:ascii="Arial" w:cs="Arial" w:eastAsia="Arial" w:hAnsi="Arial"/>
-                <w:sz w:val="20"/>
-              </w:rPr>
-            </w:pPr>
-            <w:r>
-              <w:rPr>
-                <w:rFonts w:ascii="Arial" w:cs="Arial" w:eastAsia="Arial" w:hAnsi="Arial"/>
-                <w:sz w:val="20"/>
-                <w:szCs w:val="20"/>
-              </w:rPr>
-              <w:t xml:space="preserve">Quem faz o quê</w:t>
-            </w:r>
-          </w:p>
-        </w:tc>
-        <w:tc>
-          <w:tcPr>
-            <w:tcW w:w="2793" w:type="dxa"/>
-            <w:tcMar>
-              <w:top w:w="60" w:type="dxa"/>
-              <w:bottom w:w="60" w:type="dxa"/>
-              <w:left w:w="90" w:type="dxa"/>
-              <w:right w:w="90" w:type="dxa"/>
-            </w:tcMar>
-          </w:tcPr>
-          <w:p>
-            <w:pPr>
-              <w:spacing w:before="40" w:after="40" w:line="276" w:lineRule="auto"/>
-              <w:rPr>
-                <w:rFonts w:ascii="Arial" w:cs="Arial" w:eastAsia="Arial" w:hAnsi="Arial"/>
-                <w:sz w:val="20"/>
-              </w:rPr>
-            </w:pPr>
-            <w:r>
-              <w:rPr>
-                <w:rFonts w:ascii="Arial" w:cs="Arial" w:eastAsia="Arial" w:hAnsi="Arial"/>
-                <w:sz w:val="20"/>
-                <w:szCs w:val="20"/>
-              </w:rPr>
-              <w:t xml:space="preserve">Divide por área sem entrega, ou não divide.</w:t>
-            </w:r>
-          </w:p>
-        </w:tc>
-        <w:tc>
-          <w:tcPr>
-            <w:tcW w:w="2690" w:type="dxa"/>
-            <w:tcMar>
-              <w:top w:w="60" w:type="dxa"/>
-              <w:bottom w:w="60" w:type="dxa"/>
-              <w:left w:w="90" w:type="dxa"/>
-              <w:right w:w="90" w:type="dxa"/>
-            </w:tcMar>
-          </w:tcPr>
-          <w:p>
-            <w:pPr>
-              <w:spacing w:before="40" w:after="40" w:line="276" w:lineRule="auto"/>
-              <w:rPr>
-                <w:rFonts w:ascii="Arial" w:cs="Arial" w:eastAsia="Arial" w:hAnsi="Arial"/>
-                <w:sz w:val="20"/>
-              </w:rPr>
-            </w:pPr>
-            <w:r>
-              <w:rPr>
-                <w:rFonts w:ascii="Arial" w:cs="Arial" w:eastAsia="Arial" w:hAnsi="Arial"/>
-                <w:sz w:val="20"/>
-                <w:szCs w:val="20"/>
-              </w:rPr>
-              <w:t xml:space="preserve">Uma entrega por pessoa nas duas semanas.</w:t>
-            </w:r>
-          </w:p>
-        </w:tc>
-        <w:tc>
-          <w:tcPr>
-            <w:tcW w:w="3000" w:type="dxa"/>
-            <w:tcMar>
-              <w:top w:w="60" w:type="dxa"/>
-              <w:bottom w:w="60" w:type="dxa"/>
-              <w:left w:w="90" w:type="dxa"/>
-              <w:right w:w="90" w:type="dxa"/>
-            </w:tcMar>
-          </w:tcPr>
-          <w:p>
-            <w:pPr>
-              <w:spacing w:before="40" w:after="40" w:line="276" w:lineRule="auto"/>
-              <w:rPr>
-                <w:rFonts w:ascii="Arial" w:cs="Arial" w:eastAsia="Arial" w:hAnsi="Arial"/>
-                <w:sz w:val="20"/>
-              </w:rPr>
-            </w:pPr>
-            <w:r>
-              <w:rPr>
-                <w:rFonts w:ascii="Arial" w:cs="Arial" w:eastAsia="Arial" w:hAnsi="Arial"/>
-                <w:sz w:val="20"/>
-                <w:szCs w:val="20"/>
-              </w:rPr>
-              <w:t xml:space="preserve">Usa o que cada um sabe, inclui quem fala com o usuário e prevê onde as partes se encontram.</w:t>
+            <w:tcW w:w="4760" w:type="dxa"/>
+            <w:tcMar>
+              <w:top w:w="60" w:type="dxa"/>
+              <w:bottom w:w="60" w:type="dxa"/>
+              <w:left w:w="90" w:type="dxa"/>
+              <w:right w:w="90" w:type="dxa"/>
+            </w:tcMar>
+          </w:tcPr>
+          <w:p>
+            <w:pPr>
+              <w:spacing w:before="40" w:after="40" w:line="276" w:lineRule="auto"/>
+              <w:rPr>
+                <w:rFonts w:ascii="Arial" w:cs="Arial" w:eastAsia="Arial" w:hAnsi="Arial"/>
+                <w:sz w:val="20"/>
+              </w:rPr>
+            </w:pPr>
+            <w:r>
+              <w:rPr>
+                <w:rFonts w:ascii="Arial" w:cs="Arial" w:eastAsia="Arial" w:hAnsi="Arial"/>
+                <w:sz w:val="20"/>
+                <w:szCs w:val="20"/>
+              </w:rPr>
+              <w:t xml:space="preserve">Uma combinação das três opções.</w:t>
+            </w:r>
+          </w:p>
+        </w:tc>
+        <w:tc>
+          <w:tcPr>
+            <w:tcW w:w="5587" w:type="dxa"/>
+            <w:tcMar>
+              <w:top w:w="60" w:type="dxa"/>
+              <w:bottom w:w="60" w:type="dxa"/>
+              <w:left w:w="90" w:type="dxa"/>
+              <w:right w:w="90" w:type="dxa"/>
+            </w:tcMar>
+          </w:tcPr>
+          <w:p>
+            <w:pPr>
+              <w:spacing w:before="40" w:after="40" w:line="276" w:lineRule="auto"/>
+              <w:rPr>
+                <w:rFonts w:ascii="Arial" w:cs="Arial" w:eastAsia="Arial" w:hAnsi="Arial"/>
+                <w:sz w:val="20"/>
+              </w:rPr>
+            </w:pPr>
+            <w:r>
+              <w:rPr>
+                <w:rFonts w:ascii="Arial" w:cs="Arial" w:eastAsia="Arial" w:hAnsi="Arial"/>
+                <w:sz w:val="20"/>
+                <w:szCs w:val="20"/>
+              </w:rPr>
+              <w:t xml:space="preserve">Uma só. O prazo do caso comporta uma.</w:t>
             </w:r>
           </w:p>
         </w:tc>
@@ -979,7 +452,7 @@
           <w:sz w:val="22"/>
           <w:szCs w:val="22"/>
         </w:rPr>
-        <w:t xml:space="preserve">Um sinal transversal, que vale mais que qualquer campo: </w:t>
+        <w:t xml:space="preserve">Se um grupo passar os primeiros minutos perguntando o que é para entregar, o briefing falhou, não o grupo. </w:t>
       </w:r>
       <w:r>
         <w:rPr>
@@ -988,15 +461,7 @@
           <w:sz w:val="22"/>
           <w:szCs w:val="22"/>
         </w:rPr>
-        <w:t xml:space="preserve">o grupo perguntou algo sobre a pessoa que o enunciado não respondia?</w:t>
-      </w:r>
-      <w:r>
-        <w:rPr>
-          <w:rFonts w:ascii="Arial" w:cs="Arial" w:eastAsia="Arial" w:hAnsi="Arial"/>
-          <w:sz w:val="22"/>
-          <w:szCs w:val="22"/>
-        </w:rPr>
-        <w:t xml:space="preserve"> Quem faz isso está projetando para alguém. Quem não faz está resolvendo um exercício.</w:t>
+        <w:t xml:space="preserve">A frase que resolve é "escolham uma das três e defendam a escolha nos cinco campos".</w:t>
       </w:r>
     </w:p>
     <w:p>
@@ -1014,12 +479,16 @@
           <w:sz w:val="40"/>
           <w:szCs w:val="40"/>
         </w:rPr>
-        <w:t xml:space="preserve">Caso 1: A mão que não solta</w:t>
-      </w:r>
-    </w:p>
-    <w:p>
-      <w:pPr>
-        <w:spacing w:before="0" w:after="120" w:line="276" w:lineRule="auto"/>
+        <w:t xml:space="preserve">Como usar</w:t>
+      </w:r>
+    </w:p>
+    <w:p>
+      <w:pPr>
+        <w:numPr>
+          <w:ilvl w:val="0"/>
+          <w:numId w:val="1"/>
+        </w:numPr>
+        <w:spacing w:before="0" w:after="60" w:line="276" w:lineRule="auto"/>
         <w:rPr>
           <w:rFonts w:ascii="Arial" w:cs="Arial" w:eastAsia="Arial" w:hAnsi="Arial"/>
           <w:sz w:val="22"/>
@@ -1032,15 +501,117 @@
           <w:sz w:val="22"/>
           <w:szCs w:val="22"/>
         </w:rPr>
-        <w:t xml:space="preserve">O que o caso testa: </w:t>
-      </w:r>
-      <w:r>
-        <w:rPr>
-          <w:rFonts w:ascii="Arial" w:cs="Arial" w:eastAsia="Arial" w:hAnsi="Arial"/>
-          <w:sz w:val="22"/>
-          <w:szCs w:val="22"/>
-        </w:rPr>
-        <w:t xml:space="preserve">separar a função ("abrir a mão") do que a pessoa quer ("comer sozinho em público"). O grupo que fica na função projeta uma órtese genérica. O grupo que fica na necessidade percebe que discrição e vestir sozinho são requisitos, não acabamento.</w:t>
+        <w:t xml:space="preserve">Leia antes. </w:t>
+      </w:r>
+      <w:r>
+        <w:rPr>
+          <w:rFonts w:ascii="Arial" w:cs="Arial" w:eastAsia="Arial" w:hAnsi="Arial"/>
+          <w:sz w:val="22"/>
+          <w:szCs w:val="22"/>
+        </w:rPr>
+        <w:t xml:space="preserve">Antes da janela, não durante. Quem lê isto no meio do trabalho em grupo passa a caçar as palavras do papel na boca dos candidatos e deixa de ver o que interessa.</w:t>
+      </w:r>
+    </w:p>
+    <w:p>
+      <w:pPr>
+        <w:numPr>
+          <w:ilvl w:val="0"/>
+          <w:numId w:val="1"/>
+        </w:numPr>
+        <w:spacing w:before="0" w:after="60" w:line="276" w:lineRule="auto"/>
+        <w:rPr>
+          <w:rFonts w:ascii="Arial" w:cs="Arial" w:eastAsia="Arial" w:hAnsi="Arial"/>
+          <w:sz w:val="22"/>
+        </w:rPr>
+      </w:pPr>
+      <w:r>
+        <w:rPr>
+          <w:rFonts w:ascii="Arial" w:cs="Arial" w:eastAsia="Arial" w:hAnsi="Arial"/>
+          <w:sz w:val="22"/>
+          <w:szCs w:val="22"/>
+        </w:rPr>
+        <w:t xml:space="preserve">Não é checklist. Nenhum grupo perde ponto por não escrever o que está aqui. As respostas nota 5 são exemplos de um bom argumento, não o gabarito de um.</w:t>
+      </w:r>
+    </w:p>
+    <w:p>
+      <w:pPr>
+        <w:numPr>
+          <w:ilvl w:val="0"/>
+          <w:numId w:val="1"/>
+        </w:numPr>
+        <w:spacing w:before="0" w:after="60" w:line="276" w:lineRule="auto"/>
+        <w:rPr>
+          <w:rFonts w:ascii="Arial" w:cs="Arial" w:eastAsia="Arial" w:hAnsi="Arial"/>
+          <w:sz w:val="22"/>
+        </w:rPr>
+      </w:pPr>
+      <w:r>
+        <w:rPr>
+          <w:rFonts w:ascii="Arial" w:cs="Arial" w:eastAsia="Arial" w:hAnsi="Arial"/>
+          <w:sz w:val="22"/>
+          <w:szCs w:val="22"/>
+        </w:rPr>
+        <w:t xml:space="preserve">Nota alta não depende da letra escolhida. Um grupo pode tirar 5 defendendo qualquer uma das três, e o exemplo nota 5 de cada caso escolhe uma opção só para poder ser concreto.</w:t>
+      </w:r>
+    </w:p>
+    <w:p>
+      <w:pPr>
+        <w:numPr>
+          <w:ilvl w:val="0"/>
+          <w:numId w:val="1"/>
+        </w:numPr>
+        <w:spacing w:before="0" w:after="60" w:line="276" w:lineRule="auto"/>
+        <w:rPr>
+          <w:rFonts w:ascii="Arial" w:cs="Arial" w:eastAsia="Arial" w:hAnsi="Arial"/>
+          <w:sz w:val="22"/>
+        </w:rPr>
+      </w:pPr>
+      <w:r>
+        <w:rPr>
+          <w:rFonts w:ascii="Arial" w:cs="Arial" w:eastAsia="Arial" w:hAnsi="Arial"/>
+          <w:sz w:val="22"/>
+          <w:szCs w:val="22"/>
+        </w:rPr>
+        <w:t xml:space="preserve">Se um grupo trouxer argumento melhor do que está escrito aqui, é 5, e o gabarito é que ficou velho. Anote no fim da janela e leve para a revisão do fim da edição.</w:t>
+      </w:r>
+    </w:p>
+    <w:p>
+      <w:pPr>
+        <w:numPr>
+          <w:ilvl w:val="0"/>
+          <w:numId w:val="1"/>
+        </w:numPr>
+        <w:spacing w:before="0" w:after="60" w:line="276" w:lineRule="auto"/>
+        <w:rPr>
+          <w:rFonts w:ascii="Arial" w:cs="Arial" w:eastAsia="Arial" w:hAnsi="Arial"/>
+          <w:sz w:val="22"/>
+        </w:rPr>
+      </w:pPr>
+      <w:r>
+        <w:rPr>
+          <w:rFonts w:ascii="Arial" w:cs="Arial" w:eastAsia="Arial" w:hAnsi="Arial"/>
+          <w:sz w:val="22"/>
+          <w:szCs w:val="22"/>
+        </w:rPr>
+        <w:t xml:space="preserve">A leitura vale na calibração da mesa, depois que a última pessoa sai, nos cinco minutos combinados para acertar a régua entre os avaliadores.</w:t>
+      </w:r>
+    </w:p>
+    <w:p>
+      <w:pPr>
+        <w:pStyle w:val="Heading1"/>
+        <w:spacing w:before="320" w:after="120" w:line="276" w:lineRule="auto"/>
+        <w:rPr>
+          <w:rFonts w:ascii="Arial" w:cs="Arial" w:eastAsia="Arial" w:hAnsi="Arial"/>
+          <w:sz w:val="40"/>
+        </w:rPr>
+      </w:pPr>
+      <w:r>
+        <w:rPr>
+          <w:rFonts w:ascii="Arial" w:cs="Arial" w:eastAsia="Arial" w:hAnsi="Arial"/>
+          <w:sz w:val="40"/>
+          <w:szCs w:val="40"/>
+        </w:rPr>
+        <w:t xml:space="preserve">O que separa 1 de 5, em qualquer caso</w:t>
       </w:r>
     </w:p>
     <w:tbl>
@@ -1057,9 +628,10 @@
         <w:tblLayout w:type="fixed"/>
       </w:tblPr>
       <w:tblGrid>
-        <w:gridCol w:w="1448"/>
-        <w:gridCol w:w="4139"/>
-        <w:gridCol w:w="4760"/>
+        <w:gridCol w:w="1552"/>
+        <w:gridCol w:w="2897"/>
+        <w:gridCol w:w="2897"/>
+        <w:gridCol w:w="3000"/>
       </w:tblGrid>
       <w:tr>
         <w:trPr>
@@ -1067,7 +639,7 @@
         </w:trPr>
         <w:tc>
           <w:tcPr>
-            <w:tcW w:w="1448" w:type="dxa"/>
+            <w:tcW w:w="1552" w:type="dxa"/>
             <w:shd w:val="clear" w:color="auto" w:fill="EFEFEF"/>
             <w:tcMar>
               <w:top w:w="60" w:type="dxa"/>
@@ -1097,7 +669,7 @@
         </w:tc>
         <w:tc>
           <w:tcPr>
-            <w:tcW w:w="4139" w:type="dxa"/>
+            <w:tcW w:w="2897" w:type="dxa"/>
             <w:shd w:val="clear" w:color="auto" w:fill="EFEFEF"/>
             <w:tcMar>
               <w:top w:w="60" w:type="dxa"/>
@@ -1121,13 +693,13 @@
                 <w:sz w:val="20"/>
                 <w:szCs w:val="20"/>
               </w:rPr>
-              <w:t xml:space="preserve">O que se espera ouvir</w:t>
-            </w:r>
-          </w:p>
-        </w:tc>
-        <w:tc>
-          <w:tcPr>
-            <w:tcW w:w="4760" w:type="dxa"/>
+              <w:t xml:space="preserve">Resposta rasa</w:t>
+            </w:r>
+          </w:p>
+        </w:tc>
+        <w:tc>
+          <w:tcPr>
+            <w:tcW w:w="2897" w:type="dxa"/>
             <w:shd w:val="clear" w:color="auto" w:fill="EFEFEF"/>
             <w:tcMar>
               <w:top w:w="60" w:type="dxa"/>
@@ -1151,7 +723,37 @@
                 <w:sz w:val="20"/>
                 <w:szCs w:val="20"/>
               </w:rPr>
-              <w:t xml:space="preserve">Sinal de resposta forte</w:t>
+              <w:t xml:space="preserve">Resposta adequada</w:t>
+            </w:r>
+          </w:p>
+        </w:tc>
+        <w:tc>
+          <w:tcPr>
+            <w:tcW w:w="3000" w:type="dxa"/>
+            <w:shd w:val="clear" w:color="auto" w:fill="EFEFEF"/>
+            <w:tcMar>
+              <w:top w:w="60" w:type="dxa"/>
+              <w:bottom w:w="60" w:type="dxa"/>
+              <w:left w:w="90" w:type="dxa"/>
+              <w:right w:w="90" w:type="dxa"/>
+            </w:tcMar>
+          </w:tcPr>
+          <w:p>
+            <w:pPr>
+              <w:spacing w:before="40" w:after="40" w:line="276" w:lineRule="auto"/>
+              <w:rPr>
+                <w:rFonts w:ascii="Arial" w:cs="Arial" w:eastAsia="Arial" w:hAnsi="Arial"/>
+                <w:sz w:val="20"/>
+              </w:rPr>
+            </w:pPr>
+            <w:r>
+              <w:rPr>
+                <w:rFonts w:ascii="Arial" w:cs="Arial" w:eastAsia="Arial" w:hAnsi="Arial"/>
+                <w:b/>
+                <w:sz w:val="20"/>
+                <w:szCs w:val="20"/>
+              </w:rPr>
+              <w:t xml:space="preserve">Resposta forte</w:t>
             </w:r>
           </w:p>
         </w:tc>
@@ -1159,85 +761,113 @@
       <w:tr>
         <w:tc>
           <w:tcPr>
-            <w:tcW w:w="1448" w:type="dxa"/>
-            <w:tcMar>
-              <w:top w:w="60" w:type="dxa"/>
-              <w:bottom w:w="60" w:type="dxa"/>
-              <w:left w:w="90" w:type="dxa"/>
-              <w:right w:w="90" w:type="dxa"/>
-            </w:tcMar>
-          </w:tcPr>
-          <w:p>
-            <w:pPr>
-              <w:spacing w:before="40" w:after="40" w:line="276" w:lineRule="auto"/>
-              <w:rPr>
-                <w:rFonts w:ascii="Arial" w:cs="Arial" w:eastAsia="Arial" w:hAnsi="Arial"/>
-                <w:sz w:val="20"/>
-              </w:rPr>
-            </w:pPr>
-            <w:r>
-              <w:rPr>
-                <w:rFonts w:ascii="Arial" w:cs="Arial" w:eastAsia="Arial" w:hAnsi="Arial"/>
-                <w:sz w:val="20"/>
-                <w:szCs w:val="20"/>
-              </w:rPr>
-              <w:t xml:space="preserve">Quem é</w:t>
-            </w:r>
-          </w:p>
-        </w:tc>
-        <w:tc>
-          <w:tcPr>
-            <w:tcW w:w="4139" w:type="dxa"/>
-            <w:tcMar>
-              <w:top w:w="60" w:type="dxa"/>
-              <w:bottom w:w="60" w:type="dxa"/>
-              <w:left w:w="90" w:type="dxa"/>
-              <w:right w:w="90" w:type="dxa"/>
-            </w:tcMar>
-          </w:tcPr>
-          <w:p>
-            <w:pPr>
-              <w:spacing w:before="40" w:after="40" w:line="276" w:lineRule="auto"/>
-              <w:rPr>
-                <w:rFonts w:ascii="Arial" w:cs="Arial" w:eastAsia="Arial" w:hAnsi="Arial"/>
-                <w:sz w:val="20"/>
-              </w:rPr>
-            </w:pPr>
-            <w:r>
-              <w:rPr>
-                <w:rFonts w:ascii="Arial" w:cs="Arial" w:eastAsia="Arial" w:hAnsi="Arial"/>
-                <w:sz w:val="20"/>
-                <w:szCs w:val="20"/>
-              </w:rPr>
-              <w:t xml:space="preserve">Ele volta a comer fora de casa sem pedir ajuda.</w:t>
-            </w:r>
-          </w:p>
-        </w:tc>
-        <w:tc>
-          <w:tcPr>
-            <w:tcW w:w="4760" w:type="dxa"/>
-            <w:tcMar>
-              <w:top w:w="60" w:type="dxa"/>
-              <w:bottom w:w="60" w:type="dxa"/>
-              <w:left w:w="90" w:type="dxa"/>
-              <w:right w:w="90" w:type="dxa"/>
-            </w:tcMar>
-          </w:tcPr>
-          <w:p>
-            <w:pPr>
-              <w:spacing w:before="40" w:after="40" w:line="276" w:lineRule="auto"/>
-              <w:rPr>
-                <w:rFonts w:ascii="Arial" w:cs="Arial" w:eastAsia="Arial" w:hAnsi="Arial"/>
-                <w:sz w:val="20"/>
-              </w:rPr>
-            </w:pPr>
-            <w:r>
-              <w:rPr>
-                <w:rFonts w:ascii="Arial" w:cs="Arial" w:eastAsia="Arial" w:hAnsi="Arial"/>
-                <w:sz w:val="20"/>
-                <w:szCs w:val="20"/>
-              </w:rPr>
-              <w:t xml:space="preserve">Nomeia o constrangimento, não só a mecânica. Cita que a mudança é social antes de ser motora.</w:t>
+            <w:tcW w:w="1552" w:type="dxa"/>
+            <w:tcMar>
+              <w:top w:w="60" w:type="dxa"/>
+              <w:bottom w:w="60" w:type="dxa"/>
+              <w:left w:w="90" w:type="dxa"/>
+              <w:right w:w="90" w:type="dxa"/>
+            </w:tcMar>
+          </w:tcPr>
+          <w:p>
+            <w:pPr>
+              <w:spacing w:before="40" w:after="40" w:line="276" w:lineRule="auto"/>
+              <w:rPr>
+                <w:rFonts w:ascii="Arial" w:cs="Arial" w:eastAsia="Arial" w:hAnsi="Arial"/>
+                <w:sz w:val="20"/>
+              </w:rPr>
+            </w:pPr>
+            <w:r>
+              <w:rPr>
+                <w:rFonts w:ascii="Arial" w:cs="Arial" w:eastAsia="Arial" w:hAnsi="Arial"/>
+                <w:sz w:val="20"/>
+                <w:szCs w:val="20"/>
+              </w:rPr>
+              <w:t xml:space="preserve">A opção que vocês levam</w:t>
+            </w:r>
+          </w:p>
+        </w:tc>
+        <w:tc>
+          <w:tcPr>
+            <w:tcW w:w="2897" w:type="dxa"/>
+            <w:tcMar>
+              <w:top w:w="60" w:type="dxa"/>
+              <w:bottom w:w="60" w:type="dxa"/>
+              <w:left w:w="90" w:type="dxa"/>
+              <w:right w:w="90" w:type="dxa"/>
+            </w:tcMar>
+          </w:tcPr>
+          <w:p>
+            <w:pPr>
+              <w:spacing w:before="40" w:after="40" w:line="276" w:lineRule="auto"/>
+              <w:rPr>
+                <w:rFonts w:ascii="Arial" w:cs="Arial" w:eastAsia="Arial" w:hAnsi="Arial"/>
+                <w:sz w:val="20"/>
+              </w:rPr>
+            </w:pPr>
+            <w:r>
+              <w:rPr>
+                <w:rFonts w:ascii="Arial" w:cs="Arial" w:eastAsia="Arial" w:hAnsi="Arial"/>
+                <w:sz w:val="20"/>
+                <w:szCs w:val="20"/>
+              </w:rPr>
+              <w:t xml:space="preserve">Não escolhe, escolhe duas, ou mistura pedaços das três.</w:t>
+            </w:r>
+          </w:p>
+        </w:tc>
+        <w:tc>
+          <w:tcPr>
+            <w:tcW w:w="2897" w:type="dxa"/>
+            <w:tcMar>
+              <w:top w:w="60" w:type="dxa"/>
+              <w:bottom w:w="60" w:type="dxa"/>
+              <w:left w:w="90" w:type="dxa"/>
+              <w:right w:w="90" w:type="dxa"/>
+            </w:tcMar>
+          </w:tcPr>
+          <w:p>
+            <w:pPr>
+              <w:spacing w:before="40" w:after="40" w:line="276" w:lineRule="auto"/>
+              <w:rPr>
+                <w:rFonts w:ascii="Arial" w:cs="Arial" w:eastAsia="Arial" w:hAnsi="Arial"/>
+                <w:sz w:val="20"/>
+              </w:rPr>
+            </w:pPr>
+            <w:r>
+              <w:rPr>
+                <w:rFonts w:ascii="Arial" w:cs="Arial" w:eastAsia="Arial" w:hAnsi="Arial"/>
+                <w:sz w:val="20"/>
+                <w:szCs w:val="20"/>
+              </w:rPr>
+              <w:t xml:space="preserve">Uma letra, com a frase do que será construído.</w:t>
+            </w:r>
+          </w:p>
+        </w:tc>
+        <w:tc>
+          <w:tcPr>
+            <w:tcW w:w="3000" w:type="dxa"/>
+            <w:tcMar>
+              <w:top w:w="60" w:type="dxa"/>
+              <w:bottom w:w="60" w:type="dxa"/>
+              <w:left w:w="90" w:type="dxa"/>
+              <w:right w:w="90" w:type="dxa"/>
+            </w:tcMar>
+          </w:tcPr>
+          <w:p>
+            <w:pPr>
+              <w:spacing w:before="40" w:after="40" w:line="276" w:lineRule="auto"/>
+              <w:rPr>
+                <w:rFonts w:ascii="Arial" w:cs="Arial" w:eastAsia="Arial" w:hAnsi="Arial"/>
+                <w:sz w:val="20"/>
+              </w:rPr>
+            </w:pPr>
+            <w:r>
+              <w:rPr>
+                <w:rFonts w:ascii="Arial" w:cs="Arial" w:eastAsia="Arial" w:hAnsi="Arial"/>
+                <w:sz w:val="20"/>
+                <w:szCs w:val="20"/>
+              </w:rPr>
+              <w:t xml:space="preserve">Uma letra e o recorte: o que exatamente entra primeiro, e o que fica para depois.</w:t>
             </w:r>
           </w:p>
         </w:tc>
@@ -1245,85 +875,113 @@
       <w:tr>
         <w:tc>
           <w:tcPr>
-            <w:tcW w:w="1448" w:type="dxa"/>
-            <w:tcMar>
-              <w:top w:w="60" w:type="dxa"/>
-              <w:bottom w:w="60" w:type="dxa"/>
-              <w:left w:w="90" w:type="dxa"/>
-              <w:right w:w="90" w:type="dxa"/>
-            </w:tcMar>
-          </w:tcPr>
-          <w:p>
-            <w:pPr>
-              <w:spacing w:before="40" w:after="40" w:line="276" w:lineRule="auto"/>
-              <w:rPr>
-                <w:rFonts w:ascii="Arial" w:cs="Arial" w:eastAsia="Arial" w:hAnsi="Arial"/>
-                <w:sz w:val="20"/>
-              </w:rPr>
-            </w:pPr>
-            <w:r>
-              <w:rPr>
-                <w:rFonts w:ascii="Arial" w:cs="Arial" w:eastAsia="Arial" w:hAnsi="Arial"/>
-                <w:sz w:val="20"/>
-                <w:szCs w:val="20"/>
-              </w:rPr>
-              <w:t xml:space="preserve">O mínimo</w:t>
-            </w:r>
-          </w:p>
-        </w:tc>
-        <w:tc>
-          <w:tcPr>
-            <w:tcW w:w="4139" w:type="dxa"/>
-            <w:tcMar>
-              <w:top w:w="60" w:type="dxa"/>
-              <w:bottom w:w="60" w:type="dxa"/>
-              <w:left w:w="90" w:type="dxa"/>
-              <w:right w:w="90" w:type="dxa"/>
-            </w:tcMar>
-          </w:tcPr>
-          <w:p>
-            <w:pPr>
-              <w:spacing w:before="40" w:after="40" w:line="276" w:lineRule="auto"/>
-              <w:rPr>
-                <w:rFonts w:ascii="Arial" w:cs="Arial" w:eastAsia="Arial" w:hAnsi="Arial"/>
-                <w:sz w:val="20"/>
-              </w:rPr>
-            </w:pPr>
-            <w:r>
-              <w:rPr>
-                <w:rFonts w:ascii="Arial" w:cs="Arial" w:eastAsia="Arial" w:hAnsi="Arial"/>
-                <w:sz w:val="20"/>
-                <w:szCs w:val="20"/>
-              </w:rPr>
-              <w:t xml:space="preserve">Algo que abre a mão sob comando dele, leve e discreto.</w:t>
-            </w:r>
-          </w:p>
-        </w:tc>
-        <w:tc>
-          <w:tcPr>
-            <w:tcW w:w="4760" w:type="dxa"/>
-            <w:tcMar>
-              <w:top w:w="60" w:type="dxa"/>
-              <w:bottom w:w="60" w:type="dxa"/>
-              <w:left w:w="90" w:type="dxa"/>
-              <w:right w:w="90" w:type="dxa"/>
-            </w:tcMar>
-          </w:tcPr>
-          <w:p>
-            <w:pPr>
-              <w:spacing w:before="40" w:after="40" w:line="276" w:lineRule="auto"/>
-              <w:rPr>
-                <w:rFonts w:ascii="Arial" w:cs="Arial" w:eastAsia="Arial" w:hAnsi="Arial"/>
-                <w:sz w:val="20"/>
-              </w:rPr>
-            </w:pPr>
-            <w:r>
-              <w:rPr>
-                <w:rFonts w:ascii="Arial" w:cs="Arial" w:eastAsia="Arial" w:hAnsi="Arial"/>
-                <w:sz w:val="20"/>
-                <w:szCs w:val="20"/>
-              </w:rPr>
-              <w:t xml:space="preserve">Diz como ele aciona (o outro braço, um botão, o próprio movimento) e reconhece que ele precisa vestir o dispositivo sozinho.</w:t>
+            <w:tcW w:w="1552" w:type="dxa"/>
+            <w:tcMar>
+              <w:top w:w="60" w:type="dxa"/>
+              <w:bottom w:w="60" w:type="dxa"/>
+              <w:left w:w="90" w:type="dxa"/>
+              <w:right w:w="90" w:type="dxa"/>
+            </w:tcMar>
+          </w:tcPr>
+          <w:p>
+            <w:pPr>
+              <w:spacing w:before="40" w:after="40" w:line="276" w:lineRule="auto"/>
+              <w:rPr>
+                <w:rFonts w:ascii="Arial" w:cs="Arial" w:eastAsia="Arial" w:hAnsi="Arial"/>
+                <w:sz w:val="20"/>
+              </w:rPr>
+            </w:pPr>
+            <w:r>
+              <w:rPr>
+                <w:rFonts w:ascii="Arial" w:cs="Arial" w:eastAsia="Arial" w:hAnsi="Arial"/>
+                <w:sz w:val="20"/>
+                <w:szCs w:val="20"/>
+              </w:rPr>
+              <w:t xml:space="preserve">Por que essa e não as outras</w:t>
+            </w:r>
+          </w:p>
+        </w:tc>
+        <w:tc>
+          <w:tcPr>
+            <w:tcW w:w="2897" w:type="dxa"/>
+            <w:tcMar>
+              <w:top w:w="60" w:type="dxa"/>
+              <w:bottom w:w="60" w:type="dxa"/>
+              <w:left w:w="90" w:type="dxa"/>
+              <w:right w:w="90" w:type="dxa"/>
+            </w:tcMar>
+          </w:tcPr>
+          <w:p>
+            <w:pPr>
+              <w:spacing w:before="40" w:after="40" w:line="276" w:lineRule="auto"/>
+              <w:rPr>
+                <w:rFonts w:ascii="Arial" w:cs="Arial" w:eastAsia="Arial" w:hAnsi="Arial"/>
+                <w:sz w:val="20"/>
+              </w:rPr>
+            </w:pPr>
+            <w:r>
+              <w:rPr>
+                <w:rFonts w:ascii="Arial" w:cs="Arial" w:eastAsia="Arial" w:hAnsi="Arial"/>
+                <w:sz w:val="20"/>
+                <w:szCs w:val="20"/>
+              </w:rPr>
+              <w:t xml:space="preserve">Justifica pela facilidade de construir ou pelo prazo mais curto.</w:t>
+            </w:r>
+          </w:p>
+        </w:tc>
+        <w:tc>
+          <w:tcPr>
+            <w:tcW w:w="2897" w:type="dxa"/>
+            <w:tcMar>
+              <w:top w:w="60" w:type="dxa"/>
+              <w:bottom w:w="60" w:type="dxa"/>
+              <w:left w:w="90" w:type="dxa"/>
+              <w:right w:w="90" w:type="dxa"/>
+            </w:tcMar>
+          </w:tcPr>
+          <w:p>
+            <w:pPr>
+              <w:spacing w:before="40" w:after="40" w:line="276" w:lineRule="auto"/>
+              <w:rPr>
+                <w:rFonts w:ascii="Arial" w:cs="Arial" w:eastAsia="Arial" w:hAnsi="Arial"/>
+                <w:sz w:val="20"/>
+              </w:rPr>
+            </w:pPr>
+            <w:r>
+              <w:rPr>
+                <w:rFonts w:ascii="Arial" w:cs="Arial" w:eastAsia="Arial" w:hAnsi="Arial"/>
+                <w:sz w:val="20"/>
+                <w:szCs w:val="20"/>
+              </w:rPr>
+              <w:t xml:space="preserve">Compara com pelo menos uma das outras, do ponto de vista da pessoa do caso.</w:t>
+            </w:r>
+          </w:p>
+        </w:tc>
+        <w:tc>
+          <w:tcPr>
+            <w:tcW w:w="3000" w:type="dxa"/>
+            <w:tcMar>
+              <w:top w:w="60" w:type="dxa"/>
+              <w:bottom w:w="60" w:type="dxa"/>
+              <w:left w:w="90" w:type="dxa"/>
+              <w:right w:w="90" w:type="dxa"/>
+            </w:tcMar>
+          </w:tcPr>
+          <w:p>
+            <w:pPr>
+              <w:spacing w:before="40" w:after="40" w:line="276" w:lineRule="auto"/>
+              <w:rPr>
+                <w:rFonts w:ascii="Arial" w:cs="Arial" w:eastAsia="Arial" w:hAnsi="Arial"/>
+                <w:sz w:val="20"/>
+              </w:rPr>
+            </w:pPr>
+            <w:r>
+              <w:rPr>
+                <w:rFonts w:ascii="Arial" w:cs="Arial" w:eastAsia="Arial" w:hAnsi="Arial"/>
+                <w:sz w:val="20"/>
+                <w:szCs w:val="20"/>
+              </w:rPr>
+              <w:t xml:space="preserve">Usa a frase da pessoa, ou uma restrição do caso, como critério de decisão, e diz o que as outras duas perdem por ele.</w:t>
             </w:r>
           </w:p>
         </w:tc>
@@ -1331,85 +989,113 @@
       <w:tr>
         <w:tc>
           <w:tcPr>
-            <w:tcW w:w="1448" w:type="dxa"/>
-            <w:tcMar>
-              <w:top w:w="60" w:type="dxa"/>
-              <w:bottom w:w="60" w:type="dxa"/>
-              <w:left w:w="90" w:type="dxa"/>
-              <w:right w:w="90" w:type="dxa"/>
-            </w:tcMar>
-          </w:tcPr>
-          <w:p>
-            <w:pPr>
-              <w:spacing w:before="40" w:after="40" w:line="276" w:lineRule="auto"/>
-              <w:rPr>
-                <w:rFonts w:ascii="Arial" w:cs="Arial" w:eastAsia="Arial" w:hAnsi="Arial"/>
-                <w:sz w:val="20"/>
-              </w:rPr>
-            </w:pPr>
-            <w:r>
-              <w:rPr>
-                <w:rFonts w:ascii="Arial" w:cs="Arial" w:eastAsia="Arial" w:hAnsi="Arial"/>
-                <w:sz w:val="20"/>
-                <w:szCs w:val="20"/>
-              </w:rPr>
-              <w:t xml:space="preserve">O teste</w:t>
-            </w:r>
-          </w:p>
-        </w:tc>
-        <w:tc>
-          <w:tcPr>
-            <w:tcW w:w="4139" w:type="dxa"/>
-            <w:tcMar>
-              <w:top w:w="60" w:type="dxa"/>
-              <w:bottom w:w="60" w:type="dxa"/>
-              <w:left w:w="90" w:type="dxa"/>
-              <w:right w:w="90" w:type="dxa"/>
-            </w:tcMar>
-          </w:tcPr>
-          <w:p>
-            <w:pPr>
-              <w:spacing w:before="40" w:after="40" w:line="276" w:lineRule="auto"/>
-              <w:rPr>
-                <w:rFonts w:ascii="Arial" w:cs="Arial" w:eastAsia="Arial" w:hAnsi="Arial"/>
-                <w:sz w:val="20"/>
-              </w:rPr>
-            </w:pPr>
-            <w:r>
-              <w:rPr>
-                <w:rFonts w:ascii="Arial" w:cs="Arial" w:eastAsia="Arial" w:hAnsi="Arial"/>
-                <w:sz w:val="20"/>
-                <w:szCs w:val="20"/>
-              </w:rPr>
-              <w:t xml:space="preserve">Uma refeição real, contando quantas vezes ele precisou de ajuda.</w:t>
-            </w:r>
-          </w:p>
-        </w:tc>
-        <w:tc>
-          <w:tcPr>
-            <w:tcW w:w="4760" w:type="dxa"/>
-            <w:tcMar>
-              <w:top w:w="60" w:type="dxa"/>
-              <w:bottom w:w="60" w:type="dxa"/>
-              <w:left w:w="90" w:type="dxa"/>
-              <w:right w:w="90" w:type="dxa"/>
-            </w:tcMar>
-          </w:tcPr>
-          <w:p>
-            <w:pPr>
-              <w:spacing w:before="40" w:after="40" w:line="276" w:lineRule="auto"/>
-              <w:rPr>
-                <w:rFonts w:ascii="Arial" w:cs="Arial" w:eastAsia="Arial" w:hAnsi="Arial"/>
-                <w:sz w:val="20"/>
-              </w:rPr>
-            </w:pPr>
-            <w:r>
-              <w:rPr>
-                <w:rFonts w:ascii="Arial" w:cs="Arial" w:eastAsia="Arial" w:hAnsi="Arial"/>
-                <w:sz w:val="20"/>
-                <w:szCs w:val="20"/>
-              </w:rPr>
-              <w:t xml:space="preserve">Estabelece a linha de base antes ("hoje pede ajuda X vezes por refeição") e testa com ele, não com um membro da equipe.</w:t>
+            <w:tcW w:w="1552" w:type="dxa"/>
+            <w:tcMar>
+              <w:top w:w="60" w:type="dxa"/>
+              <w:bottom w:w="60" w:type="dxa"/>
+              <w:left w:w="90" w:type="dxa"/>
+              <w:right w:w="90" w:type="dxa"/>
+            </w:tcMar>
+          </w:tcPr>
+          <w:p>
+            <w:pPr>
+              <w:spacing w:before="40" w:after="40" w:line="276" w:lineRule="auto"/>
+              <w:rPr>
+                <w:rFonts w:ascii="Arial" w:cs="Arial" w:eastAsia="Arial" w:hAnsi="Arial"/>
+                <w:sz w:val="20"/>
+              </w:rPr>
+            </w:pPr>
+            <w:r>
+              <w:rPr>
+                <w:rFonts w:ascii="Arial" w:cs="Arial" w:eastAsia="Arial" w:hAnsi="Arial"/>
+                <w:sz w:val="20"/>
+                <w:szCs w:val="20"/>
+              </w:rPr>
+              <w:t xml:space="preserve">O que vocês abrem mão</w:t>
+            </w:r>
+          </w:p>
+        </w:tc>
+        <w:tc>
+          <w:tcPr>
+            <w:tcW w:w="2897" w:type="dxa"/>
+            <w:tcMar>
+              <w:top w:w="60" w:type="dxa"/>
+              <w:bottom w:w="60" w:type="dxa"/>
+              <w:left w:w="90" w:type="dxa"/>
+              <w:right w:w="90" w:type="dxa"/>
+            </w:tcMar>
+          </w:tcPr>
+          <w:p>
+            <w:pPr>
+              <w:spacing w:before="40" w:after="40" w:line="276" w:lineRule="auto"/>
+              <w:rPr>
+                <w:rFonts w:ascii="Arial" w:cs="Arial" w:eastAsia="Arial" w:hAnsi="Arial"/>
+                <w:sz w:val="20"/>
+              </w:rPr>
+            </w:pPr>
+            <w:r>
+              <w:rPr>
+                <w:rFonts w:ascii="Arial" w:cs="Arial" w:eastAsia="Arial" w:hAnsi="Arial"/>
+                <w:sz w:val="20"/>
+                <w:szCs w:val="20"/>
+              </w:rPr>
+              <w:t xml:space="preserve">"Nada", ou repete uma vantagem como se fosse perda.</w:t>
+            </w:r>
+          </w:p>
+        </w:tc>
+        <w:tc>
+          <w:tcPr>
+            <w:tcW w:w="2897" w:type="dxa"/>
+            <w:tcMar>
+              <w:top w:w="60" w:type="dxa"/>
+              <w:bottom w:w="60" w:type="dxa"/>
+              <w:left w:w="90" w:type="dxa"/>
+              <w:right w:w="90" w:type="dxa"/>
+            </w:tcMar>
+          </w:tcPr>
+          <w:p>
+            <w:pPr>
+              <w:spacing w:before="40" w:after="40" w:line="276" w:lineRule="auto"/>
+              <w:rPr>
+                <w:rFonts w:ascii="Arial" w:cs="Arial" w:eastAsia="Arial" w:hAnsi="Arial"/>
+                <w:sz w:val="20"/>
+              </w:rPr>
+            </w:pPr>
+            <w:r>
+              <w:rPr>
+                <w:rFonts w:ascii="Arial" w:cs="Arial" w:eastAsia="Arial" w:hAnsi="Arial"/>
+                <w:sz w:val="20"/>
+                <w:szCs w:val="20"/>
+              </w:rPr>
+              <w:t xml:space="preserve">Nomeia o que a opção escolhida não faz.</w:t>
+            </w:r>
+          </w:p>
+        </w:tc>
+        <w:tc>
+          <w:tcPr>
+            <w:tcW w:w="3000" w:type="dxa"/>
+            <w:tcMar>
+              <w:top w:w="60" w:type="dxa"/>
+              <w:bottom w:w="60" w:type="dxa"/>
+              <w:left w:w="90" w:type="dxa"/>
+              <w:right w:w="90" w:type="dxa"/>
+            </w:tcMar>
+          </w:tcPr>
+          <w:p>
+            <w:pPr>
+              <w:spacing w:before="40" w:after="40" w:line="276" w:lineRule="auto"/>
+              <w:rPr>
+                <w:rFonts w:ascii="Arial" w:cs="Arial" w:eastAsia="Arial" w:hAnsi="Arial"/>
+                <w:sz w:val="20"/>
+              </w:rPr>
+            </w:pPr>
+            <w:r>
+              <w:rPr>
+                <w:rFonts w:ascii="Arial" w:cs="Arial" w:eastAsia="Arial" w:hAnsi="Arial"/>
+                <w:sz w:val="20"/>
+                <w:szCs w:val="20"/>
+              </w:rPr>
+              <w:t xml:space="preserve">Nomeia a perda e diz por que ela é aceitável para essa pessoa, agora.</w:t>
             </w:r>
           </w:p>
         </w:tc>
@@ -1417,85 +1103,113 @@
       <w:tr>
         <w:tc>
           <w:tcPr>
-            <w:tcW w:w="1448" w:type="dxa"/>
-            <w:tcMar>
-              <w:top w:w="60" w:type="dxa"/>
-              <w:bottom w:w="60" w:type="dxa"/>
-              <w:left w:w="90" w:type="dxa"/>
-              <w:right w:w="90" w:type="dxa"/>
-            </w:tcMar>
-          </w:tcPr>
-          <w:p>
-            <w:pPr>
-              <w:spacing w:before="40" w:after="40" w:line="276" w:lineRule="auto"/>
-              <w:rPr>
-                <w:rFonts w:ascii="Arial" w:cs="Arial" w:eastAsia="Arial" w:hAnsi="Arial"/>
-                <w:sz w:val="20"/>
-              </w:rPr>
-            </w:pPr>
-            <w:r>
-              <w:rPr>
-                <w:rFonts w:ascii="Arial" w:cs="Arial" w:eastAsia="Arial" w:hAnsi="Arial"/>
-                <w:sz w:val="20"/>
-                <w:szCs w:val="20"/>
-              </w:rPr>
-              <w:t xml:space="preserve">O risco</w:t>
-            </w:r>
-          </w:p>
-        </w:tc>
-        <w:tc>
-          <w:tcPr>
-            <w:tcW w:w="4139" w:type="dxa"/>
-            <w:tcMar>
-              <w:top w:w="60" w:type="dxa"/>
-              <w:bottom w:w="60" w:type="dxa"/>
-              <w:left w:w="90" w:type="dxa"/>
-              <w:right w:w="90" w:type="dxa"/>
-            </w:tcMar>
-          </w:tcPr>
-          <w:p>
-            <w:pPr>
-              <w:spacing w:before="40" w:after="40" w:line="276" w:lineRule="auto"/>
-              <w:rPr>
-                <w:rFonts w:ascii="Arial" w:cs="Arial" w:eastAsia="Arial" w:hAnsi="Arial"/>
-                <w:sz w:val="20"/>
-              </w:rPr>
-            </w:pPr>
-            <w:r>
-              <w:rPr>
-                <w:rFonts w:ascii="Arial" w:cs="Arial" w:eastAsia="Arial" w:hAnsi="Arial"/>
-                <w:sz w:val="20"/>
-                <w:szCs w:val="20"/>
-              </w:rPr>
-              <w:t xml:space="preserve">Ele não conseguir colocar sozinho, ou achar chamativo e não usar.</w:t>
-            </w:r>
-          </w:p>
-        </w:tc>
-        <w:tc>
-          <w:tcPr>
-            <w:tcW w:w="4760" w:type="dxa"/>
-            <w:tcMar>
-              <w:top w:w="60" w:type="dxa"/>
-              <w:bottom w:w="60" w:type="dxa"/>
-              <w:left w:w="90" w:type="dxa"/>
-              <w:right w:w="90" w:type="dxa"/>
-            </w:tcMar>
-          </w:tcPr>
-          <w:p>
-            <w:pPr>
-              <w:spacing w:before="40" w:after="40" w:line="276" w:lineRule="auto"/>
-              <w:rPr>
-                <w:rFonts w:ascii="Arial" w:cs="Arial" w:eastAsia="Arial" w:hAnsi="Arial"/>
-                <w:sz w:val="20"/>
-              </w:rPr>
-            </w:pPr>
-            <w:r>
-              <w:rPr>
-                <w:rFonts w:ascii="Arial" w:cs="Arial" w:eastAsia="Arial" w:hAnsi="Arial"/>
-                <w:sz w:val="20"/>
-                <w:szCs w:val="20"/>
-              </w:rPr>
-              <w:t xml:space="preserve">Propõe descobrir isso na primeira semana, com um protótipo feio, antes de projetar bonito.</w:t>
+            <w:tcW w:w="1552" w:type="dxa"/>
+            <w:tcMar>
+              <w:top w:w="60" w:type="dxa"/>
+              <w:bottom w:w="60" w:type="dxa"/>
+              <w:left w:w="90" w:type="dxa"/>
+              <w:right w:w="90" w:type="dxa"/>
+            </w:tcMar>
+          </w:tcPr>
+          <w:p>
+            <w:pPr>
+              <w:spacing w:before="40" w:after="40" w:line="276" w:lineRule="auto"/>
+              <w:rPr>
+                <w:rFonts w:ascii="Arial" w:cs="Arial" w:eastAsia="Arial" w:hAnsi="Arial"/>
+                <w:sz w:val="20"/>
+              </w:rPr>
+            </w:pPr>
+            <w:r>
+              <w:rPr>
+                <w:rFonts w:ascii="Arial" w:cs="Arial" w:eastAsia="Arial" w:hAnsi="Arial"/>
+                <w:sz w:val="20"/>
+                <w:szCs w:val="20"/>
+              </w:rPr>
+              <w:t xml:space="preserve">Como saber em duas semanas se erramos</w:t>
+            </w:r>
+          </w:p>
+        </w:tc>
+        <w:tc>
+          <w:tcPr>
+            <w:tcW w:w="2897" w:type="dxa"/>
+            <w:tcMar>
+              <w:top w:w="60" w:type="dxa"/>
+              <w:bottom w:w="60" w:type="dxa"/>
+              <w:left w:w="90" w:type="dxa"/>
+              <w:right w:w="90" w:type="dxa"/>
+            </w:tcMar>
+          </w:tcPr>
+          <w:p>
+            <w:pPr>
+              <w:spacing w:before="40" w:after="40" w:line="276" w:lineRule="auto"/>
+              <w:rPr>
+                <w:rFonts w:ascii="Arial" w:cs="Arial" w:eastAsia="Arial" w:hAnsi="Arial"/>
+                <w:sz w:val="20"/>
+              </w:rPr>
+            </w:pPr>
+            <w:r>
+              <w:rPr>
+                <w:rFonts w:ascii="Arial" w:cs="Arial" w:eastAsia="Arial" w:hAnsi="Arial"/>
+                <w:sz w:val="20"/>
+                <w:szCs w:val="20"/>
+              </w:rPr>
+              <w:t xml:space="preserve">"Testando com o usuário", ou um teste que só termina no fim dos seis meses.</w:t>
+            </w:r>
+          </w:p>
+        </w:tc>
+        <w:tc>
+          <w:tcPr>
+            <w:tcW w:w="2897" w:type="dxa"/>
+            <w:tcMar>
+              <w:top w:w="60" w:type="dxa"/>
+              <w:bottom w:w="60" w:type="dxa"/>
+              <w:left w:w="90" w:type="dxa"/>
+              <w:right w:w="90" w:type="dxa"/>
+            </w:tcMar>
+          </w:tcPr>
+          <w:p>
+            <w:pPr>
+              <w:spacing w:before="40" w:after="40" w:line="276" w:lineRule="auto"/>
+              <w:rPr>
+                <w:rFonts w:ascii="Arial" w:cs="Arial" w:eastAsia="Arial" w:hAnsi="Arial"/>
+                <w:sz w:val="20"/>
+              </w:rPr>
+            </w:pPr>
+            <w:r>
+              <w:rPr>
+                <w:rFonts w:ascii="Arial" w:cs="Arial" w:eastAsia="Arial" w:hAnsi="Arial"/>
+                <w:sz w:val="20"/>
+                <w:szCs w:val="20"/>
+              </w:rPr>
+              <w:t xml:space="preserve">Um teste em duas semanas, com quem e onde.</w:t>
+            </w:r>
+          </w:p>
+        </w:tc>
+        <w:tc>
+          <w:tcPr>
+            <w:tcW w:w="3000" w:type="dxa"/>
+            <w:tcMar>
+              <w:top w:w="60" w:type="dxa"/>
+              <w:bottom w:w="60" w:type="dxa"/>
+              <w:left w:w="90" w:type="dxa"/>
+              <w:right w:w="90" w:type="dxa"/>
+            </w:tcMar>
+          </w:tcPr>
+          <w:p>
+            <w:pPr>
+              <w:spacing w:before="40" w:after="40" w:line="276" w:lineRule="auto"/>
+              <w:rPr>
+                <w:rFonts w:ascii="Arial" w:cs="Arial" w:eastAsia="Arial" w:hAnsi="Arial"/>
+                <w:sz w:val="20"/>
+              </w:rPr>
+            </w:pPr>
+            <w:r>
+              <w:rPr>
+                <w:rFonts w:ascii="Arial" w:cs="Arial" w:eastAsia="Arial" w:hAnsi="Arial"/>
+                <w:sz w:val="20"/>
+                <w:szCs w:val="20"/>
+              </w:rPr>
+              <w:t xml:space="preserve">Um teste barato, muitas vezes sem construir nada, com o resultado que faria o grupo abandonar a escolha.</w:t>
             </w:r>
           </w:p>
         </w:tc>
@@ -1503,85 +1217,113 @@
       <w:tr>
         <w:tc>
           <w:tcPr>
-            <w:tcW w:w="1448" w:type="dxa"/>
-            <w:tcMar>
-              <w:top w:w="60" w:type="dxa"/>
-              <w:bottom w:w="60" w:type="dxa"/>
-              <w:left w:w="90" w:type="dxa"/>
-              <w:right w:w="90" w:type="dxa"/>
-            </w:tcMar>
-          </w:tcPr>
-          <w:p>
-            <w:pPr>
-              <w:spacing w:before="40" w:after="40" w:line="276" w:lineRule="auto"/>
-              <w:rPr>
-                <w:rFonts w:ascii="Arial" w:cs="Arial" w:eastAsia="Arial" w:hAnsi="Arial"/>
-                <w:sz w:val="20"/>
-              </w:rPr>
-            </w:pPr>
-            <w:r>
-              <w:rPr>
-                <w:rFonts w:ascii="Arial" w:cs="Arial" w:eastAsia="Arial" w:hAnsi="Arial"/>
-                <w:sz w:val="20"/>
-                <w:szCs w:val="20"/>
-              </w:rPr>
-              <w:t xml:space="preserve">O time</w:t>
-            </w:r>
-          </w:p>
-        </w:tc>
-        <w:tc>
-          <w:tcPr>
-            <w:tcW w:w="4139" w:type="dxa"/>
-            <w:tcMar>
-              <w:top w:w="60" w:type="dxa"/>
-              <w:bottom w:w="60" w:type="dxa"/>
-              <w:left w:w="90" w:type="dxa"/>
-              <w:right w:w="90" w:type="dxa"/>
-            </w:tcMar>
-          </w:tcPr>
-          <w:p>
-            <w:pPr>
-              <w:spacing w:before="40" w:after="40" w:line="276" w:lineRule="auto"/>
-              <w:rPr>
-                <w:rFonts w:ascii="Arial" w:cs="Arial" w:eastAsia="Arial" w:hAnsi="Arial"/>
-                <w:sz w:val="20"/>
-              </w:rPr>
-            </w:pPr>
-            <w:r>
-              <w:rPr>
-                <w:rFonts w:ascii="Arial" w:cs="Arial" w:eastAsia="Arial" w:hAnsi="Arial"/>
-                <w:sz w:val="20"/>
-                <w:szCs w:val="20"/>
-              </w:rPr>
-              <w:t xml:space="preserve">Quem constrói e quem fala com ele.</w:t>
-            </w:r>
-          </w:p>
-        </w:tc>
-        <w:tc>
-          <w:tcPr>
-            <w:tcW w:w="4760" w:type="dxa"/>
-            <w:tcMar>
-              <w:top w:w="60" w:type="dxa"/>
-              <w:bottom w:w="60" w:type="dxa"/>
-              <w:left w:w="90" w:type="dxa"/>
-              <w:right w:w="90" w:type="dxa"/>
-            </w:tcMar>
-          </w:tcPr>
-          <w:p>
-            <w:pPr>
-              <w:spacing w:before="40" w:after="40" w:line="276" w:lineRule="auto"/>
-              <w:rPr>
-                <w:rFonts w:ascii="Arial" w:cs="Arial" w:eastAsia="Arial" w:hAnsi="Arial"/>
-                <w:sz w:val="20"/>
-              </w:rPr>
-            </w:pPr>
-            <w:r>
-              <w:rPr>
-                <w:rFonts w:ascii="Arial" w:cs="Arial" w:eastAsia="Arial" w:hAnsi="Arial"/>
-                <w:sz w:val="20"/>
-                <w:szCs w:val="20"/>
-              </w:rPr>
-              <w:t xml:space="preserve">Nomeia alguém da saúde ou da comunicação para a conversa com o usuário, além de quem monta.</w:t>
+            <w:tcW w:w="1552" w:type="dxa"/>
+            <w:tcMar>
+              <w:top w:w="60" w:type="dxa"/>
+              <w:bottom w:w="60" w:type="dxa"/>
+              <w:left w:w="90" w:type="dxa"/>
+              <w:right w:w="90" w:type="dxa"/>
+            </w:tcMar>
+          </w:tcPr>
+          <w:p>
+            <w:pPr>
+              <w:spacing w:before="40" w:after="40" w:line="276" w:lineRule="auto"/>
+              <w:rPr>
+                <w:rFonts w:ascii="Arial" w:cs="Arial" w:eastAsia="Arial" w:hAnsi="Arial"/>
+                <w:sz w:val="20"/>
+              </w:rPr>
+            </w:pPr>
+            <w:r>
+              <w:rPr>
+                <w:rFonts w:ascii="Arial" w:cs="Arial" w:eastAsia="Arial" w:hAnsi="Arial"/>
+                <w:sz w:val="20"/>
+                <w:szCs w:val="20"/>
+              </w:rPr>
+              <w:t xml:space="preserve">Quem faz o quê</w:t>
+            </w:r>
+          </w:p>
+        </w:tc>
+        <w:tc>
+          <w:tcPr>
+            <w:tcW w:w="2897" w:type="dxa"/>
+            <w:tcMar>
+              <w:top w:w="60" w:type="dxa"/>
+              <w:bottom w:w="60" w:type="dxa"/>
+              <w:left w:w="90" w:type="dxa"/>
+              <w:right w:w="90" w:type="dxa"/>
+            </w:tcMar>
+          </w:tcPr>
+          <w:p>
+            <w:pPr>
+              <w:spacing w:before="40" w:after="40" w:line="276" w:lineRule="auto"/>
+              <w:rPr>
+                <w:rFonts w:ascii="Arial" w:cs="Arial" w:eastAsia="Arial" w:hAnsi="Arial"/>
+                <w:sz w:val="20"/>
+              </w:rPr>
+            </w:pPr>
+            <w:r>
+              <w:rPr>
+                <w:rFonts w:ascii="Arial" w:cs="Arial" w:eastAsia="Arial" w:hAnsi="Arial"/>
+                <w:sz w:val="20"/>
+                <w:szCs w:val="20"/>
+              </w:rPr>
+              <w:t xml:space="preserve">Divide por área sem entrega, ou "todos fazem tudo".</w:t>
+            </w:r>
+          </w:p>
+        </w:tc>
+        <w:tc>
+          <w:tcPr>
+            <w:tcW w:w="2897" w:type="dxa"/>
+            <w:tcMar>
+              <w:top w:w="60" w:type="dxa"/>
+              <w:bottom w:w="60" w:type="dxa"/>
+              <w:left w:w="90" w:type="dxa"/>
+              <w:right w:w="90" w:type="dxa"/>
+            </w:tcMar>
+          </w:tcPr>
+          <w:p>
+            <w:pPr>
+              <w:spacing w:before="40" w:after="40" w:line="276" w:lineRule="auto"/>
+              <w:rPr>
+                <w:rFonts w:ascii="Arial" w:cs="Arial" w:eastAsia="Arial" w:hAnsi="Arial"/>
+                <w:sz w:val="20"/>
+              </w:rPr>
+            </w:pPr>
+            <w:r>
+              <w:rPr>
+                <w:rFonts w:ascii="Arial" w:cs="Arial" w:eastAsia="Arial" w:hAnsi="Arial"/>
+                <w:sz w:val="20"/>
+                <w:szCs w:val="20"/>
+              </w:rPr>
+              <w:t xml:space="preserve">Uma entrega por pessoa nas duas semanas.</w:t>
+            </w:r>
+          </w:p>
+        </w:tc>
+        <w:tc>
+          <w:tcPr>
+            <w:tcW w:w="3000" w:type="dxa"/>
+            <w:tcMar>
+              <w:top w:w="60" w:type="dxa"/>
+              <w:bottom w:w="60" w:type="dxa"/>
+              <w:left w:w="90" w:type="dxa"/>
+              <w:right w:w="90" w:type="dxa"/>
+            </w:tcMar>
+          </w:tcPr>
+          <w:p>
+            <w:pPr>
+              <w:spacing w:before="40" w:after="40" w:line="276" w:lineRule="auto"/>
+              <w:rPr>
+                <w:rFonts w:ascii="Arial" w:cs="Arial" w:eastAsia="Arial" w:hAnsi="Arial"/>
+                <w:sz w:val="20"/>
+              </w:rPr>
+            </w:pPr>
+            <w:r>
+              <w:rPr>
+                <w:rFonts w:ascii="Arial" w:cs="Arial" w:eastAsia="Arial" w:hAnsi="Arial"/>
+                <w:sz w:val="20"/>
+                <w:szCs w:val="20"/>
+              </w:rPr>
+              <w:t xml:space="preserve">Usa o que cada um sabe, inclui quem fala com a pessoa ou com o serviço, e marca a data em que o grupo decide seguir ou trocar.</w:t>
             </w:r>
           </w:p>
         </w:tc>
@@ -1606,126 +1348,6 @@
     </w:p>
     <w:p>
       <w:pPr>
-        <w:pStyle w:val="Heading2"/>
-        <w:spacing w:before="240" w:after="120" w:line="276" w:lineRule="auto"/>
-        <w:rPr>
-          <w:rFonts w:ascii="Arial" w:cs="Arial" w:eastAsia="Arial" w:hAnsi="Arial"/>
-          <w:sz w:val="32"/>
-        </w:rPr>
-      </w:pPr>
-      <w:r>
-        <w:rPr>
-          <w:rFonts w:ascii="Arial" w:cs="Arial" w:eastAsia="Arial" w:hAnsi="Arial"/>
-          <w:sz w:val="32"/>
-          <w:szCs w:val="32"/>
-        </w:rPr>
-        <w:t xml:space="preserve">Erros comuns</w:t>
-      </w:r>
-    </w:p>
-    <w:p>
-      <w:pPr>
-        <w:numPr>
-          <w:ilvl w:val="0"/>
-          <w:numId w:val="1"/>
-        </w:numPr>
-        <w:spacing w:before="0" w:after="60" w:line="276" w:lineRule="auto"/>
-        <w:rPr>
-          <w:rFonts w:ascii="Arial" w:cs="Arial" w:eastAsia="Arial" w:hAnsi="Arial"/>
-          <w:sz w:val="22"/>
-        </w:rPr>
-      </w:pPr>
-      <w:r>
-        <w:rPr>
-          <w:rFonts w:ascii="Arial" w:cs="Arial" w:eastAsia="Arial" w:hAnsi="Arial"/>
-          <w:sz w:val="22"/>
-          <w:szCs w:val="22"/>
-        </w:rPr>
-        <w:t xml:space="preserve">Exoesqueleto de mão com motor em cada dedo. São seis meses e três pessoas.</w:t>
-      </w:r>
-    </w:p>
-    <w:p>
-      <w:pPr>
-        <w:numPr>
-          <w:ilvl w:val="0"/>
-          <w:numId w:val="1"/>
-        </w:numPr>
-        <w:spacing w:before="0" w:after="60" w:line="276" w:lineRule="auto"/>
-        <w:rPr>
-          <w:rFonts w:ascii="Arial" w:cs="Arial" w:eastAsia="Arial" w:hAnsi="Arial"/>
-          <w:sz w:val="22"/>
-        </w:rPr>
-      </w:pPr>
-      <w:r>
-        <w:rPr>
-          <w:rFonts w:ascii="Arial" w:cs="Arial" w:eastAsia="Arial" w:hAnsi="Arial"/>
-          <w:sz w:val="22"/>
-          <w:szCs w:val="22"/>
-        </w:rPr>
-        <w:t xml:space="preserve">Tratar "não chamar atenção" como acabamento, quando é a restrição que decide se ele usa.</w:t>
-      </w:r>
-    </w:p>
-    <w:p>
-      <w:pPr>
-        <w:numPr>
-          <w:ilvl w:val="0"/>
-          <w:numId w:val="1"/>
-        </w:numPr>
-        <w:spacing w:before="0" w:after="60" w:line="276" w:lineRule="auto"/>
-        <w:rPr>
-          <w:rFonts w:ascii="Arial" w:cs="Arial" w:eastAsia="Arial" w:hAnsi="Arial"/>
-          <w:sz w:val="22"/>
-        </w:rPr>
-      </w:pPr>
-      <w:r>
-        <w:rPr>
-          <w:rFonts w:ascii="Arial" w:cs="Arial" w:eastAsia="Arial" w:hAnsi="Arial"/>
-          <w:sz w:val="22"/>
-          <w:szCs w:val="22"/>
-        </w:rPr>
-        <w:t xml:space="preserve">Esquecer que ele veste o dispositivo com uma mão só.</w:t>
-      </w:r>
-    </w:p>
-    <w:p>
-      <w:pPr>
-        <w:numPr>
-          <w:ilvl w:val="0"/>
-          <w:numId w:val="1"/>
-        </w:numPr>
-        <w:spacing w:before="0" w:after="60" w:line="276" w:lineRule="auto"/>
-        <w:rPr>
-          <w:rFonts w:ascii="Arial" w:cs="Arial" w:eastAsia="Arial" w:hAnsi="Arial"/>
-          <w:sz w:val="22"/>
-        </w:rPr>
-      </w:pPr>
-      <w:r>
-        <w:rPr>
-          <w:rFonts w:ascii="Arial" w:cs="Arial" w:eastAsia="Arial" w:hAnsi="Arial"/>
-          <w:sz w:val="22"/>
-          <w:szCs w:val="22"/>
-        </w:rPr>
-        <w:t xml:space="preserve">Medir força de preensão em newtons em vez de refeições sem ajuda.</w:t>
-      </w:r>
-    </w:p>
-    <w:p>
-      <w:pPr>
-        <w:pStyle w:val="Heading2"/>
-        <w:spacing w:before="240" w:after="120" w:line="276" w:lineRule="auto"/>
-        <w:rPr>
-          <w:rFonts w:ascii="Arial" w:cs="Arial" w:eastAsia="Arial" w:hAnsi="Arial"/>
-          <w:sz w:val="32"/>
-        </w:rPr>
-      </w:pPr>
-      <w:r>
-        <w:rPr>
-          <w:rFonts w:ascii="Arial" w:cs="Arial" w:eastAsia="Arial" w:hAnsi="Arial"/>
-          <w:sz w:val="32"/>
-          <w:szCs w:val="32"/>
-        </w:rPr>
-        <w:t xml:space="preserve">A pergunta da apresentação</w:t>
-      </w:r>
-    </w:p>
-    <w:p>
-      <w:pPr>
         <w:spacing w:before="0" w:after="120" w:line="276" w:lineRule="auto"/>
         <w:rPr>
           <w:rFonts w:ascii="Arial" w:cs="Arial" w:eastAsia="Arial" w:hAnsi="Arial"/>
@@ -1738,7 +1360,24 @@
           <w:sz w:val="22"/>
           <w:szCs w:val="22"/>
         </w:rPr>
-        <w:t xml:space="preserve">Como ele coloca isso sozinho, com uma mão?</w:t>
+        <w:t xml:space="preserve">Um sinal transversal, que vale mais que qualquer campo: </w:t>
+      </w:r>
+      <w:r>
+        <w:rPr>
+          <w:rFonts w:ascii="Arial" w:cs="Arial" w:eastAsia="Arial" w:hAnsi="Arial"/>
+          <w:b/>
+          <w:sz w:val="22"/>
+          <w:szCs w:val="22"/>
+        </w:rPr>
+        <w:t xml:space="preserve">o grupo tratou as três opções como defensáveis, ou desqualificou duas para justificar a que já tinha escolhido?</w:t>
+      </w:r>
+      <w:r>
+        <w:rPr>
+          <w:rFonts w:ascii="Arial" w:cs="Arial" w:eastAsia="Arial" w:hAnsi="Arial"/>
+          <w:sz w:val="22"/>
+          <w:szCs w:val="22"/>
+        </w:rPr>
+        <w:t xml:space="preserve"> Comparar com honestidade é sinal mais forte que escolher "certo".</w:t>
       </w:r>
     </w:p>
     <w:p>
@@ -1756,7 +1395,7 @@
           <w:sz w:val="40"/>
           <w:szCs w:val="40"/>
         </w:rPr>
-        <w:t xml:space="preserve">Caso 2: O treino que ninguém vê</w:t>
+        <w:t xml:space="preserve">Caso 1: O braço que cansa antes do almoço</w:t>
       </w:r>
     </w:p>
     <w:p>
@@ -1782,7 +1421,24 @@
           <w:sz w:val="22"/>
           <w:szCs w:val="22"/>
         </w:rPr>
-        <w:t xml:space="preserve">quem é o usuário do dado. O dispositivo é para ela, mas o número é para o fisioterapeuta. Grupo que confunde os dois entrega um painel de engenheiro que ninguém na sala de treino consegue ler.</w:t>
+        <w:t xml:space="preserve">ouvir a restrição que a pessoa disse, e não só a que o enunciado listou. As três opções funcionam. A frase "eu não quero parecer doente na mesa" é o que decide, e ela pesa contra a estimulação (alguém colando adesivo nele antes de comer) e contra o talher especial (um objeto diferente na mesa).</w:t>
+      </w:r>
+    </w:p>
+    <w:p>
+      <w:pPr>
+        <w:spacing w:before="0" w:after="120" w:line="276" w:lineRule="auto"/>
+        <w:rPr>
+          <w:rFonts w:ascii="Arial" w:cs="Arial" w:eastAsia="Arial" w:hAnsi="Arial"/>
+          <w:sz w:val="22"/>
+        </w:rPr>
+      </w:pPr>
+      <w:r>
+        <w:rPr>
+          <w:rFonts w:ascii="Arial" w:cs="Arial" w:eastAsia="Arial" w:hAnsi="Arial"/>
+          <w:sz w:val="22"/>
+          <w:szCs w:val="22"/>
+        </w:rPr>
+        <w:t xml:space="preserve">As três colunas abaixo são respostas de verdade, do jeito que um grupo escreveria no celular. Leia uma linha inteira, da esquerda para a direita: é ali que a diferença aparece.</w:t>
       </w:r>
     </w:p>
     <w:tbl>
@@ -1799,9 +1455,10 @@
         <w:tblLayout w:type="fixed"/>
       </w:tblPr>
       <w:tblGrid>
-        <w:gridCol w:w="1448"/>
-        <w:gridCol w:w="4139"/>
-        <w:gridCol w:w="4760"/>
+        <w:gridCol w:w="1552"/>
+        <w:gridCol w:w="2897"/>
+        <w:gridCol w:w="2897"/>
+        <w:gridCol w:w="3000"/>
       </w:tblGrid>
       <w:tr>
         <w:trPr>
@@ -1809,7 +1466,7 @@
         </w:trPr>
         <w:tc>
           <w:tcPr>
-            <w:tcW w:w="1448" w:type="dxa"/>
+            <w:tcW w:w="1552" w:type="dxa"/>
             <w:shd w:val="clear" w:color="auto" w:fill="EFEFEF"/>
             <w:tcMar>
               <w:top w:w="60" w:type="dxa"/>
@@ -1839,7 +1496,7 @@
         </w:tc>
         <w:tc>
           <w:tcPr>
-            <w:tcW w:w="4139" w:type="dxa"/>
+            <w:tcW w:w="2897" w:type="dxa"/>
             <w:shd w:val="clear" w:color="auto" w:fill="EFEFEF"/>
             <w:tcMar>
               <w:top w:w="60" w:type="dxa"/>
@@ -1863,13 +1520,13 @@
                 <w:sz w:val="20"/>
                 <w:szCs w:val="20"/>
               </w:rPr>
-              <w:t xml:space="preserve">O que se espera ouvir</w:t>
-            </w:r>
-          </w:p>
-        </w:tc>
-        <w:tc>
-          <w:tcPr>
-            <w:tcW w:w="4760" w:type="dxa"/>
+              <w:t xml:space="preserve">Resposta nota 1</w:t>
+            </w:r>
+          </w:p>
+        </w:tc>
+        <w:tc>
+          <w:tcPr>
+            <w:tcW w:w="2897" w:type="dxa"/>
             <w:shd w:val="clear" w:color="auto" w:fill="EFEFEF"/>
             <w:tcMar>
               <w:top w:w="60" w:type="dxa"/>
@@ -1893,7 +1550,37 @@
                 <w:sz w:val="20"/>
                 <w:szCs w:val="20"/>
               </w:rPr>
-              <w:t xml:space="preserve">Sinal de resposta forte</w:t>
+              <w:t xml:space="preserve">Resposta nota 3</w:t>
+            </w:r>
+          </w:p>
+        </w:tc>
+        <w:tc>
+          <w:tcPr>
+            <w:tcW w:w="3000" w:type="dxa"/>
+            <w:shd w:val="clear" w:color="auto" w:fill="EFEFEF"/>
+            <w:tcMar>
+              <w:top w:w="60" w:type="dxa"/>
+              <w:bottom w:w="60" w:type="dxa"/>
+              <w:left w:w="90" w:type="dxa"/>
+              <w:right w:w="90" w:type="dxa"/>
+            </w:tcMar>
+          </w:tcPr>
+          <w:p>
+            <w:pPr>
+              <w:spacing w:before="40" w:after="40" w:line="276" w:lineRule="auto"/>
+              <w:rPr>
+                <w:rFonts w:ascii="Arial" w:cs="Arial" w:eastAsia="Arial" w:hAnsi="Arial"/>
+                <w:sz w:val="20"/>
+              </w:rPr>
+            </w:pPr>
+            <w:r>
+              <w:rPr>
+                <w:rFonts w:ascii="Arial" w:cs="Arial" w:eastAsia="Arial" w:hAnsi="Arial"/>
+                <w:b/>
+                <w:sz w:val="20"/>
+                <w:szCs w:val="20"/>
+              </w:rPr>
+              <w:t xml:space="preserve">Resposta nota 5</w:t>
             </w:r>
           </w:p>
         </w:tc>
@@ -1901,85 +1588,113 @@
       <w:tr>
         <w:tc>
           <w:tcPr>
-            <w:tcW w:w="1448" w:type="dxa"/>
-            <w:tcMar>
-              <w:top w:w="60" w:type="dxa"/>
-              <w:bottom w:w="60" w:type="dxa"/>
-              <w:left w:w="90" w:type="dxa"/>
-              <w:right w:w="90" w:type="dxa"/>
-            </w:tcMar>
-          </w:tcPr>
-          <w:p>
-            <w:pPr>
-              <w:spacing w:before="40" w:after="40" w:line="276" w:lineRule="auto"/>
-              <w:rPr>
-                <w:rFonts w:ascii="Arial" w:cs="Arial" w:eastAsia="Arial" w:hAnsi="Arial"/>
-                <w:sz w:val="20"/>
-              </w:rPr>
-            </w:pPr>
-            <w:r>
-              <w:rPr>
-                <w:rFonts w:ascii="Arial" w:cs="Arial" w:eastAsia="Arial" w:hAnsi="Arial"/>
-                <w:sz w:val="20"/>
-                <w:szCs w:val="20"/>
-              </w:rPr>
-              <w:t xml:space="preserve">Quem é</w:t>
-            </w:r>
-          </w:p>
-        </w:tc>
-        <w:tc>
-          <w:tcPr>
-            <w:tcW w:w="4139" w:type="dxa"/>
-            <w:tcMar>
-              <w:top w:w="60" w:type="dxa"/>
-              <w:bottom w:w="60" w:type="dxa"/>
-              <w:left w:w="90" w:type="dxa"/>
-              <w:right w:w="90" w:type="dxa"/>
-            </w:tcMar>
-          </w:tcPr>
-          <w:p>
-            <w:pPr>
-              <w:spacing w:before="40" w:after="40" w:line="276" w:lineRule="auto"/>
-              <w:rPr>
-                <w:rFonts w:ascii="Arial" w:cs="Arial" w:eastAsia="Arial" w:hAnsi="Arial"/>
-                <w:sz w:val="20"/>
-              </w:rPr>
-            </w:pPr>
-            <w:r>
-              <w:rPr>
-                <w:rFonts w:ascii="Arial" w:cs="Arial" w:eastAsia="Arial" w:hAnsi="Arial"/>
-                <w:sz w:val="20"/>
-                <w:szCs w:val="20"/>
-              </w:rPr>
-              <w:t xml:space="preserve">Ela e o fisioterapeuta saem do treino sabendo se foi melhor que o anterior.</w:t>
-            </w:r>
-          </w:p>
-        </w:tc>
-        <w:tc>
-          <w:tcPr>
-            <w:tcW w:w="4760" w:type="dxa"/>
-            <w:tcMar>
-              <w:top w:w="60" w:type="dxa"/>
-              <w:bottom w:w="60" w:type="dxa"/>
-              <w:left w:w="90" w:type="dxa"/>
-              <w:right w:w="90" w:type="dxa"/>
-            </w:tcMar>
-          </w:tcPr>
-          <w:p>
-            <w:pPr>
-              <w:spacing w:before="40" w:after="40" w:line="276" w:lineRule="auto"/>
-              <w:rPr>
-                <w:rFonts w:ascii="Arial" w:cs="Arial" w:eastAsia="Arial" w:hAnsi="Arial"/>
-                <w:sz w:val="20"/>
-              </w:rPr>
-            </w:pPr>
-            <w:r>
-              <w:rPr>
-                <w:rFonts w:ascii="Arial" w:cs="Arial" w:eastAsia="Arial" w:hAnsi="Arial"/>
-                <w:sz w:val="20"/>
-                <w:szCs w:val="20"/>
-              </w:rPr>
-              <w:t xml:space="preserve">Separa os dois usuários e diz o que cada um faz com a informação.</w:t>
+            <w:tcW w:w="1552" w:type="dxa"/>
+            <w:tcMar>
+              <w:top w:w="60" w:type="dxa"/>
+              <w:bottom w:w="60" w:type="dxa"/>
+              <w:left w:w="90" w:type="dxa"/>
+              <w:right w:w="90" w:type="dxa"/>
+            </w:tcMar>
+          </w:tcPr>
+          <w:p>
+            <w:pPr>
+              <w:spacing w:before="40" w:after="40" w:line="276" w:lineRule="auto"/>
+              <w:rPr>
+                <w:rFonts w:ascii="Arial" w:cs="Arial" w:eastAsia="Arial" w:hAnsi="Arial"/>
+                <w:sz w:val="20"/>
+              </w:rPr>
+            </w:pPr>
+            <w:r>
+              <w:rPr>
+                <w:rFonts w:ascii="Arial" w:cs="Arial" w:eastAsia="Arial" w:hAnsi="Arial"/>
+                <w:sz w:val="20"/>
+                <w:szCs w:val="20"/>
+              </w:rPr>
+              <w:t xml:space="preserve">A opção que vocês levam</w:t>
+            </w:r>
+          </w:p>
+        </w:tc>
+        <w:tc>
+          <w:tcPr>
+            <w:tcW w:w="2897" w:type="dxa"/>
+            <w:tcMar>
+              <w:top w:w="60" w:type="dxa"/>
+              <w:bottom w:w="60" w:type="dxa"/>
+              <w:left w:w="90" w:type="dxa"/>
+              <w:right w:w="90" w:type="dxa"/>
+            </w:tcMar>
+          </w:tcPr>
+          <w:p>
+            <w:pPr>
+              <w:spacing w:before="40" w:after="40" w:line="276" w:lineRule="auto"/>
+              <w:rPr>
+                <w:rFonts w:ascii="Arial" w:cs="Arial" w:eastAsia="Arial" w:hAnsi="Arial"/>
+                <w:sz w:val="20"/>
+              </w:rPr>
+            </w:pPr>
+            <w:r>
+              <w:rPr>
+                <w:rFonts w:ascii="Arial" w:cs="Arial" w:eastAsia="Arial" w:hAnsi="Arial"/>
+                <w:sz w:val="20"/>
+                <w:szCs w:val="20"/>
+              </w:rPr>
+              <w:t xml:space="preserve">C.</w:t>
+            </w:r>
+          </w:p>
+        </w:tc>
+        <w:tc>
+          <w:tcPr>
+            <w:tcW w:w="2897" w:type="dxa"/>
+            <w:tcMar>
+              <w:top w:w="60" w:type="dxa"/>
+              <w:bottom w:w="60" w:type="dxa"/>
+              <w:left w:w="90" w:type="dxa"/>
+              <w:right w:w="90" w:type="dxa"/>
+            </w:tcMar>
+          </w:tcPr>
+          <w:p>
+            <w:pPr>
+              <w:spacing w:before="40" w:after="40" w:line="276" w:lineRule="auto"/>
+              <w:rPr>
+                <w:rFonts w:ascii="Arial" w:cs="Arial" w:eastAsia="Arial" w:hAnsi="Arial"/>
+                <w:sz w:val="20"/>
+              </w:rPr>
+            </w:pPr>
+            <w:r>
+              <w:rPr>
+                <w:rFonts w:ascii="Arial" w:cs="Arial" w:eastAsia="Arial" w:hAnsi="Arial"/>
+                <w:sz w:val="20"/>
+                <w:szCs w:val="20"/>
+              </w:rPr>
+              <w:t xml:space="preserve">Opção C, o talher que solta sozinho, porque é o mais rápido de fazer.</w:t>
+            </w:r>
+          </w:p>
+        </w:tc>
+        <w:tc>
+          <w:tcPr>
+            <w:tcW w:w="3000" w:type="dxa"/>
+            <w:tcMar>
+              <w:top w:w="60" w:type="dxa"/>
+              <w:bottom w:w="60" w:type="dxa"/>
+              <w:left w:w="90" w:type="dxa"/>
+              <w:right w:w="90" w:type="dxa"/>
+            </w:tcMar>
+          </w:tcPr>
+          <w:p>
+            <w:pPr>
+              <w:spacing w:before="40" w:after="40" w:line="276" w:lineRule="auto"/>
+              <w:rPr>
+                <w:rFonts w:ascii="Arial" w:cs="Arial" w:eastAsia="Arial" w:hAnsi="Arial"/>
+                <w:sz w:val="20"/>
+              </w:rPr>
+            </w:pPr>
+            <w:r>
+              <w:rPr>
+                <w:rFonts w:ascii="Arial" w:cs="Arial" w:eastAsia="Arial" w:hAnsi="Arial"/>
+                <w:sz w:val="20"/>
+                <w:szCs w:val="20"/>
+              </w:rPr>
+              <w:t xml:space="preserve">Opção A, a faixa elástica. Ele veste em casa, antes de sair, e ninguém na mesa vê.</w:t>
             </w:r>
           </w:p>
         </w:tc>
@@ -1987,85 +1702,113 @@
       <w:tr>
         <w:tc>
           <w:tcPr>
-            <w:tcW w:w="1448" w:type="dxa"/>
-            <w:tcMar>
-              <w:top w:w="60" w:type="dxa"/>
-              <w:bottom w:w="60" w:type="dxa"/>
-              <w:left w:w="90" w:type="dxa"/>
-              <w:right w:w="90" w:type="dxa"/>
-            </w:tcMar>
-          </w:tcPr>
-          <w:p>
-            <w:pPr>
-              <w:spacing w:before="40" w:after="40" w:line="276" w:lineRule="auto"/>
-              <w:rPr>
-                <w:rFonts w:ascii="Arial" w:cs="Arial" w:eastAsia="Arial" w:hAnsi="Arial"/>
-                <w:sz w:val="20"/>
-              </w:rPr>
-            </w:pPr>
-            <w:r>
-              <w:rPr>
-                <w:rFonts w:ascii="Arial" w:cs="Arial" w:eastAsia="Arial" w:hAnsi="Arial"/>
-                <w:sz w:val="20"/>
-                <w:szCs w:val="20"/>
-              </w:rPr>
-              <w:t xml:space="preserve">O mínimo</w:t>
-            </w:r>
-          </w:p>
-        </w:tc>
-        <w:tc>
-          <w:tcPr>
-            <w:tcW w:w="4139" w:type="dxa"/>
-            <w:tcMar>
-              <w:top w:w="60" w:type="dxa"/>
-              <w:bottom w:w="60" w:type="dxa"/>
-              <w:left w:w="90" w:type="dxa"/>
-              <w:right w:w="90" w:type="dxa"/>
-            </w:tcMar>
-          </w:tcPr>
-          <w:p>
-            <w:pPr>
-              <w:spacing w:before="40" w:after="40" w:line="276" w:lineRule="auto"/>
-              <w:rPr>
-                <w:rFonts w:ascii="Arial" w:cs="Arial" w:eastAsia="Arial" w:hAnsi="Arial"/>
-                <w:sz w:val="20"/>
-              </w:rPr>
-            </w:pPr>
-            <w:r>
-              <w:rPr>
-                <w:rFonts w:ascii="Arial" w:cs="Arial" w:eastAsia="Arial" w:hAnsi="Arial"/>
-                <w:sz w:val="20"/>
-                <w:szCs w:val="20"/>
-              </w:rPr>
-              <w:t xml:space="preserve">Uma medida só, coletada sem trocar o triciclo.</w:t>
-            </w:r>
-          </w:p>
-        </w:tc>
-        <w:tc>
-          <w:tcPr>
-            <w:tcW w:w="4760" w:type="dxa"/>
-            <w:tcMar>
-              <w:top w:w="60" w:type="dxa"/>
-              <w:bottom w:w="60" w:type="dxa"/>
-              <w:left w:w="90" w:type="dxa"/>
-              <w:right w:w="90" w:type="dxa"/>
-            </w:tcMar>
-          </w:tcPr>
-          <w:p>
-            <w:pPr>
-              <w:spacing w:before="40" w:after="40" w:line="276" w:lineRule="auto"/>
-              <w:rPr>
-                <w:rFonts w:ascii="Arial" w:cs="Arial" w:eastAsia="Arial" w:hAnsi="Arial"/>
-                <w:sz w:val="20"/>
-              </w:rPr>
-            </w:pPr>
-            <w:r>
-              <w:rPr>
-                <w:rFonts w:ascii="Arial" w:cs="Arial" w:eastAsia="Arial" w:hAnsi="Arial"/>
-                <w:sz w:val="20"/>
-                <w:szCs w:val="20"/>
-              </w:rPr>
-              <w:t xml:space="preserve">Escolhe uma grandeza e justifica a escolha, e diz como ela aparece: um número, três treinos lado a lado, nada além disso.</w:t>
+            <w:tcW w:w="1552" w:type="dxa"/>
+            <w:tcMar>
+              <w:top w:w="60" w:type="dxa"/>
+              <w:bottom w:w="60" w:type="dxa"/>
+              <w:left w:w="90" w:type="dxa"/>
+              <w:right w:w="90" w:type="dxa"/>
+            </w:tcMar>
+          </w:tcPr>
+          <w:p>
+            <w:pPr>
+              <w:spacing w:before="40" w:after="40" w:line="276" w:lineRule="auto"/>
+              <w:rPr>
+                <w:rFonts w:ascii="Arial" w:cs="Arial" w:eastAsia="Arial" w:hAnsi="Arial"/>
+                <w:sz w:val="20"/>
+              </w:rPr>
+            </w:pPr>
+            <w:r>
+              <w:rPr>
+                <w:rFonts w:ascii="Arial" w:cs="Arial" w:eastAsia="Arial" w:hAnsi="Arial"/>
+                <w:sz w:val="20"/>
+                <w:szCs w:val="20"/>
+              </w:rPr>
+              <w:t xml:space="preserve">Por que essa e não as outras</w:t>
+            </w:r>
+          </w:p>
+        </w:tc>
+        <w:tc>
+          <w:tcPr>
+            <w:tcW w:w="2897" w:type="dxa"/>
+            <w:tcMar>
+              <w:top w:w="60" w:type="dxa"/>
+              <w:bottom w:w="60" w:type="dxa"/>
+              <w:left w:w="90" w:type="dxa"/>
+              <w:right w:w="90" w:type="dxa"/>
+            </w:tcMar>
+          </w:tcPr>
+          <w:p>
+            <w:pPr>
+              <w:spacing w:before="40" w:after="40" w:line="276" w:lineRule="auto"/>
+              <w:rPr>
+                <w:rFonts w:ascii="Arial" w:cs="Arial" w:eastAsia="Arial" w:hAnsi="Arial"/>
+                <w:sz w:val="20"/>
+              </w:rPr>
+            </w:pPr>
+            <w:r>
+              <w:rPr>
+                <w:rFonts w:ascii="Arial" w:cs="Arial" w:eastAsia="Arial" w:hAnsi="Arial"/>
+                <w:sz w:val="20"/>
+                <w:szCs w:val="20"/>
+              </w:rPr>
+              <w:t xml:space="preserve">Porque é a mais fácil de fazer.</w:t>
+            </w:r>
+          </w:p>
+        </w:tc>
+        <w:tc>
+          <w:tcPr>
+            <w:tcW w:w="2897" w:type="dxa"/>
+            <w:tcMar>
+              <w:top w:w="60" w:type="dxa"/>
+              <w:bottom w:w="60" w:type="dxa"/>
+              <w:left w:w="90" w:type="dxa"/>
+              <w:right w:w="90" w:type="dxa"/>
+            </w:tcMar>
+          </w:tcPr>
+          <w:p>
+            <w:pPr>
+              <w:spacing w:before="40" w:after="40" w:line="276" w:lineRule="auto"/>
+              <w:rPr>
+                <w:rFonts w:ascii="Arial" w:cs="Arial" w:eastAsia="Arial" w:hAnsi="Arial"/>
+                <w:sz w:val="20"/>
+              </w:rPr>
+            </w:pPr>
+            <w:r>
+              <w:rPr>
+                <w:rFonts w:ascii="Arial" w:cs="Arial" w:eastAsia="Arial" w:hAnsi="Arial"/>
+                <w:sz w:val="20"/>
+                <w:szCs w:val="20"/>
+              </w:rPr>
+              <w:t xml:space="preserve">É a mais rápida das três e resolve o problema de comer, que é o que ele pediu.</w:t>
+            </w:r>
+          </w:p>
+        </w:tc>
+        <w:tc>
+          <w:tcPr>
+            <w:tcW w:w="3000" w:type="dxa"/>
+            <w:tcMar>
+              <w:top w:w="60" w:type="dxa"/>
+              <w:bottom w:w="60" w:type="dxa"/>
+              <w:left w:w="90" w:type="dxa"/>
+              <w:right w:w="90" w:type="dxa"/>
+            </w:tcMar>
+          </w:tcPr>
+          <w:p>
+            <w:pPr>
+              <w:spacing w:before="40" w:after="40" w:line="276" w:lineRule="auto"/>
+              <w:rPr>
+                <w:rFonts w:ascii="Arial" w:cs="Arial" w:eastAsia="Arial" w:hAnsi="Arial"/>
+                <w:sz w:val="20"/>
+              </w:rPr>
+            </w:pPr>
+            <w:r>
+              <w:rPr>
+                <w:rFonts w:ascii="Arial" w:cs="Arial" w:eastAsia="Arial" w:hAnsi="Arial"/>
+                <w:sz w:val="20"/>
+                <w:szCs w:val="20"/>
+              </w:rPr>
+              <w:t xml:space="preserve">As três funcionam, mas ele disse que não quer parecer doente na mesa. A B precisa de alguém colando adesivo nele antes da refeição, e a C põe um talher diferente no prato. A A fica embaixo da manga.</w:t>
             </w:r>
           </w:p>
         </w:tc>
@@ -2073,85 +1816,113 @@
       <w:tr>
         <w:tc>
           <w:tcPr>
-            <w:tcW w:w="1448" w:type="dxa"/>
-            <w:tcMar>
-              <w:top w:w="60" w:type="dxa"/>
-              <w:bottom w:w="60" w:type="dxa"/>
-              <w:left w:w="90" w:type="dxa"/>
-              <w:right w:w="90" w:type="dxa"/>
-            </w:tcMar>
-          </w:tcPr>
-          <w:p>
-            <w:pPr>
-              <w:spacing w:before="40" w:after="40" w:line="276" w:lineRule="auto"/>
-              <w:rPr>
-                <w:rFonts w:ascii="Arial" w:cs="Arial" w:eastAsia="Arial" w:hAnsi="Arial"/>
-                <w:sz w:val="20"/>
-              </w:rPr>
-            </w:pPr>
-            <w:r>
-              <w:rPr>
-                <w:rFonts w:ascii="Arial" w:cs="Arial" w:eastAsia="Arial" w:hAnsi="Arial"/>
-                <w:sz w:val="20"/>
-                <w:szCs w:val="20"/>
-              </w:rPr>
-              <w:t xml:space="preserve">O teste</w:t>
-            </w:r>
-          </w:p>
-        </w:tc>
-        <w:tc>
-          <w:tcPr>
-            <w:tcW w:w="4139" w:type="dxa"/>
-            <w:tcMar>
-              <w:top w:w="60" w:type="dxa"/>
-              <w:bottom w:w="60" w:type="dxa"/>
-              <w:left w:w="90" w:type="dxa"/>
-              <w:right w:w="90" w:type="dxa"/>
-            </w:tcMar>
-          </w:tcPr>
-          <w:p>
-            <w:pPr>
-              <w:spacing w:before="40" w:after="40" w:line="276" w:lineRule="auto"/>
-              <w:rPr>
-                <w:rFonts w:ascii="Arial" w:cs="Arial" w:eastAsia="Arial" w:hAnsi="Arial"/>
-                <w:sz w:val="20"/>
-              </w:rPr>
-            </w:pPr>
-            <w:r>
-              <w:rPr>
-                <w:rFonts w:ascii="Arial" w:cs="Arial" w:eastAsia="Arial" w:hAnsi="Arial"/>
-                <w:sz w:val="20"/>
-                <w:szCs w:val="20"/>
-              </w:rPr>
-              <w:t xml:space="preserve">Comparar com o que o fisioterapeuta já anota hoje.</w:t>
-            </w:r>
-          </w:p>
-        </w:tc>
-        <w:tc>
-          <w:tcPr>
-            <w:tcW w:w="4760" w:type="dxa"/>
-            <w:tcMar>
-              <w:top w:w="60" w:type="dxa"/>
-              <w:bottom w:w="60" w:type="dxa"/>
-              <w:left w:w="90" w:type="dxa"/>
-              <w:right w:w="90" w:type="dxa"/>
-            </w:tcMar>
-          </w:tcPr>
-          <w:p>
-            <w:pPr>
-              <w:spacing w:before="40" w:after="40" w:line="276" w:lineRule="auto"/>
-              <w:rPr>
-                <w:rFonts w:ascii="Arial" w:cs="Arial" w:eastAsia="Arial" w:hAnsi="Arial"/>
-                <w:sz w:val="20"/>
-              </w:rPr>
-            </w:pPr>
-            <w:r>
-              <w:rPr>
-                <w:rFonts w:ascii="Arial" w:cs="Arial" w:eastAsia="Arial" w:hAnsi="Arial"/>
-                <w:sz w:val="20"/>
-                <w:szCs w:val="20"/>
-              </w:rPr>
-              <w:t xml:space="preserve">Testa a leitura, não só a medição: mostra a tela para três fisioterapeutas e vê se dizem a mesma coisa.</w:t>
+            <w:tcW w:w="1552" w:type="dxa"/>
+            <w:tcMar>
+              <w:top w:w="60" w:type="dxa"/>
+              <w:bottom w:w="60" w:type="dxa"/>
+              <w:left w:w="90" w:type="dxa"/>
+              <w:right w:w="90" w:type="dxa"/>
+            </w:tcMar>
+          </w:tcPr>
+          <w:p>
+            <w:pPr>
+              <w:spacing w:before="40" w:after="40" w:line="276" w:lineRule="auto"/>
+              <w:rPr>
+                <w:rFonts w:ascii="Arial" w:cs="Arial" w:eastAsia="Arial" w:hAnsi="Arial"/>
+                <w:sz w:val="20"/>
+              </w:rPr>
+            </w:pPr>
+            <w:r>
+              <w:rPr>
+                <w:rFonts w:ascii="Arial" w:cs="Arial" w:eastAsia="Arial" w:hAnsi="Arial"/>
+                <w:sz w:val="20"/>
+                <w:szCs w:val="20"/>
+              </w:rPr>
+              <w:t xml:space="preserve">O que vocês abrem mão</w:t>
+            </w:r>
+          </w:p>
+        </w:tc>
+        <w:tc>
+          <w:tcPr>
+            <w:tcW w:w="2897" w:type="dxa"/>
+            <w:tcMar>
+              <w:top w:w="60" w:type="dxa"/>
+              <w:bottom w:w="60" w:type="dxa"/>
+              <w:left w:w="90" w:type="dxa"/>
+              <w:right w:w="90" w:type="dxa"/>
+            </w:tcMar>
+          </w:tcPr>
+          <w:p>
+            <w:pPr>
+              <w:spacing w:before="40" w:after="40" w:line="276" w:lineRule="auto"/>
+              <w:rPr>
+                <w:rFonts w:ascii="Arial" w:cs="Arial" w:eastAsia="Arial" w:hAnsi="Arial"/>
+                <w:sz w:val="20"/>
+              </w:rPr>
+            </w:pPr>
+            <w:r>
+              <w:rPr>
+                <w:rFonts w:ascii="Arial" w:cs="Arial" w:eastAsia="Arial" w:hAnsi="Arial"/>
+                <w:sz w:val="20"/>
+                <w:szCs w:val="20"/>
+              </w:rPr>
+              <w:t xml:space="preserve">Nada.</w:t>
+            </w:r>
+          </w:p>
+        </w:tc>
+        <w:tc>
+          <w:tcPr>
+            <w:tcW w:w="2897" w:type="dxa"/>
+            <w:tcMar>
+              <w:top w:w="60" w:type="dxa"/>
+              <w:bottom w:w="60" w:type="dxa"/>
+              <w:left w:w="90" w:type="dxa"/>
+              <w:right w:w="90" w:type="dxa"/>
+            </w:tcMar>
+          </w:tcPr>
+          <w:p>
+            <w:pPr>
+              <w:spacing w:before="40" w:after="40" w:line="276" w:lineRule="auto"/>
+              <w:rPr>
+                <w:rFonts w:ascii="Arial" w:cs="Arial" w:eastAsia="Arial" w:hAnsi="Arial"/>
+                <w:sz w:val="20"/>
+              </w:rPr>
+            </w:pPr>
+            <w:r>
+              <w:rPr>
+                <w:rFonts w:ascii="Arial" w:cs="Arial" w:eastAsia="Arial" w:hAnsi="Arial"/>
+                <w:sz w:val="20"/>
+                <w:szCs w:val="20"/>
+              </w:rPr>
+              <w:t xml:space="preserve">A faixa não funciona quando ele está cansado, então em alguns momentos do dia ele ainda vai precisar de ajuda.</w:t>
+            </w:r>
+          </w:p>
+        </w:tc>
+        <w:tc>
+          <w:tcPr>
+            <w:tcW w:w="3000" w:type="dxa"/>
+            <w:tcMar>
+              <w:top w:w="60" w:type="dxa"/>
+              <w:bottom w:w="60" w:type="dxa"/>
+              <w:left w:w="90" w:type="dxa"/>
+              <w:right w:w="90" w:type="dxa"/>
+            </w:tcMar>
+          </w:tcPr>
+          <w:p>
+            <w:pPr>
+              <w:spacing w:before="40" w:after="40" w:line="276" w:lineRule="auto"/>
+              <w:rPr>
+                <w:rFonts w:ascii="Arial" w:cs="Arial" w:eastAsia="Arial" w:hAnsi="Arial"/>
+                <w:sz w:val="20"/>
+              </w:rPr>
+            </w:pPr>
+            <w:r>
+              <w:rPr>
+                <w:rFonts w:ascii="Arial" w:cs="Arial" w:eastAsia="Arial" w:hAnsi="Arial"/>
+                <w:sz w:val="20"/>
+                <w:szCs w:val="20"/>
+              </w:rPr>
+              <w:t xml:space="preserve">Perdemos os dias em que ele está sem força para vencer a mola, e a faixa não serve para nada além de soltar objeto. Dá para viver com isso porque o pedido dele foi uma refeição, não o braço inteiro.</w:t>
             </w:r>
           </w:p>
         </w:tc>
@@ -2159,85 +1930,113 @@
       <w:tr>
         <w:tc>
           <w:tcPr>
-            <w:tcW w:w="1448" w:type="dxa"/>
-            <w:tcMar>
-              <w:top w:w="60" w:type="dxa"/>
-              <w:bottom w:w="60" w:type="dxa"/>
-              <w:left w:w="90" w:type="dxa"/>
-              <w:right w:w="90" w:type="dxa"/>
-            </w:tcMar>
-          </w:tcPr>
-          <w:p>
-            <w:pPr>
-              <w:spacing w:before="40" w:after="40" w:line="276" w:lineRule="auto"/>
-              <w:rPr>
-                <w:rFonts w:ascii="Arial" w:cs="Arial" w:eastAsia="Arial" w:hAnsi="Arial"/>
-                <w:sz w:val="20"/>
-              </w:rPr>
-            </w:pPr>
-            <w:r>
-              <w:rPr>
-                <w:rFonts w:ascii="Arial" w:cs="Arial" w:eastAsia="Arial" w:hAnsi="Arial"/>
-                <w:sz w:val="20"/>
-                <w:szCs w:val="20"/>
-              </w:rPr>
-              <w:t xml:space="preserve">O risco</w:t>
-            </w:r>
-          </w:p>
-        </w:tc>
-        <w:tc>
-          <w:tcPr>
-            <w:tcW w:w="4139" w:type="dxa"/>
-            <w:tcMar>
-              <w:top w:w="60" w:type="dxa"/>
-              <w:bottom w:w="60" w:type="dxa"/>
-              <w:left w:w="90" w:type="dxa"/>
-              <w:right w:w="90" w:type="dxa"/>
-            </w:tcMar>
-          </w:tcPr>
-          <w:p>
-            <w:pPr>
-              <w:spacing w:before="40" w:after="40" w:line="276" w:lineRule="auto"/>
-              <w:rPr>
-                <w:rFonts w:ascii="Arial" w:cs="Arial" w:eastAsia="Arial" w:hAnsi="Arial"/>
-                <w:sz w:val="20"/>
-              </w:rPr>
-            </w:pPr>
-            <w:r>
-              <w:rPr>
-                <w:rFonts w:ascii="Arial" w:cs="Arial" w:eastAsia="Arial" w:hAnsi="Arial"/>
-                <w:sz w:val="20"/>
-                <w:szCs w:val="20"/>
-              </w:rPr>
-              <w:t xml:space="preserve">Medir algo que varia por motivo errado e ser lido como piora.</w:t>
-            </w:r>
-          </w:p>
-        </w:tc>
-        <w:tc>
-          <w:tcPr>
-            <w:tcW w:w="4760" w:type="dxa"/>
-            <w:tcMar>
-              <w:top w:w="60" w:type="dxa"/>
-              <w:bottom w:w="60" w:type="dxa"/>
-              <w:left w:w="90" w:type="dxa"/>
-              <w:right w:w="90" w:type="dxa"/>
-            </w:tcMar>
-          </w:tcPr>
-          <w:p>
-            <w:pPr>
-              <w:spacing w:before="40" w:after="40" w:line="276" w:lineRule="auto"/>
-              <w:rPr>
-                <w:rFonts w:ascii="Arial" w:cs="Arial" w:eastAsia="Arial" w:hAnsi="Arial"/>
-                <w:sz w:val="20"/>
-              </w:rPr>
-            </w:pPr>
-            <w:r>
-              <w:rPr>
-                <w:rFonts w:ascii="Arial" w:cs="Arial" w:eastAsia="Arial" w:hAnsi="Arial"/>
-                <w:sz w:val="20"/>
-                <w:szCs w:val="20"/>
-              </w:rPr>
-              <w:t xml:space="preserve">Propõe medir a repetibilidade antes de confiar no número: mesmo treino, dois dias, mesma leitura?</w:t>
+            <w:tcW w:w="1552" w:type="dxa"/>
+            <w:tcMar>
+              <w:top w:w="60" w:type="dxa"/>
+              <w:bottom w:w="60" w:type="dxa"/>
+              <w:left w:w="90" w:type="dxa"/>
+              <w:right w:w="90" w:type="dxa"/>
+            </w:tcMar>
+          </w:tcPr>
+          <w:p>
+            <w:pPr>
+              <w:spacing w:before="40" w:after="40" w:line="276" w:lineRule="auto"/>
+              <w:rPr>
+                <w:rFonts w:ascii="Arial" w:cs="Arial" w:eastAsia="Arial" w:hAnsi="Arial"/>
+                <w:sz w:val="20"/>
+              </w:rPr>
+            </w:pPr>
+            <w:r>
+              <w:rPr>
+                <w:rFonts w:ascii="Arial" w:cs="Arial" w:eastAsia="Arial" w:hAnsi="Arial"/>
+                <w:sz w:val="20"/>
+                <w:szCs w:val="20"/>
+              </w:rPr>
+              <w:t xml:space="preserve">Como saber em duas semanas se erramos</w:t>
+            </w:r>
+          </w:p>
+        </w:tc>
+        <w:tc>
+          <w:tcPr>
+            <w:tcW w:w="2897" w:type="dxa"/>
+            <w:tcMar>
+              <w:top w:w="60" w:type="dxa"/>
+              <w:bottom w:w="60" w:type="dxa"/>
+              <w:left w:w="90" w:type="dxa"/>
+              <w:right w:w="90" w:type="dxa"/>
+            </w:tcMar>
+          </w:tcPr>
+          <w:p>
+            <w:pPr>
+              <w:spacing w:before="40" w:after="40" w:line="276" w:lineRule="auto"/>
+              <w:rPr>
+                <w:rFonts w:ascii="Arial" w:cs="Arial" w:eastAsia="Arial" w:hAnsi="Arial"/>
+                <w:sz w:val="20"/>
+              </w:rPr>
+            </w:pPr>
+            <w:r>
+              <w:rPr>
+                <w:rFonts w:ascii="Arial" w:cs="Arial" w:eastAsia="Arial" w:hAnsi="Arial"/>
+                <w:sz w:val="20"/>
+                <w:szCs w:val="20"/>
+              </w:rPr>
+              <w:t xml:space="preserve">Testando com ele.</w:t>
+            </w:r>
+          </w:p>
+        </w:tc>
+        <w:tc>
+          <w:tcPr>
+            <w:tcW w:w="2897" w:type="dxa"/>
+            <w:tcMar>
+              <w:top w:w="60" w:type="dxa"/>
+              <w:bottom w:w="60" w:type="dxa"/>
+              <w:left w:w="90" w:type="dxa"/>
+              <w:right w:w="90" w:type="dxa"/>
+            </w:tcMar>
+          </w:tcPr>
+          <w:p>
+            <w:pPr>
+              <w:spacing w:before="40" w:after="40" w:line="276" w:lineRule="auto"/>
+              <w:rPr>
+                <w:rFonts w:ascii="Arial" w:cs="Arial" w:eastAsia="Arial" w:hAnsi="Arial"/>
+                <w:sz w:val="20"/>
+              </w:rPr>
+            </w:pPr>
+            <w:r>
+              <w:rPr>
+                <w:rFonts w:ascii="Arial" w:cs="Arial" w:eastAsia="Arial" w:hAnsi="Arial"/>
+                <w:sz w:val="20"/>
+                <w:szCs w:val="20"/>
+              </w:rPr>
+              <w:t xml:space="preserve">Levar um protótipo para ele usar numa refeição e ver se funciona.</w:t>
+            </w:r>
+          </w:p>
+        </w:tc>
+        <w:tc>
+          <w:tcPr>
+            <w:tcW w:w="3000" w:type="dxa"/>
+            <w:tcMar>
+              <w:top w:w="60" w:type="dxa"/>
+              <w:bottom w:w="60" w:type="dxa"/>
+              <w:left w:w="90" w:type="dxa"/>
+              <w:right w:w="90" w:type="dxa"/>
+            </w:tcMar>
+          </w:tcPr>
+          <w:p>
+            <w:pPr>
+              <w:spacing w:before="40" w:after="40" w:line="276" w:lineRule="auto"/>
+              <w:rPr>
+                <w:rFonts w:ascii="Arial" w:cs="Arial" w:eastAsia="Arial" w:hAnsi="Arial"/>
+                <w:sz w:val="20"/>
+              </w:rPr>
+            </w:pPr>
+            <w:r>
+              <w:rPr>
+                <w:rFonts w:ascii="Arial" w:cs="Arial" w:eastAsia="Arial" w:hAnsi="Arial"/>
+                <w:sz w:val="20"/>
+                <w:szCs w:val="20"/>
+              </w:rPr>
+              <w:t xml:space="preserve">Semana 1, com faixa de tecido e elástico de papelaria: medir em que horários do dia ele consegue fechar a mão contra a mola. Se em metade das refeições ele não conseguir, a A morre e vamos para a B.</w:t>
             </w:r>
           </w:p>
         </w:tc>
@@ -2245,85 +2044,113 @@
       <w:tr>
         <w:tc>
           <w:tcPr>
-            <w:tcW w:w="1448" w:type="dxa"/>
-            <w:tcMar>
-              <w:top w:w="60" w:type="dxa"/>
-              <w:bottom w:w="60" w:type="dxa"/>
-              <w:left w:w="90" w:type="dxa"/>
-              <w:right w:w="90" w:type="dxa"/>
-            </w:tcMar>
-          </w:tcPr>
-          <w:p>
-            <w:pPr>
-              <w:spacing w:before="40" w:after="40" w:line="276" w:lineRule="auto"/>
-              <w:rPr>
-                <w:rFonts w:ascii="Arial" w:cs="Arial" w:eastAsia="Arial" w:hAnsi="Arial"/>
-                <w:sz w:val="20"/>
-              </w:rPr>
-            </w:pPr>
-            <w:r>
-              <w:rPr>
-                <w:rFonts w:ascii="Arial" w:cs="Arial" w:eastAsia="Arial" w:hAnsi="Arial"/>
-                <w:sz w:val="20"/>
-                <w:szCs w:val="20"/>
-              </w:rPr>
-              <w:t xml:space="preserve">O time</w:t>
-            </w:r>
-          </w:p>
-        </w:tc>
-        <w:tc>
-          <w:tcPr>
-            <w:tcW w:w="4139" w:type="dxa"/>
-            <w:tcMar>
-              <w:top w:w="60" w:type="dxa"/>
-              <w:bottom w:w="60" w:type="dxa"/>
-              <w:left w:w="90" w:type="dxa"/>
-              <w:right w:w="90" w:type="dxa"/>
-            </w:tcMar>
-          </w:tcPr>
-          <w:p>
-            <w:pPr>
-              <w:spacing w:before="40" w:after="40" w:line="276" w:lineRule="auto"/>
-              <w:rPr>
-                <w:rFonts w:ascii="Arial" w:cs="Arial" w:eastAsia="Arial" w:hAnsi="Arial"/>
-                <w:sz w:val="20"/>
-              </w:rPr>
-            </w:pPr>
-            <w:r>
-              <w:rPr>
-                <w:rFonts w:ascii="Arial" w:cs="Arial" w:eastAsia="Arial" w:hAnsi="Arial"/>
-                <w:sz w:val="20"/>
-                <w:szCs w:val="20"/>
-              </w:rPr>
-              <w:t xml:space="preserve">Quem instrumenta e quem acompanha o treino.</w:t>
-            </w:r>
-          </w:p>
-        </w:tc>
-        <w:tc>
-          <w:tcPr>
-            <w:tcW w:w="4760" w:type="dxa"/>
-            <w:tcMar>
-              <w:top w:w="60" w:type="dxa"/>
-              <w:bottom w:w="60" w:type="dxa"/>
-              <w:left w:w="90" w:type="dxa"/>
-              <w:right w:w="90" w:type="dxa"/>
-            </w:tcMar>
-          </w:tcPr>
-          <w:p>
-            <w:pPr>
-              <w:spacing w:before="40" w:after="40" w:line="276" w:lineRule="auto"/>
-              <w:rPr>
-                <w:rFonts w:ascii="Arial" w:cs="Arial" w:eastAsia="Arial" w:hAnsi="Arial"/>
-                <w:sz w:val="20"/>
-              </w:rPr>
-            </w:pPr>
-            <w:r>
-              <w:rPr>
-                <w:rFonts w:ascii="Arial" w:cs="Arial" w:eastAsia="Arial" w:hAnsi="Arial"/>
-                <w:sz w:val="20"/>
-                <w:szCs w:val="20"/>
-              </w:rPr>
-              <w:t xml:space="preserve">Alguém da clínica desenha a medida, alguém da engenharia instrumenta, alguém escreve o que aparece na tela.</w:t>
+            <w:tcW w:w="1552" w:type="dxa"/>
+            <w:tcMar>
+              <w:top w:w="60" w:type="dxa"/>
+              <w:bottom w:w="60" w:type="dxa"/>
+              <w:left w:w="90" w:type="dxa"/>
+              <w:right w:w="90" w:type="dxa"/>
+            </w:tcMar>
+          </w:tcPr>
+          <w:p>
+            <w:pPr>
+              <w:spacing w:before="40" w:after="40" w:line="276" w:lineRule="auto"/>
+              <w:rPr>
+                <w:rFonts w:ascii="Arial" w:cs="Arial" w:eastAsia="Arial" w:hAnsi="Arial"/>
+                <w:sz w:val="20"/>
+              </w:rPr>
+            </w:pPr>
+            <w:r>
+              <w:rPr>
+                <w:rFonts w:ascii="Arial" w:cs="Arial" w:eastAsia="Arial" w:hAnsi="Arial"/>
+                <w:sz w:val="20"/>
+                <w:szCs w:val="20"/>
+              </w:rPr>
+              <w:t xml:space="preserve">Quem faz o quê</w:t>
+            </w:r>
+          </w:p>
+        </w:tc>
+        <w:tc>
+          <w:tcPr>
+            <w:tcW w:w="2897" w:type="dxa"/>
+            <w:tcMar>
+              <w:top w:w="60" w:type="dxa"/>
+              <w:bottom w:w="60" w:type="dxa"/>
+              <w:left w:w="90" w:type="dxa"/>
+              <w:right w:w="90" w:type="dxa"/>
+            </w:tcMar>
+          </w:tcPr>
+          <w:p>
+            <w:pPr>
+              <w:spacing w:before="40" w:after="40" w:line="276" w:lineRule="auto"/>
+              <w:rPr>
+                <w:rFonts w:ascii="Arial" w:cs="Arial" w:eastAsia="Arial" w:hAnsi="Arial"/>
+                <w:sz w:val="20"/>
+              </w:rPr>
+            </w:pPr>
+            <w:r>
+              <w:rPr>
+                <w:rFonts w:ascii="Arial" w:cs="Arial" w:eastAsia="Arial" w:hAnsi="Arial"/>
+                <w:sz w:val="20"/>
+                <w:szCs w:val="20"/>
+              </w:rPr>
+              <w:t xml:space="preserve">Todo mundo ajuda em tudo.</w:t>
+            </w:r>
+          </w:p>
+        </w:tc>
+        <w:tc>
+          <w:tcPr>
+            <w:tcW w:w="2897" w:type="dxa"/>
+            <w:tcMar>
+              <w:top w:w="60" w:type="dxa"/>
+              <w:bottom w:w="60" w:type="dxa"/>
+              <w:left w:w="90" w:type="dxa"/>
+              <w:right w:w="90" w:type="dxa"/>
+            </w:tcMar>
+          </w:tcPr>
+          <w:p>
+            <w:pPr>
+              <w:spacing w:before="40" w:after="40" w:line="276" w:lineRule="auto"/>
+              <w:rPr>
+                <w:rFonts w:ascii="Arial" w:cs="Arial" w:eastAsia="Arial" w:hAnsi="Arial"/>
+                <w:sz w:val="20"/>
+              </w:rPr>
+            </w:pPr>
+            <w:r>
+              <w:rPr>
+                <w:rFonts w:ascii="Arial" w:cs="Arial" w:eastAsia="Arial" w:hAnsi="Arial"/>
+                <w:sz w:val="20"/>
+                <w:szCs w:val="20"/>
+              </w:rPr>
+              <w:t xml:space="preserve">Ana costura a faixa, Bruno testa com ele, Carla anota os resultados.</w:t>
+            </w:r>
+          </w:p>
+        </w:tc>
+        <w:tc>
+          <w:tcPr>
+            <w:tcW w:w="3000" w:type="dxa"/>
+            <w:tcMar>
+              <w:top w:w="60" w:type="dxa"/>
+              <w:bottom w:w="60" w:type="dxa"/>
+              <w:left w:w="90" w:type="dxa"/>
+              <w:right w:w="90" w:type="dxa"/>
+            </w:tcMar>
+          </w:tcPr>
+          <w:p>
+            <w:pPr>
+              <w:spacing w:before="40" w:after="40" w:line="276" w:lineRule="auto"/>
+              <w:rPr>
+                <w:rFonts w:ascii="Arial" w:cs="Arial" w:eastAsia="Arial" w:hAnsi="Arial"/>
+                <w:sz w:val="20"/>
+              </w:rPr>
+            </w:pPr>
+            <w:r>
+              <w:rPr>
+                <w:rFonts w:ascii="Arial" w:cs="Arial" w:eastAsia="Arial" w:hAnsi="Arial"/>
+                <w:sz w:val="20"/>
+                <w:szCs w:val="20"/>
+              </w:rPr>
+              <w:t xml:space="preserve">Ana (fisio) marca a visita e mede a força de fechamento em três horários. Bruno (mecânica) faz duas faixas com molas diferentes até quinta. Carla (design) desenha para caber sob a manga. Diego marca a segunda visita já com as duas prontas.</w:t>
             </w:r>
           </w:p>
         </w:tc>
@@ -2344,6 +2171,32 @@
           <w:szCs w:val="22"/>
         </w:rPr>
         <w:t xml:space="preserve"/>
+      </w:r>
+    </w:p>
+    <w:p>
+      <w:pPr>
+        <w:spacing w:before="0" w:after="120" w:line="276" w:lineRule="auto"/>
+        <w:rPr>
+          <w:rFonts w:ascii="Arial" w:cs="Arial" w:eastAsia="Arial" w:hAnsi="Arial"/>
+          <w:sz w:val="22"/>
+        </w:rPr>
+      </w:pPr>
+      <w:r>
+        <w:rPr>
+          <w:rFonts w:ascii="Arial" w:cs="Arial" w:eastAsia="Arial" w:hAnsi="Arial"/>
+          <w:b/>
+          <w:sz w:val="22"/>
+          <w:szCs w:val="22"/>
+        </w:rPr>
+        <w:t xml:space="preserve">O que separa as três: </w:t>
+      </w:r>
+      <w:r>
+        <w:rPr>
+          <w:rFonts w:ascii="Arial" w:cs="Arial" w:eastAsia="Arial" w:hAnsi="Arial"/>
+          <w:sz w:val="22"/>
+          <w:szCs w:val="22"/>
+        </w:rPr>
+        <w:t xml:space="preserve">a resposta 5 usa a frase dele como critério, nomeia o que perde e propõe um teste de duas semanas que custa quase nada e pode matar a escolha. A 3 escolhe bem, mas justifica por velocidade, que é critério da equipe e não dele. A 1 não escolhe, só aponta uma letra.</w:t>
       </w:r>
     </w:p>
     <w:p>
@@ -2382,7 +2235,7 @@
           <w:sz w:val="22"/>
           <w:szCs w:val="22"/>
         </w:rPr>
-        <w:t xml:space="preserve">Trocar o triciclo. A restrição diz que ele já existe e fica.</w:t>
+        <w:t xml:space="preserve">Escolher a B por ser a mais tecnológica. A opção mais capaz costuma ser a que ele menos vai usar.</w:t>
       </w:r>
     </w:p>
     <w:p>
@@ -2403,7 +2256,7 @@
           <w:sz w:val="22"/>
           <w:szCs w:val="22"/>
         </w:rPr>
-        <w:t xml:space="preserve">Painel com dez gráficos. Um número que ninguém lê vale zero.</w:t>
+        <w:t xml:space="preserve">Responder "as três" ou "a A com um pouco de B". A entrega é escolher uma.</w:t>
       </w:r>
     </w:p>
     <w:p>
@@ -2424,7 +2277,7 @@
           <w:sz w:val="22"/>
           <w:szCs w:val="22"/>
         </w:rPr>
-        <w:t xml:space="preserve">Esquecer o "no mesmo dia": relatório semanal não atende o pedido.</w:t>
+        <w:t xml:space="preserve">Tratar o que se abre mão como defeito a esconder. Reconhecer a perda é o que prova que houve escolha.</w:t>
       </w:r>
     </w:p>
     <w:p>
@@ -2445,7 +2298,7 @@
           <w:sz w:val="22"/>
           <w:szCs w:val="22"/>
         </w:rPr>
-        <w:t xml:space="preserve">Coletar sinal bruto e chamar isso de evolução. Dado não é resposta.</w:t>
+        <w:t xml:space="preserve">Propor um teste que só termina no fim dos seis meses. A pergunta é sobre duas semanas.</w:t>
       </w:r>
     </w:p>
     <w:p>
@@ -2480,7 +2333,7 @@
           <w:sz w:val="22"/>
           <w:szCs w:val="22"/>
         </w:rPr>
-        <w:t xml:space="preserve">Se o número der pior num dia, o que o fisioterapeuta faz com isso?</w:t>
+        <w:t xml:space="preserve">Qual das outras duas quase venceu, e o que decidiu?</w:t>
       </w:r>
     </w:p>
     <w:p>
@@ -2498,7 +2351,7 @@
           <w:sz w:val="40"/>
           <w:szCs w:val="40"/>
         </w:rPr>
-        <w:t xml:space="preserve">Caso 3: A cadeira que some</w:t>
+        <w:t xml:space="preserve">Caso 2: O treino que ninguém sabe se está funcionando</w:t>
       </w:r>
     </w:p>
     <w:p>
@@ -2524,7 +2377,24 @@
           <w:sz w:val="22"/>
           <w:szCs w:val="22"/>
         </w:rPr>
-        <w:t xml:space="preserve">que o sistema não termina no dispositivo. Aviso sem alguém do outro lado é barulho. Testa também restrição de infraestrutura e de dinheiro, que costumam ser as primeiras a serem ignoradas.</w:t>
+        <w:t xml:space="preserve">quem lê o número e quando. O triciclo e a estimulação já existem e não estão em discussão: o que falta é a medida. O fisioterapeuta decide a carga na hora, e duas das três opções só respondem depois dessa hora.</w:t>
+      </w:r>
+    </w:p>
+    <w:p>
+      <w:pPr>
+        <w:spacing w:before="0" w:after="120" w:line="276" w:lineRule="auto"/>
+        <w:rPr>
+          <w:rFonts w:ascii="Arial" w:cs="Arial" w:eastAsia="Arial" w:hAnsi="Arial"/>
+          <w:sz w:val="22"/>
+        </w:rPr>
+      </w:pPr>
+      <w:r>
+        <w:rPr>
+          <w:rFonts w:ascii="Arial" w:cs="Arial" w:eastAsia="Arial" w:hAnsi="Arial"/>
+          <w:sz w:val="22"/>
+          <w:szCs w:val="22"/>
+        </w:rPr>
+        <w:t xml:space="preserve">As três colunas abaixo são respostas de verdade, do jeito que um grupo escreveria no celular. Leia uma linha inteira, da esquerda para a direita: é ali que a diferença aparece.</w:t>
       </w:r>
     </w:p>
     <w:tbl>
@@ -2541,9 +2411,10 @@
         <w:tblLayout w:type="fixed"/>
       </w:tblPr>
       <w:tblGrid>
-        <w:gridCol w:w="1448"/>
-        <w:gridCol w:w="4139"/>
-        <w:gridCol w:w="4760"/>
+        <w:gridCol w:w="1552"/>
+        <w:gridCol w:w="2897"/>
+        <w:gridCol w:w="2897"/>
+        <w:gridCol w:w="3000"/>
       </w:tblGrid>
       <w:tr>
         <w:trPr>
@@ -2551,7 +2422,7 @@
         </w:trPr>
         <w:tc>
           <w:tcPr>
-            <w:tcW w:w="1448" w:type="dxa"/>
+            <w:tcW w:w="1552" w:type="dxa"/>
             <w:shd w:val="clear" w:color="auto" w:fill="EFEFEF"/>
             <w:tcMar>
               <w:top w:w="60" w:type="dxa"/>
@@ -2581,7 +2452,7 @@
         </w:tc>
         <w:tc>
           <w:tcPr>
-            <w:tcW w:w="4139" w:type="dxa"/>
+            <w:tcW w:w="2897" w:type="dxa"/>
             <w:shd w:val="clear" w:color="auto" w:fill="EFEFEF"/>
             <w:tcMar>
               <w:top w:w="60" w:type="dxa"/>
@@ -2605,13 +2476,13 @@
                 <w:sz w:val="20"/>
                 <w:szCs w:val="20"/>
               </w:rPr>
-              <w:t xml:space="preserve">O que se espera ouvir</w:t>
-            </w:r>
-          </w:p>
-        </w:tc>
-        <w:tc>
-          <w:tcPr>
-            <w:tcW w:w="4760" w:type="dxa"/>
+              <w:t xml:space="preserve">Resposta nota 1</w:t>
+            </w:r>
+          </w:p>
+        </w:tc>
+        <w:tc>
+          <w:tcPr>
+            <w:tcW w:w="2897" w:type="dxa"/>
             <w:shd w:val="clear" w:color="auto" w:fill="EFEFEF"/>
             <w:tcMar>
               <w:top w:w="60" w:type="dxa"/>
@@ -2635,7 +2506,37 @@
                 <w:sz w:val="20"/>
                 <w:szCs w:val="20"/>
               </w:rPr>
-              <w:t xml:space="preserve">Sinal de resposta forte</w:t>
+              <w:t xml:space="preserve">Resposta nota 3</w:t>
+            </w:r>
+          </w:p>
+        </w:tc>
+        <w:tc>
+          <w:tcPr>
+            <w:tcW w:w="3000" w:type="dxa"/>
+            <w:shd w:val="clear" w:color="auto" w:fill="EFEFEF"/>
+            <w:tcMar>
+              <w:top w:w="60" w:type="dxa"/>
+              <w:bottom w:w="60" w:type="dxa"/>
+              <w:left w:w="90" w:type="dxa"/>
+              <w:right w:w="90" w:type="dxa"/>
+            </w:tcMar>
+          </w:tcPr>
+          <w:p>
+            <w:pPr>
+              <w:spacing w:before="40" w:after="40" w:line="276" w:lineRule="auto"/>
+              <w:rPr>
+                <w:rFonts w:ascii="Arial" w:cs="Arial" w:eastAsia="Arial" w:hAnsi="Arial"/>
+                <w:sz w:val="20"/>
+              </w:rPr>
+            </w:pPr>
+            <w:r>
+              <w:rPr>
+                <w:rFonts w:ascii="Arial" w:cs="Arial" w:eastAsia="Arial" w:hAnsi="Arial"/>
+                <w:b/>
+                <w:sz w:val="20"/>
+                <w:szCs w:val="20"/>
+              </w:rPr>
+              <w:t xml:space="preserve">Resposta nota 5</w:t>
             </w:r>
           </w:p>
         </w:tc>
@@ -2643,85 +2544,113 @@
       <w:tr>
         <w:tc>
           <w:tcPr>
-            <w:tcW w:w="1448" w:type="dxa"/>
-            <w:tcMar>
-              <w:top w:w="60" w:type="dxa"/>
-              <w:bottom w:w="60" w:type="dxa"/>
-              <w:left w:w="90" w:type="dxa"/>
-              <w:right w:w="90" w:type="dxa"/>
-            </w:tcMar>
-          </w:tcPr>
-          <w:p>
-            <w:pPr>
-              <w:spacing w:before="40" w:after="40" w:line="276" w:lineRule="auto"/>
-              <w:rPr>
-                <w:rFonts w:ascii="Arial" w:cs="Arial" w:eastAsia="Arial" w:hAnsi="Arial"/>
-                <w:sz w:val="20"/>
-              </w:rPr>
-            </w:pPr>
-            <w:r>
-              <w:rPr>
-                <w:rFonts w:ascii="Arial" w:cs="Arial" w:eastAsia="Arial" w:hAnsi="Arial"/>
-                <w:sz w:val="20"/>
-                <w:szCs w:val="20"/>
-              </w:rPr>
-              <w:t xml:space="preserve">Quem é</w:t>
-            </w:r>
-          </w:p>
-        </w:tc>
-        <w:tc>
-          <w:tcPr>
-            <w:tcW w:w="4139" w:type="dxa"/>
-            <w:tcMar>
-              <w:top w:w="60" w:type="dxa"/>
-              <w:bottom w:w="60" w:type="dxa"/>
-              <w:left w:w="90" w:type="dxa"/>
-              <w:right w:w="90" w:type="dxa"/>
-            </w:tcMar>
-          </w:tcPr>
-          <w:p>
-            <w:pPr>
-              <w:spacing w:before="40" w:after="40" w:line="276" w:lineRule="auto"/>
-              <w:rPr>
-                <w:rFonts w:ascii="Arial" w:cs="Arial" w:eastAsia="Arial" w:hAnsi="Arial"/>
-                <w:sz w:val="20"/>
-              </w:rPr>
-            </w:pPr>
-            <w:r>
-              <w:rPr>
-                <w:rFonts w:ascii="Arial" w:cs="Arial" w:eastAsia="Arial" w:hAnsi="Arial"/>
-                <w:sz w:val="20"/>
-                <w:szCs w:val="20"/>
-              </w:rPr>
-              <w:t xml:space="preserve">Ele sai da sala sabendo que consegue pedir ajuda.</w:t>
-            </w:r>
-          </w:p>
-        </w:tc>
-        <w:tc>
-          <w:tcPr>
-            <w:tcW w:w="4760" w:type="dxa"/>
-            <w:tcMar>
-              <w:top w:w="60" w:type="dxa"/>
-              <w:bottom w:w="60" w:type="dxa"/>
-              <w:left w:w="90" w:type="dxa"/>
-              <w:right w:w="90" w:type="dxa"/>
-            </w:tcMar>
-          </w:tcPr>
-          <w:p>
-            <w:pPr>
-              <w:spacing w:before="40" w:after="40" w:line="276" w:lineRule="auto"/>
-              <w:rPr>
-                <w:rFonts w:ascii="Arial" w:cs="Arial" w:eastAsia="Arial" w:hAnsi="Arial"/>
-                <w:sz w:val="20"/>
-              </w:rPr>
-            </w:pPr>
-            <w:r>
-              <w:rPr>
-                <w:rFonts w:ascii="Arial" w:cs="Arial" w:eastAsia="Arial" w:hAnsi="Arial"/>
-                <w:sz w:val="20"/>
-                <w:szCs w:val="20"/>
-              </w:rPr>
-              <w:t xml:space="preserve">Nomeia quem chega quando ele chama. O usuário do sistema é ele e mais alguém.</w:t>
+            <w:tcW w:w="1552" w:type="dxa"/>
+            <w:tcMar>
+              <w:top w:w="60" w:type="dxa"/>
+              <w:bottom w:w="60" w:type="dxa"/>
+              <w:left w:w="90" w:type="dxa"/>
+              <w:right w:w="90" w:type="dxa"/>
+            </w:tcMar>
+          </w:tcPr>
+          <w:p>
+            <w:pPr>
+              <w:spacing w:before="40" w:after="40" w:line="276" w:lineRule="auto"/>
+              <w:rPr>
+                <w:rFonts w:ascii="Arial" w:cs="Arial" w:eastAsia="Arial" w:hAnsi="Arial"/>
+                <w:sz w:val="20"/>
+              </w:rPr>
+            </w:pPr>
+            <w:r>
+              <w:rPr>
+                <w:rFonts w:ascii="Arial" w:cs="Arial" w:eastAsia="Arial" w:hAnsi="Arial"/>
+                <w:sz w:val="20"/>
+                <w:szCs w:val="20"/>
+              </w:rPr>
+              <w:t xml:space="preserve">A opção que vocês levam</w:t>
+            </w:r>
+          </w:p>
+        </w:tc>
+        <w:tc>
+          <w:tcPr>
+            <w:tcW w:w="2897" w:type="dxa"/>
+            <w:tcMar>
+              <w:top w:w="60" w:type="dxa"/>
+              <w:bottom w:w="60" w:type="dxa"/>
+              <w:left w:w="90" w:type="dxa"/>
+              <w:right w:w="90" w:type="dxa"/>
+            </w:tcMar>
+          </w:tcPr>
+          <w:p>
+            <w:pPr>
+              <w:spacing w:before="40" w:after="40" w:line="276" w:lineRule="auto"/>
+              <w:rPr>
+                <w:rFonts w:ascii="Arial" w:cs="Arial" w:eastAsia="Arial" w:hAnsi="Arial"/>
+                <w:sz w:val="20"/>
+              </w:rPr>
+            </w:pPr>
+            <w:r>
+              <w:rPr>
+                <w:rFonts w:ascii="Arial" w:cs="Arial" w:eastAsia="Arial" w:hAnsi="Arial"/>
+                <w:sz w:val="20"/>
+                <w:szCs w:val="20"/>
+              </w:rPr>
+              <w:t xml:space="preserve">A.</w:t>
+            </w:r>
+          </w:p>
+        </w:tc>
+        <w:tc>
+          <w:tcPr>
+            <w:tcW w:w="2897" w:type="dxa"/>
+            <w:tcMar>
+              <w:top w:w="60" w:type="dxa"/>
+              <w:bottom w:w="60" w:type="dxa"/>
+              <w:left w:w="90" w:type="dxa"/>
+              <w:right w:w="90" w:type="dxa"/>
+            </w:tcMar>
+          </w:tcPr>
+          <w:p>
+            <w:pPr>
+              <w:spacing w:before="40" w:after="40" w:line="276" w:lineRule="auto"/>
+              <w:rPr>
+                <w:rFonts w:ascii="Arial" w:cs="Arial" w:eastAsia="Arial" w:hAnsi="Arial"/>
+                <w:sz w:val="20"/>
+              </w:rPr>
+            </w:pPr>
+            <w:r>
+              <w:rPr>
+                <w:rFonts w:ascii="Arial" w:cs="Arial" w:eastAsia="Arial" w:hAnsi="Arial"/>
+                <w:sz w:val="20"/>
+                <w:szCs w:val="20"/>
+              </w:rPr>
+              <w:t xml:space="preserve">Opção A, contar as voltas, com o visor no guidão.</w:t>
+            </w:r>
+          </w:p>
+        </w:tc>
+        <w:tc>
+          <w:tcPr>
+            <w:tcW w:w="3000" w:type="dxa"/>
+            <w:tcMar>
+              <w:top w:w="60" w:type="dxa"/>
+              <w:bottom w:w="60" w:type="dxa"/>
+              <w:left w:w="90" w:type="dxa"/>
+              <w:right w:w="90" w:type="dxa"/>
+            </w:tcMar>
+          </w:tcPr>
+          <w:p>
+            <w:pPr>
+              <w:spacing w:before="40" w:after="40" w:line="276" w:lineRule="auto"/>
+              <w:rPr>
+                <w:rFonts w:ascii="Arial" w:cs="Arial" w:eastAsia="Arial" w:hAnsi="Arial"/>
+                <w:sz w:val="20"/>
+              </w:rPr>
+            </w:pPr>
+            <w:r>
+              <w:rPr>
+                <w:rFonts w:ascii="Arial" w:cs="Arial" w:eastAsia="Arial" w:hAnsi="Arial"/>
+                <w:sz w:val="20"/>
+                <w:szCs w:val="20"/>
+              </w:rPr>
+              <w:t xml:space="preserve">Opção A: contar voltas e tempo, com o número aparecendo no guidão no fim do treino.</w:t>
             </w:r>
           </w:p>
         </w:tc>
@@ -2729,85 +2658,113 @@
       <w:tr>
         <w:tc>
           <w:tcPr>
-            <w:tcW w:w="1448" w:type="dxa"/>
-            <w:tcMar>
-              <w:top w:w="60" w:type="dxa"/>
-              <w:bottom w:w="60" w:type="dxa"/>
-              <w:left w:w="90" w:type="dxa"/>
-              <w:right w:w="90" w:type="dxa"/>
-            </w:tcMar>
-          </w:tcPr>
-          <w:p>
-            <w:pPr>
-              <w:spacing w:before="40" w:after="40" w:line="276" w:lineRule="auto"/>
-              <w:rPr>
-                <w:rFonts w:ascii="Arial" w:cs="Arial" w:eastAsia="Arial" w:hAnsi="Arial"/>
-                <w:sz w:val="20"/>
-              </w:rPr>
-            </w:pPr>
-            <w:r>
-              <w:rPr>
-                <w:rFonts w:ascii="Arial" w:cs="Arial" w:eastAsia="Arial" w:hAnsi="Arial"/>
-                <w:sz w:val="20"/>
-                <w:szCs w:val="20"/>
-              </w:rPr>
-              <w:t xml:space="preserve">O mínimo</w:t>
-            </w:r>
-          </w:p>
-        </w:tc>
-        <w:tc>
-          <w:tcPr>
-            <w:tcW w:w="4139" w:type="dxa"/>
-            <w:tcMar>
-              <w:top w:w="60" w:type="dxa"/>
-              <w:bottom w:w="60" w:type="dxa"/>
-              <w:left w:w="90" w:type="dxa"/>
-              <w:right w:w="90" w:type="dxa"/>
-            </w:tcMar>
-          </w:tcPr>
-          <w:p>
-            <w:pPr>
-              <w:spacing w:before="40" w:after="40" w:line="276" w:lineRule="auto"/>
-              <w:rPr>
-                <w:rFonts w:ascii="Arial" w:cs="Arial" w:eastAsia="Arial" w:hAnsi="Arial"/>
-                <w:sz w:val="20"/>
-              </w:rPr>
-            </w:pPr>
-            <w:r>
-              <w:rPr>
-                <w:rFonts w:ascii="Arial" w:cs="Arial" w:eastAsia="Arial" w:hAnsi="Arial"/>
-                <w:sz w:val="20"/>
-                <w:szCs w:val="20"/>
-              </w:rPr>
-              <w:t xml:space="preserve">Um acionamento grande, alcançável pela mão que ele controla, que chega a uma pessoa.</w:t>
-            </w:r>
-          </w:p>
-        </w:tc>
-        <w:tc>
-          <w:tcPr>
-            <w:tcW w:w="4760" w:type="dxa"/>
-            <w:tcMar>
-              <w:top w:w="60" w:type="dxa"/>
-              <w:bottom w:w="60" w:type="dxa"/>
-              <w:left w:w="90" w:type="dxa"/>
-              <w:right w:w="90" w:type="dxa"/>
-            </w:tcMar>
-          </w:tcPr>
-          <w:p>
-            <w:pPr>
-              <w:spacing w:before="40" w:after="40" w:line="276" w:lineRule="auto"/>
-              <w:rPr>
-                <w:rFonts w:ascii="Arial" w:cs="Arial" w:eastAsia="Arial" w:hAnsi="Arial"/>
-                <w:sz w:val="20"/>
-              </w:rPr>
-            </w:pPr>
-            <w:r>
-              <w:rPr>
-                <w:rFonts w:ascii="Arial" w:cs="Arial" w:eastAsia="Arial" w:hAnsi="Arial"/>
-                <w:sz w:val="20"/>
-                <w:szCs w:val="20"/>
-              </w:rPr>
-              <w:t xml:space="preserve">Escolhe um canal compatível com a restrição (som local, rádio de curto alcance, o celular de quem está por perto) em vez de nuvem.</w:t>
+            <w:tcW w:w="1552" w:type="dxa"/>
+            <w:tcMar>
+              <w:top w:w="60" w:type="dxa"/>
+              <w:bottom w:w="60" w:type="dxa"/>
+              <w:left w:w="90" w:type="dxa"/>
+              <w:right w:w="90" w:type="dxa"/>
+            </w:tcMar>
+          </w:tcPr>
+          <w:p>
+            <w:pPr>
+              <w:spacing w:before="40" w:after="40" w:line="276" w:lineRule="auto"/>
+              <w:rPr>
+                <w:rFonts w:ascii="Arial" w:cs="Arial" w:eastAsia="Arial" w:hAnsi="Arial"/>
+                <w:sz w:val="20"/>
+              </w:rPr>
+            </w:pPr>
+            <w:r>
+              <w:rPr>
+                <w:rFonts w:ascii="Arial" w:cs="Arial" w:eastAsia="Arial" w:hAnsi="Arial"/>
+                <w:sz w:val="20"/>
+                <w:szCs w:val="20"/>
+              </w:rPr>
+              <w:t xml:space="preserve">Por que essa e não as outras</w:t>
+            </w:r>
+          </w:p>
+        </w:tc>
+        <w:tc>
+          <w:tcPr>
+            <w:tcW w:w="2897" w:type="dxa"/>
+            <w:tcMar>
+              <w:top w:w="60" w:type="dxa"/>
+              <w:bottom w:w="60" w:type="dxa"/>
+              <w:left w:w="90" w:type="dxa"/>
+              <w:right w:w="90" w:type="dxa"/>
+            </w:tcMar>
+          </w:tcPr>
+          <w:p>
+            <w:pPr>
+              <w:spacing w:before="40" w:after="40" w:line="276" w:lineRule="auto"/>
+              <w:rPr>
+                <w:rFonts w:ascii="Arial" w:cs="Arial" w:eastAsia="Arial" w:hAnsi="Arial"/>
+                <w:sz w:val="20"/>
+              </w:rPr>
+            </w:pPr>
+            <w:r>
+              <w:rPr>
+                <w:rFonts w:ascii="Arial" w:cs="Arial" w:eastAsia="Arial" w:hAnsi="Arial"/>
+                <w:sz w:val="20"/>
+                <w:szCs w:val="20"/>
+              </w:rPr>
+              <w:t xml:space="preserve">Porque é a mais simples e a mais rápida.</w:t>
+            </w:r>
+          </w:p>
+        </w:tc>
+        <w:tc>
+          <w:tcPr>
+            <w:tcW w:w="2897" w:type="dxa"/>
+            <w:tcMar>
+              <w:top w:w="60" w:type="dxa"/>
+              <w:bottom w:w="60" w:type="dxa"/>
+              <w:left w:w="90" w:type="dxa"/>
+              <w:right w:w="90" w:type="dxa"/>
+            </w:tcMar>
+          </w:tcPr>
+          <w:p>
+            <w:pPr>
+              <w:spacing w:before="40" w:after="40" w:line="276" w:lineRule="auto"/>
+              <w:rPr>
+                <w:rFonts w:ascii="Arial" w:cs="Arial" w:eastAsia="Arial" w:hAnsi="Arial"/>
+                <w:sz w:val="20"/>
+              </w:rPr>
+            </w:pPr>
+            <w:r>
+              <w:rPr>
+                <w:rFonts w:ascii="Arial" w:cs="Arial" w:eastAsia="Arial" w:hAnsi="Arial"/>
+                <w:sz w:val="20"/>
+                <w:szCs w:val="20"/>
+              </w:rPr>
+              <w:t xml:space="preserve">É a única que dá o número no fim do treino, e o fisioterapeuta precisa decidir a carga na hora.</w:t>
+            </w:r>
+          </w:p>
+        </w:tc>
+        <w:tc>
+          <w:tcPr>
+            <w:tcW w:w="3000" w:type="dxa"/>
+            <w:tcMar>
+              <w:top w:w="60" w:type="dxa"/>
+              <w:bottom w:w="60" w:type="dxa"/>
+              <w:left w:w="90" w:type="dxa"/>
+              <w:right w:w="90" w:type="dxa"/>
+            </w:tcMar>
+          </w:tcPr>
+          <w:p>
+            <w:pPr>
+              <w:spacing w:before="40" w:after="40" w:line="276" w:lineRule="auto"/>
+              <w:rPr>
+                <w:rFonts w:ascii="Arial" w:cs="Arial" w:eastAsia="Arial" w:hAnsi="Arial"/>
+                <w:sz w:val="20"/>
+              </w:rPr>
+            </w:pPr>
+            <w:r>
+              <w:rPr>
+                <w:rFonts w:ascii="Arial" w:cs="Arial" w:eastAsia="Arial" w:hAnsi="Arial"/>
+                <w:sz w:val="20"/>
+                <w:szCs w:val="20"/>
+              </w:rPr>
+              <w:t xml:space="preserve">O fisioterapeuta disse que decide na hora. A C só responde no dia seguinte, e a B entrega dois gráficos que ele não foi treinado para ler. A A dá um número que ele compara com o do treino passado sem ninguém precisar explicar.</w:t>
             </w:r>
           </w:p>
         </w:tc>
@@ -2815,85 +2772,113 @@
       <w:tr>
         <w:tc>
           <w:tcPr>
-            <w:tcW w:w="1448" w:type="dxa"/>
-            <w:tcMar>
-              <w:top w:w="60" w:type="dxa"/>
-              <w:bottom w:w="60" w:type="dxa"/>
-              <w:left w:w="90" w:type="dxa"/>
-              <w:right w:w="90" w:type="dxa"/>
-            </w:tcMar>
-          </w:tcPr>
-          <w:p>
-            <w:pPr>
-              <w:spacing w:before="40" w:after="40" w:line="276" w:lineRule="auto"/>
-              <w:rPr>
-                <w:rFonts w:ascii="Arial" w:cs="Arial" w:eastAsia="Arial" w:hAnsi="Arial"/>
-                <w:sz w:val="20"/>
-              </w:rPr>
-            </w:pPr>
-            <w:r>
-              <w:rPr>
-                <w:rFonts w:ascii="Arial" w:cs="Arial" w:eastAsia="Arial" w:hAnsi="Arial"/>
-                <w:sz w:val="20"/>
-                <w:szCs w:val="20"/>
-              </w:rPr>
-              <w:t xml:space="preserve">O teste</w:t>
-            </w:r>
-          </w:p>
-        </w:tc>
-        <w:tc>
-          <w:tcPr>
-            <w:tcW w:w="4139" w:type="dxa"/>
-            <w:tcMar>
-              <w:top w:w="60" w:type="dxa"/>
-              <w:bottom w:w="60" w:type="dxa"/>
-              <w:left w:w="90" w:type="dxa"/>
-              <w:right w:w="90" w:type="dxa"/>
-            </w:tcMar>
-          </w:tcPr>
-          <w:p>
-            <w:pPr>
-              <w:spacing w:before="40" w:after="40" w:line="276" w:lineRule="auto"/>
-              <w:rPr>
-                <w:rFonts w:ascii="Arial" w:cs="Arial" w:eastAsia="Arial" w:hAnsi="Arial"/>
-                <w:sz w:val="20"/>
-              </w:rPr>
-            </w:pPr>
-            <w:r>
-              <w:rPr>
-                <w:rFonts w:ascii="Arial" w:cs="Arial" w:eastAsia="Arial" w:hAnsi="Arial"/>
-                <w:sz w:val="20"/>
-                <w:szCs w:val="20"/>
-              </w:rPr>
-              <w:t xml:space="preserve">Ensaiar na escola, cronometrando o tempo até alguém chegar.</w:t>
-            </w:r>
-          </w:p>
-        </w:tc>
-        <w:tc>
-          <w:tcPr>
-            <w:tcW w:w="4760" w:type="dxa"/>
-            <w:tcMar>
-              <w:top w:w="60" w:type="dxa"/>
-              <w:bottom w:w="60" w:type="dxa"/>
-              <w:left w:w="90" w:type="dxa"/>
-              <w:right w:w="90" w:type="dxa"/>
-            </w:tcMar>
-          </w:tcPr>
-          <w:p>
-            <w:pPr>
-              <w:spacing w:before="40" w:after="40" w:line="276" w:lineRule="auto"/>
-              <w:rPr>
-                <w:rFonts w:ascii="Arial" w:cs="Arial" w:eastAsia="Arial" w:hAnsi="Arial"/>
-                <w:sz w:val="20"/>
-              </w:rPr>
-            </w:pPr>
-            <w:r>
-              <w:rPr>
-                <w:rFonts w:ascii="Arial" w:cs="Arial" w:eastAsia="Arial" w:hAnsi="Arial"/>
-                <w:sz w:val="20"/>
-                <w:szCs w:val="20"/>
-              </w:rPr>
-              <w:t xml:space="preserve">Testa em três pontos do prédio e olha o pior deles, não o melhor.</w:t>
+            <w:tcW w:w="1552" w:type="dxa"/>
+            <w:tcMar>
+              <w:top w:w="60" w:type="dxa"/>
+              <w:bottom w:w="60" w:type="dxa"/>
+              <w:left w:w="90" w:type="dxa"/>
+              <w:right w:w="90" w:type="dxa"/>
+            </w:tcMar>
+          </w:tcPr>
+          <w:p>
+            <w:pPr>
+              <w:spacing w:before="40" w:after="40" w:line="276" w:lineRule="auto"/>
+              <w:rPr>
+                <w:rFonts w:ascii="Arial" w:cs="Arial" w:eastAsia="Arial" w:hAnsi="Arial"/>
+                <w:sz w:val="20"/>
+              </w:rPr>
+            </w:pPr>
+            <w:r>
+              <w:rPr>
+                <w:rFonts w:ascii="Arial" w:cs="Arial" w:eastAsia="Arial" w:hAnsi="Arial"/>
+                <w:sz w:val="20"/>
+                <w:szCs w:val="20"/>
+              </w:rPr>
+              <w:t xml:space="preserve">O que vocês abrem mão</w:t>
+            </w:r>
+          </w:p>
+        </w:tc>
+        <w:tc>
+          <w:tcPr>
+            <w:tcW w:w="2897" w:type="dxa"/>
+            <w:tcMar>
+              <w:top w:w="60" w:type="dxa"/>
+              <w:bottom w:w="60" w:type="dxa"/>
+              <w:left w:w="90" w:type="dxa"/>
+              <w:right w:w="90" w:type="dxa"/>
+            </w:tcMar>
+          </w:tcPr>
+          <w:p>
+            <w:pPr>
+              <w:spacing w:before="40" w:after="40" w:line="276" w:lineRule="auto"/>
+              <w:rPr>
+                <w:rFonts w:ascii="Arial" w:cs="Arial" w:eastAsia="Arial" w:hAnsi="Arial"/>
+                <w:sz w:val="20"/>
+              </w:rPr>
+            </w:pPr>
+            <w:r>
+              <w:rPr>
+                <w:rFonts w:ascii="Arial" w:cs="Arial" w:eastAsia="Arial" w:hAnsi="Arial"/>
+                <w:sz w:val="20"/>
+                <w:szCs w:val="20"/>
+              </w:rPr>
+              <w:t xml:space="preserve">De nada importante.</w:t>
+            </w:r>
+          </w:p>
+        </w:tc>
+        <w:tc>
+          <w:tcPr>
+            <w:tcW w:w="2897" w:type="dxa"/>
+            <w:tcMar>
+              <w:top w:w="60" w:type="dxa"/>
+              <w:bottom w:w="60" w:type="dxa"/>
+              <w:left w:w="90" w:type="dxa"/>
+              <w:right w:w="90" w:type="dxa"/>
+            </w:tcMar>
+          </w:tcPr>
+          <w:p>
+            <w:pPr>
+              <w:spacing w:before="40" w:after="40" w:line="276" w:lineRule="auto"/>
+              <w:rPr>
+                <w:rFonts w:ascii="Arial" w:cs="Arial" w:eastAsia="Arial" w:hAnsi="Arial"/>
+                <w:sz w:val="20"/>
+              </w:rPr>
+            </w:pPr>
+            <w:r>
+              <w:rPr>
+                <w:rFonts w:ascii="Arial" w:cs="Arial" w:eastAsia="Arial" w:hAnsi="Arial"/>
+                <w:sz w:val="20"/>
+                <w:szCs w:val="20"/>
+              </w:rPr>
+              <w:t xml:space="preserve">A gente não vai saber se ela melhorou ou se a estimulação estava mais forte naquele dia.</w:t>
+            </w:r>
+          </w:p>
+        </w:tc>
+        <w:tc>
+          <w:tcPr>
+            <w:tcW w:w="3000" w:type="dxa"/>
+            <w:tcMar>
+              <w:top w:w="60" w:type="dxa"/>
+              <w:bottom w:w="60" w:type="dxa"/>
+              <w:left w:w="90" w:type="dxa"/>
+              <w:right w:w="90" w:type="dxa"/>
+            </w:tcMar>
+          </w:tcPr>
+          <w:p>
+            <w:pPr>
+              <w:spacing w:before="40" w:after="40" w:line="276" w:lineRule="auto"/>
+              <w:rPr>
+                <w:rFonts w:ascii="Arial" w:cs="Arial" w:eastAsia="Arial" w:hAnsi="Arial"/>
+                <w:sz w:val="20"/>
+              </w:rPr>
+            </w:pPr>
+            <w:r>
+              <w:rPr>
+                <w:rFonts w:ascii="Arial" w:cs="Arial" w:eastAsia="Arial" w:hAnsi="Arial"/>
+                <w:sz w:val="20"/>
+                <w:szCs w:val="20"/>
+              </w:rPr>
+              <w:t xml:space="preserve">Perdemos a diferença entre perna direita e esquerda e perdemos a explicação de por que um dia foi melhor. Dá para viver com isso agora porque hoje não existe número nenhum: sair de zero para um número comparável já muda a decisão da carga.</w:t>
             </w:r>
           </w:p>
         </w:tc>
@@ -2901,85 +2886,113 @@
       <w:tr>
         <w:tc>
           <w:tcPr>
-            <w:tcW w:w="1448" w:type="dxa"/>
-            <w:tcMar>
-              <w:top w:w="60" w:type="dxa"/>
-              <w:bottom w:w="60" w:type="dxa"/>
-              <w:left w:w="90" w:type="dxa"/>
-              <w:right w:w="90" w:type="dxa"/>
-            </w:tcMar>
-          </w:tcPr>
-          <w:p>
-            <w:pPr>
-              <w:spacing w:before="40" w:after="40" w:line="276" w:lineRule="auto"/>
-              <w:rPr>
-                <w:rFonts w:ascii="Arial" w:cs="Arial" w:eastAsia="Arial" w:hAnsi="Arial"/>
-                <w:sz w:val="20"/>
-              </w:rPr>
-            </w:pPr>
-            <w:r>
-              <w:rPr>
-                <w:rFonts w:ascii="Arial" w:cs="Arial" w:eastAsia="Arial" w:hAnsi="Arial"/>
-                <w:sz w:val="20"/>
-                <w:szCs w:val="20"/>
-              </w:rPr>
-              <w:t xml:space="preserve">O risco</w:t>
-            </w:r>
-          </w:p>
-        </w:tc>
-        <w:tc>
-          <w:tcPr>
-            <w:tcW w:w="4139" w:type="dxa"/>
-            <w:tcMar>
-              <w:top w:w="60" w:type="dxa"/>
-              <w:bottom w:w="60" w:type="dxa"/>
-              <w:left w:w="90" w:type="dxa"/>
-              <w:right w:w="90" w:type="dxa"/>
-            </w:tcMar>
-          </w:tcPr>
-          <w:p>
-            <w:pPr>
-              <w:spacing w:before="40" w:after="40" w:line="276" w:lineRule="auto"/>
-              <w:rPr>
-                <w:rFonts w:ascii="Arial" w:cs="Arial" w:eastAsia="Arial" w:hAnsi="Arial"/>
-                <w:sz w:val="20"/>
-              </w:rPr>
-            </w:pPr>
-            <w:r>
-              <w:rPr>
-                <w:rFonts w:ascii="Arial" w:cs="Arial" w:eastAsia="Arial" w:hAnsi="Arial"/>
-                <w:sz w:val="20"/>
-                <w:szCs w:val="20"/>
-              </w:rPr>
-              <w:t xml:space="preserve">Ninguém atender, ou o acionamento acidental transformar o aviso em rotina ignorada.</w:t>
-            </w:r>
-          </w:p>
-        </w:tc>
-        <w:tc>
-          <w:tcPr>
-            <w:tcW w:w="4760" w:type="dxa"/>
-            <w:tcMar>
-              <w:top w:w="60" w:type="dxa"/>
-              <w:bottom w:w="60" w:type="dxa"/>
-              <w:left w:w="90" w:type="dxa"/>
-              <w:right w:w="90" w:type="dxa"/>
-            </w:tcMar>
-          </w:tcPr>
-          <w:p>
-            <w:pPr>
-              <w:spacing w:before="40" w:after="40" w:line="276" w:lineRule="auto"/>
-              <w:rPr>
-                <w:rFonts w:ascii="Arial" w:cs="Arial" w:eastAsia="Arial" w:hAnsi="Arial"/>
-                <w:sz w:val="20"/>
-              </w:rPr>
-            </w:pPr>
-            <w:r>
-              <w:rPr>
-                <w:rFonts w:ascii="Arial" w:cs="Arial" w:eastAsia="Arial" w:hAnsi="Arial"/>
-                <w:sz w:val="20"/>
-                <w:szCs w:val="20"/>
-              </w:rPr>
-              <w:t xml:space="preserve">Propõe combinar com a direção da escola quem responde, antes de construir qualquer coisa.</w:t>
+            <w:tcW w:w="1552" w:type="dxa"/>
+            <w:tcMar>
+              <w:top w:w="60" w:type="dxa"/>
+              <w:bottom w:w="60" w:type="dxa"/>
+              <w:left w:w="90" w:type="dxa"/>
+              <w:right w:w="90" w:type="dxa"/>
+            </w:tcMar>
+          </w:tcPr>
+          <w:p>
+            <w:pPr>
+              <w:spacing w:before="40" w:after="40" w:line="276" w:lineRule="auto"/>
+              <w:rPr>
+                <w:rFonts w:ascii="Arial" w:cs="Arial" w:eastAsia="Arial" w:hAnsi="Arial"/>
+                <w:sz w:val="20"/>
+              </w:rPr>
+            </w:pPr>
+            <w:r>
+              <w:rPr>
+                <w:rFonts w:ascii="Arial" w:cs="Arial" w:eastAsia="Arial" w:hAnsi="Arial"/>
+                <w:sz w:val="20"/>
+                <w:szCs w:val="20"/>
+              </w:rPr>
+              <w:t xml:space="preserve">Como saber em duas semanas se erramos</w:t>
+            </w:r>
+          </w:p>
+        </w:tc>
+        <w:tc>
+          <w:tcPr>
+            <w:tcW w:w="2897" w:type="dxa"/>
+            <w:tcMar>
+              <w:top w:w="60" w:type="dxa"/>
+              <w:bottom w:w="60" w:type="dxa"/>
+              <w:left w:w="90" w:type="dxa"/>
+              <w:right w:w="90" w:type="dxa"/>
+            </w:tcMar>
+          </w:tcPr>
+          <w:p>
+            <w:pPr>
+              <w:spacing w:before="40" w:after="40" w:line="276" w:lineRule="auto"/>
+              <w:rPr>
+                <w:rFonts w:ascii="Arial" w:cs="Arial" w:eastAsia="Arial" w:hAnsi="Arial"/>
+                <w:sz w:val="20"/>
+              </w:rPr>
+            </w:pPr>
+            <w:r>
+              <w:rPr>
+                <w:rFonts w:ascii="Arial" w:cs="Arial" w:eastAsia="Arial" w:hAnsi="Arial"/>
+                <w:sz w:val="20"/>
+                <w:szCs w:val="20"/>
+              </w:rPr>
+              <w:t xml:space="preserve">Se não funcionar a gente troca.</w:t>
+            </w:r>
+          </w:p>
+        </w:tc>
+        <w:tc>
+          <w:tcPr>
+            <w:tcW w:w="2897" w:type="dxa"/>
+            <w:tcMar>
+              <w:top w:w="60" w:type="dxa"/>
+              <w:bottom w:w="60" w:type="dxa"/>
+              <w:left w:w="90" w:type="dxa"/>
+              <w:right w:w="90" w:type="dxa"/>
+            </w:tcMar>
+          </w:tcPr>
+          <w:p>
+            <w:pPr>
+              <w:spacing w:before="40" w:after="40" w:line="276" w:lineRule="auto"/>
+              <w:rPr>
+                <w:rFonts w:ascii="Arial" w:cs="Arial" w:eastAsia="Arial" w:hAnsi="Arial"/>
+                <w:sz w:val="20"/>
+              </w:rPr>
+            </w:pPr>
+            <w:r>
+              <w:rPr>
+                <w:rFonts w:ascii="Arial" w:cs="Arial" w:eastAsia="Arial" w:hAnsi="Arial"/>
+                <w:sz w:val="20"/>
+                <w:szCs w:val="20"/>
+              </w:rPr>
+              <w:t xml:space="preserve">Instalar o sensor e comparar com o que o fisioterapeuta anota no caderno.</w:t>
+            </w:r>
+          </w:p>
+        </w:tc>
+        <w:tc>
+          <w:tcPr>
+            <w:tcW w:w="3000" w:type="dxa"/>
+            <w:tcMar>
+              <w:top w:w="60" w:type="dxa"/>
+              <w:bottom w:w="60" w:type="dxa"/>
+              <w:left w:w="90" w:type="dxa"/>
+              <w:right w:w="90" w:type="dxa"/>
+            </w:tcMar>
+          </w:tcPr>
+          <w:p>
+            <w:pPr>
+              <w:spacing w:before="40" w:after="40" w:line="276" w:lineRule="auto"/>
+              <w:rPr>
+                <w:rFonts w:ascii="Arial" w:cs="Arial" w:eastAsia="Arial" w:hAnsi="Arial"/>
+                <w:sz w:val="20"/>
+              </w:rPr>
+            </w:pPr>
+            <w:r>
+              <w:rPr>
+                <w:rFonts w:ascii="Arial" w:cs="Arial" w:eastAsia="Arial" w:hAnsi="Arial"/>
+                <w:sz w:val="20"/>
+                <w:szCs w:val="20"/>
+              </w:rPr>
+              <w:t xml:space="preserve">Semana 1, sem eletrônica: contar as voltas na mão, com cronômetro e prancheta, em três treinos. Se o número não mudar a decisão de carga do fisioterapeuta em nenhum dos três, o problema não é contar voltas e a A morre.</w:t>
             </w:r>
           </w:p>
         </w:tc>
@@ -2987,85 +3000,113 @@
       <w:tr>
         <w:tc>
           <w:tcPr>
-            <w:tcW w:w="1448" w:type="dxa"/>
-            <w:tcMar>
-              <w:top w:w="60" w:type="dxa"/>
-              <w:bottom w:w="60" w:type="dxa"/>
-              <w:left w:w="90" w:type="dxa"/>
-              <w:right w:w="90" w:type="dxa"/>
-            </w:tcMar>
-          </w:tcPr>
-          <w:p>
-            <w:pPr>
-              <w:spacing w:before="40" w:after="40" w:line="276" w:lineRule="auto"/>
-              <w:rPr>
-                <w:rFonts w:ascii="Arial" w:cs="Arial" w:eastAsia="Arial" w:hAnsi="Arial"/>
-                <w:sz w:val="20"/>
-              </w:rPr>
-            </w:pPr>
-            <w:r>
-              <w:rPr>
-                <w:rFonts w:ascii="Arial" w:cs="Arial" w:eastAsia="Arial" w:hAnsi="Arial"/>
-                <w:sz w:val="20"/>
-                <w:szCs w:val="20"/>
-              </w:rPr>
-              <w:t xml:space="preserve">O time</w:t>
-            </w:r>
-          </w:p>
-        </w:tc>
-        <w:tc>
-          <w:tcPr>
-            <w:tcW w:w="4139" w:type="dxa"/>
-            <w:tcMar>
-              <w:top w:w="60" w:type="dxa"/>
-              <w:bottom w:w="60" w:type="dxa"/>
-              <w:left w:w="90" w:type="dxa"/>
-              <w:right w:w="90" w:type="dxa"/>
-            </w:tcMar>
-          </w:tcPr>
-          <w:p>
-            <w:pPr>
-              <w:spacing w:before="40" w:after="40" w:line="276" w:lineRule="auto"/>
-              <w:rPr>
-                <w:rFonts w:ascii="Arial" w:cs="Arial" w:eastAsia="Arial" w:hAnsi="Arial"/>
-                <w:sz w:val="20"/>
-              </w:rPr>
-            </w:pPr>
-            <w:r>
-              <w:rPr>
-                <w:rFonts w:ascii="Arial" w:cs="Arial" w:eastAsia="Arial" w:hAnsi="Arial"/>
-                <w:sz w:val="20"/>
-                <w:szCs w:val="20"/>
-              </w:rPr>
-              <w:t xml:space="preserve">Quem monta o acionamento e quem fala com a escola.</w:t>
-            </w:r>
-          </w:p>
-        </w:tc>
-        <w:tc>
-          <w:tcPr>
-            <w:tcW w:w="4760" w:type="dxa"/>
-            <w:tcMar>
-              <w:top w:w="60" w:type="dxa"/>
-              <w:bottom w:w="60" w:type="dxa"/>
-              <w:left w:w="90" w:type="dxa"/>
-              <w:right w:w="90" w:type="dxa"/>
-            </w:tcMar>
-          </w:tcPr>
-          <w:p>
-            <w:pPr>
-              <w:spacing w:before="40" w:after="40" w:line="276" w:lineRule="auto"/>
-              <w:rPr>
-                <w:rFonts w:ascii="Arial" w:cs="Arial" w:eastAsia="Arial" w:hAnsi="Arial"/>
-                <w:sz w:val="20"/>
-              </w:rPr>
-            </w:pPr>
-            <w:r>
-              <w:rPr>
-                <w:rFonts w:ascii="Arial" w:cs="Arial" w:eastAsia="Arial" w:hAnsi="Arial"/>
-                <w:sz w:val="20"/>
-                <w:szCs w:val="20"/>
-              </w:rPr>
-              <w:t xml:space="preserve">Alguém assume a conversa com a escola. Sem isso o projeto não existe, e o grupo que percebe isso está enxergando o sistema inteiro.</w:t>
+            <w:tcW w:w="1552" w:type="dxa"/>
+            <w:tcMar>
+              <w:top w:w="60" w:type="dxa"/>
+              <w:bottom w:w="60" w:type="dxa"/>
+              <w:left w:w="90" w:type="dxa"/>
+              <w:right w:w="90" w:type="dxa"/>
+            </w:tcMar>
+          </w:tcPr>
+          <w:p>
+            <w:pPr>
+              <w:spacing w:before="40" w:after="40" w:line="276" w:lineRule="auto"/>
+              <w:rPr>
+                <w:rFonts w:ascii="Arial" w:cs="Arial" w:eastAsia="Arial" w:hAnsi="Arial"/>
+                <w:sz w:val="20"/>
+              </w:rPr>
+            </w:pPr>
+            <w:r>
+              <w:rPr>
+                <w:rFonts w:ascii="Arial" w:cs="Arial" w:eastAsia="Arial" w:hAnsi="Arial"/>
+                <w:sz w:val="20"/>
+                <w:szCs w:val="20"/>
+              </w:rPr>
+              <w:t xml:space="preserve">Quem faz o quê</w:t>
+            </w:r>
+          </w:p>
+        </w:tc>
+        <w:tc>
+          <w:tcPr>
+            <w:tcW w:w="2897" w:type="dxa"/>
+            <w:tcMar>
+              <w:top w:w="60" w:type="dxa"/>
+              <w:bottom w:w="60" w:type="dxa"/>
+              <w:left w:w="90" w:type="dxa"/>
+              <w:right w:w="90" w:type="dxa"/>
+            </w:tcMar>
+          </w:tcPr>
+          <w:p>
+            <w:pPr>
+              <w:spacing w:before="40" w:after="40" w:line="276" w:lineRule="auto"/>
+              <w:rPr>
+                <w:rFonts w:ascii="Arial" w:cs="Arial" w:eastAsia="Arial" w:hAnsi="Arial"/>
+                <w:sz w:val="20"/>
+              </w:rPr>
+            </w:pPr>
+            <w:r>
+              <w:rPr>
+                <w:rFonts w:ascii="Arial" w:cs="Arial" w:eastAsia="Arial" w:hAnsi="Arial"/>
+                <w:sz w:val="20"/>
+                <w:szCs w:val="20"/>
+              </w:rPr>
+              <w:t xml:space="preserve">Cada um faz uma parte.</w:t>
+            </w:r>
+          </w:p>
+        </w:tc>
+        <w:tc>
+          <w:tcPr>
+            <w:tcW w:w="2897" w:type="dxa"/>
+            <w:tcMar>
+              <w:top w:w="60" w:type="dxa"/>
+              <w:bottom w:w="60" w:type="dxa"/>
+              <w:left w:w="90" w:type="dxa"/>
+              <w:right w:w="90" w:type="dxa"/>
+            </w:tcMar>
+          </w:tcPr>
+          <w:p>
+            <w:pPr>
+              <w:spacing w:before="40" w:after="40" w:line="276" w:lineRule="auto"/>
+              <w:rPr>
+                <w:rFonts w:ascii="Arial" w:cs="Arial" w:eastAsia="Arial" w:hAnsi="Arial"/>
+                <w:sz w:val="20"/>
+              </w:rPr>
+            </w:pPr>
+            <w:r>
+              <w:rPr>
+                <w:rFonts w:ascii="Arial" w:cs="Arial" w:eastAsia="Arial" w:hAnsi="Arial"/>
+                <w:sz w:val="20"/>
+                <w:szCs w:val="20"/>
+              </w:rPr>
+              <w:t xml:space="preserve">Um faz o sensor, um fala com o fisioterapeuta, um monta o visor.</w:t>
+            </w:r>
+          </w:p>
+        </w:tc>
+        <w:tc>
+          <w:tcPr>
+            <w:tcW w:w="3000" w:type="dxa"/>
+            <w:tcMar>
+              <w:top w:w="60" w:type="dxa"/>
+              <w:bottom w:w="60" w:type="dxa"/>
+              <w:left w:w="90" w:type="dxa"/>
+              <w:right w:w="90" w:type="dxa"/>
+            </w:tcMar>
+          </w:tcPr>
+          <w:p>
+            <w:pPr>
+              <w:spacing w:before="40" w:after="40" w:line="276" w:lineRule="auto"/>
+              <w:rPr>
+                <w:rFonts w:ascii="Arial" w:cs="Arial" w:eastAsia="Arial" w:hAnsi="Arial"/>
+                <w:sz w:val="20"/>
+              </w:rPr>
+            </w:pPr>
+            <w:r>
+              <w:rPr>
+                <w:rFonts w:ascii="Arial" w:cs="Arial" w:eastAsia="Arial" w:hAnsi="Arial"/>
+                <w:sz w:val="20"/>
+                <w:szCs w:val="20"/>
+              </w:rPr>
+              <w:t xml:space="preserve">Ana (fisio) acompanha os três treinos e anota junto com o fisioterapeuta. Bruno (eletrônica) monta o contador até a segunda semana. Carla define como o número aparece no guidão. Diego marca o treino em que o protótipo entra.</w:t>
             </w:r>
           </w:p>
         </w:tc>
@@ -3086,6 +3127,32 @@
           <w:szCs w:val="22"/>
         </w:rPr>
         <w:t xml:space="preserve"/>
+      </w:r>
+    </w:p>
+    <w:p>
+      <w:pPr>
+        <w:spacing w:before="0" w:after="120" w:line="276" w:lineRule="auto"/>
+        <w:rPr>
+          <w:rFonts w:ascii="Arial" w:cs="Arial" w:eastAsia="Arial" w:hAnsi="Arial"/>
+          <w:sz w:val="22"/>
+        </w:rPr>
+      </w:pPr>
+      <w:r>
+        <w:rPr>
+          <w:rFonts w:ascii="Arial" w:cs="Arial" w:eastAsia="Arial" w:hAnsi="Arial"/>
+          <w:b/>
+          <w:sz w:val="22"/>
+          <w:szCs w:val="22"/>
+        </w:rPr>
+        <w:t xml:space="preserve">O que separa as três: </w:t>
+      </w:r>
+      <w:r>
+        <w:rPr>
+          <w:rFonts w:ascii="Arial" w:cs="Arial" w:eastAsia="Arial" w:hAnsi="Arial"/>
+          <w:sz w:val="22"/>
+          <w:szCs w:val="22"/>
+        </w:rPr>
+        <w:t xml:space="preserve">a resposta 5 propõe um teste que dispensa qualquer eletrônica e define a morte da ideia em função da decisão do fisioterapeuta, não da precisão do sensor. A 3 acerta a escolha e o motivo, mas o teste dela já pressupõe o sensor pronto.</w:t>
       </w:r>
     </w:p>
     <w:p>
@@ -3124,7 +3191,7 @@
           <w:sz w:val="22"/>
           <w:szCs w:val="22"/>
         </w:rPr>
-        <w:t xml:space="preserve">Aplicativo com nuvem e notificação. A escola não tem Wi-Fi confiável e a família não paga mensalidade.</w:t>
+        <w:t xml:space="preserve">Escolher a B porque mede mais. Mais dado não é mais decisão.</w:t>
       </w:r>
     </w:p>
     <w:p>
@@ -3145,7 +3212,7 @@
           <w:sz w:val="22"/>
           <w:szCs w:val="22"/>
         </w:rPr>
-        <w:t xml:space="preserve">Botão que exige preensão fina ou toque preciso.</w:t>
+        <w:t xml:space="preserve">Justificar pela facilidade de construir em vez da utilidade do número.</w:t>
       </w:r>
     </w:p>
     <w:p>
@@ -3166,7 +3233,7 @@
           <w:sz w:val="22"/>
           <w:szCs w:val="22"/>
         </w:rPr>
-        <w:t xml:space="preserve">GPS. Ele está dentro de um prédio, e o problema não é saber onde ele está.</w:t>
+        <w:t xml:space="preserve">Prometer que o sensor vai separar esforço dela de intensidade da estimulação. Nenhuma das três faz isso, e prometer o que a opção não faz é pior que reconhecer o limite.</w:t>
       </w:r>
     </w:p>
     <w:p>
@@ -3187,7 +3254,7 @@
           <w:sz w:val="22"/>
           <w:szCs w:val="22"/>
         </w:rPr>
-        <w:t xml:space="preserve">Resolver o aviso e esquecer o atendimento: quem responde, em que horário, e o que faz ao chegar.</w:t>
+        <w:t xml:space="preserve">Esquecer que ela também lê o número. O visor no guidão é dela antes de ser do fisioterapeuta.</w:t>
       </w:r>
     </w:p>
     <w:p>
@@ -3222,7 +3289,7 @@
           <w:sz w:val="22"/>
           <w:szCs w:val="22"/>
         </w:rPr>
-        <w:t xml:space="preserve">Quem recebe o aviso às três da tarde de uma quarta, e o que essa pessoa faz?</w:t>
+        <w:t xml:space="preserve">O treino acabou e o número apareceu. O que o fisioterapeuta faz nos trinta segundos seguintes?</w:t>
       </w:r>
     </w:p>
     <w:p>
@@ -3240,7 +3307,7 @@
           <w:sz w:val="40"/>
           <w:szCs w:val="40"/>
         </w:rPr>
-        <w:t xml:space="preserve">Caso 4: A prótese que dói no fim do dia</w:t>
+        <w:t xml:space="preserve">Caso 3: A cadeira que para no corredor errado</w:t>
       </w:r>
     </w:p>
     <w:p>
@@ -3266,7 +3333,24 @@
           <w:sz w:val="22"/>
           <w:szCs w:val="22"/>
         </w:rPr>
-        <w:t xml:space="preserve">medir para agir. A restrição de não carregar mais nada empurra a solução para dentro da prótese, e a de o dado servir ao protesista impede que a resposta pare no sensor.</w:t>
+        <w:t xml:space="preserve">a frase da mãe. "O problema não é ela avisar, é alguém aparecer" desloca o critério de quem emite para quem recebe, e isso favorece a opção mais cara e mais lenta das três. Testa também se o grupo respeita a restrição de dinheiro, que é a primeira a ser ignorada.</w:t>
+      </w:r>
+    </w:p>
+    <w:p>
+      <w:pPr>
+        <w:spacing w:before="0" w:after="120" w:line="276" w:lineRule="auto"/>
+        <w:rPr>
+          <w:rFonts w:ascii="Arial" w:cs="Arial" w:eastAsia="Arial" w:hAnsi="Arial"/>
+          <w:sz w:val="22"/>
+        </w:rPr>
+      </w:pPr>
+      <w:r>
+        <w:rPr>
+          <w:rFonts w:ascii="Arial" w:cs="Arial" w:eastAsia="Arial" w:hAnsi="Arial"/>
+          <w:sz w:val="22"/>
+          <w:szCs w:val="22"/>
+        </w:rPr>
+        <w:t xml:space="preserve">As três colunas abaixo são respostas de verdade, do jeito que um grupo escreveria no celular. Leia uma linha inteira, da esquerda para a direita: é ali que a diferença aparece.</w:t>
       </w:r>
     </w:p>
     <w:tbl>
@@ -3283,9 +3367,10 @@
         <w:tblLayout w:type="fixed"/>
       </w:tblPr>
       <w:tblGrid>
-        <w:gridCol w:w="1448"/>
-        <w:gridCol w:w="4139"/>
-        <w:gridCol w:w="4760"/>
+        <w:gridCol w:w="1552"/>
+        <w:gridCol w:w="2897"/>
+        <w:gridCol w:w="2897"/>
+        <w:gridCol w:w="3000"/>
       </w:tblGrid>
       <w:tr>
         <w:trPr>
@@ -3293,7 +3378,7 @@
         </w:trPr>
         <w:tc>
           <w:tcPr>
-            <w:tcW w:w="1448" w:type="dxa"/>
+            <w:tcW w:w="1552" w:type="dxa"/>
             <w:shd w:val="clear" w:color="auto" w:fill="EFEFEF"/>
             <w:tcMar>
               <w:top w:w="60" w:type="dxa"/>
@@ -3323,7 +3408,7 @@
         </w:tc>
         <w:tc>
           <w:tcPr>
-            <w:tcW w:w="4139" w:type="dxa"/>
+            <w:tcW w:w="2897" w:type="dxa"/>
             <w:shd w:val="clear" w:color="auto" w:fill="EFEFEF"/>
             <w:tcMar>
               <w:top w:w="60" w:type="dxa"/>
@@ -3347,13 +3432,13 @@
                 <w:sz w:val="20"/>
                 <w:szCs w:val="20"/>
               </w:rPr>
-              <w:t xml:space="preserve">O que se espera ouvir</w:t>
-            </w:r>
-          </w:p>
-        </w:tc>
-        <w:tc>
-          <w:tcPr>
-            <w:tcW w:w="4760" w:type="dxa"/>
+              <w:t xml:space="preserve">Resposta nota 1</w:t>
+            </w:r>
+          </w:p>
+        </w:tc>
+        <w:tc>
+          <w:tcPr>
+            <w:tcW w:w="2897" w:type="dxa"/>
             <w:shd w:val="clear" w:color="auto" w:fill="EFEFEF"/>
             <w:tcMar>
               <w:top w:w="60" w:type="dxa"/>
@@ -3377,7 +3462,37 @@
                 <w:sz w:val="20"/>
                 <w:szCs w:val="20"/>
               </w:rPr>
-              <w:t xml:space="preserve">Sinal de resposta forte</w:t>
+              <w:t xml:space="preserve">Resposta nota 3</w:t>
+            </w:r>
+          </w:p>
+        </w:tc>
+        <w:tc>
+          <w:tcPr>
+            <w:tcW w:w="3000" w:type="dxa"/>
+            <w:shd w:val="clear" w:color="auto" w:fill="EFEFEF"/>
+            <w:tcMar>
+              <w:top w:w="60" w:type="dxa"/>
+              <w:bottom w:w="60" w:type="dxa"/>
+              <w:left w:w="90" w:type="dxa"/>
+              <w:right w:w="90" w:type="dxa"/>
+            </w:tcMar>
+          </w:tcPr>
+          <w:p>
+            <w:pPr>
+              <w:spacing w:before="40" w:after="40" w:line="276" w:lineRule="auto"/>
+              <w:rPr>
+                <w:rFonts w:ascii="Arial" w:cs="Arial" w:eastAsia="Arial" w:hAnsi="Arial"/>
+                <w:sz w:val="20"/>
+              </w:rPr>
+            </w:pPr>
+            <w:r>
+              <w:rPr>
+                <w:rFonts w:ascii="Arial" w:cs="Arial" w:eastAsia="Arial" w:hAnsi="Arial"/>
+                <w:b/>
+                <w:sz w:val="20"/>
+                <w:szCs w:val="20"/>
+              </w:rPr>
+              <w:t xml:space="preserve">Resposta nota 5</w:t>
             </w:r>
           </w:p>
         </w:tc>
@@ -3385,85 +3500,113 @@
       <w:tr>
         <w:tc>
           <w:tcPr>
-            <w:tcW w:w="1448" w:type="dxa"/>
-            <w:tcMar>
-              <w:top w:w="60" w:type="dxa"/>
-              <w:bottom w:w="60" w:type="dxa"/>
-              <w:left w:w="90" w:type="dxa"/>
-              <w:right w:w="90" w:type="dxa"/>
-            </w:tcMar>
-          </w:tcPr>
-          <w:p>
-            <w:pPr>
-              <w:spacing w:before="40" w:after="40" w:line="276" w:lineRule="auto"/>
-              <w:rPr>
-                <w:rFonts w:ascii="Arial" w:cs="Arial" w:eastAsia="Arial" w:hAnsi="Arial"/>
-                <w:sz w:val="20"/>
-              </w:rPr>
-            </w:pPr>
-            <w:r>
-              <w:rPr>
-                <w:rFonts w:ascii="Arial" w:cs="Arial" w:eastAsia="Arial" w:hAnsi="Arial"/>
-                <w:sz w:val="20"/>
-                <w:szCs w:val="20"/>
-              </w:rPr>
-              <w:t xml:space="preserve">Quem é</w:t>
-            </w:r>
-          </w:p>
-        </w:tc>
-        <w:tc>
-          <w:tcPr>
-            <w:tcW w:w="4139" w:type="dxa"/>
-            <w:tcMar>
-              <w:top w:w="60" w:type="dxa"/>
-              <w:bottom w:w="60" w:type="dxa"/>
-              <w:left w:w="90" w:type="dxa"/>
-              <w:right w:w="90" w:type="dxa"/>
-            </w:tcMar>
-          </w:tcPr>
-          <w:p>
-            <w:pPr>
-              <w:spacing w:before="40" w:after="40" w:line="276" w:lineRule="auto"/>
-              <w:rPr>
-                <w:rFonts w:ascii="Arial" w:cs="Arial" w:eastAsia="Arial" w:hAnsi="Arial"/>
-                <w:sz w:val="20"/>
-              </w:rPr>
-            </w:pPr>
-            <w:r>
-              <w:rPr>
-                <w:rFonts w:ascii="Arial" w:cs="Arial" w:eastAsia="Arial" w:hAnsi="Arial"/>
-                <w:sz w:val="20"/>
-                <w:szCs w:val="20"/>
-              </w:rPr>
-              <w:t xml:space="preserve">Ele chega no fim do dia sem ferida, porque soube parar ou ajustar antes.</w:t>
-            </w:r>
-          </w:p>
-        </w:tc>
-        <w:tc>
-          <w:tcPr>
-            <w:tcW w:w="4760" w:type="dxa"/>
-            <w:tcMar>
-              <w:top w:w="60" w:type="dxa"/>
-              <w:bottom w:w="60" w:type="dxa"/>
-              <w:left w:w="90" w:type="dxa"/>
-              <w:right w:w="90" w:type="dxa"/>
-            </w:tcMar>
-          </w:tcPr>
-          <w:p>
-            <w:pPr>
-              <w:spacing w:before="40" w:after="40" w:line="276" w:lineRule="auto"/>
-              <w:rPr>
-                <w:rFonts w:ascii="Arial" w:cs="Arial" w:eastAsia="Arial" w:hAnsi="Arial"/>
-                <w:sz w:val="20"/>
-              </w:rPr>
-            </w:pPr>
-            <w:r>
-              <w:rPr>
-                <w:rFonts w:ascii="Arial" w:cs="Arial" w:eastAsia="Arial" w:hAnsi="Arial"/>
-                <w:sz w:val="20"/>
-                <w:szCs w:val="20"/>
-              </w:rPr>
-              <w:t xml:space="preserve">Diz o que ele faz quando o aviso chega: senta, tira, troca a meia. Aviso sem ação não muda nada.</w:t>
+            <w:tcW w:w="1552" w:type="dxa"/>
+            <w:tcMar>
+              <w:top w:w="60" w:type="dxa"/>
+              <w:bottom w:w="60" w:type="dxa"/>
+              <w:left w:w="90" w:type="dxa"/>
+              <w:right w:w="90" w:type="dxa"/>
+            </w:tcMar>
+          </w:tcPr>
+          <w:p>
+            <w:pPr>
+              <w:spacing w:before="40" w:after="40" w:line="276" w:lineRule="auto"/>
+              <w:rPr>
+                <w:rFonts w:ascii="Arial" w:cs="Arial" w:eastAsia="Arial" w:hAnsi="Arial"/>
+                <w:sz w:val="20"/>
+              </w:rPr>
+            </w:pPr>
+            <w:r>
+              <w:rPr>
+                <w:rFonts w:ascii="Arial" w:cs="Arial" w:eastAsia="Arial" w:hAnsi="Arial"/>
+                <w:sz w:val="20"/>
+                <w:szCs w:val="20"/>
+              </w:rPr>
+              <w:t xml:space="preserve">A opção que vocês levam</w:t>
+            </w:r>
+          </w:p>
+        </w:tc>
+        <w:tc>
+          <w:tcPr>
+            <w:tcW w:w="2897" w:type="dxa"/>
+            <w:tcMar>
+              <w:top w:w="60" w:type="dxa"/>
+              <w:bottom w:w="60" w:type="dxa"/>
+              <w:left w:w="90" w:type="dxa"/>
+              <w:right w:w="90" w:type="dxa"/>
+            </w:tcMar>
+          </w:tcPr>
+          <w:p>
+            <w:pPr>
+              <w:spacing w:before="40" w:after="40" w:line="276" w:lineRule="auto"/>
+              <w:rPr>
+                <w:rFonts w:ascii="Arial" w:cs="Arial" w:eastAsia="Arial" w:hAnsi="Arial"/>
+                <w:sz w:val="20"/>
+              </w:rPr>
+            </w:pPr>
+            <w:r>
+              <w:rPr>
+                <w:rFonts w:ascii="Arial" w:cs="Arial" w:eastAsia="Arial" w:hAnsi="Arial"/>
+                <w:sz w:val="20"/>
+                <w:szCs w:val="20"/>
+              </w:rPr>
+              <w:t xml:space="preserve">B.</w:t>
+            </w:r>
+          </w:p>
+        </w:tc>
+        <w:tc>
+          <w:tcPr>
+            <w:tcW w:w="2897" w:type="dxa"/>
+            <w:tcMar>
+              <w:top w:w="60" w:type="dxa"/>
+              <w:bottom w:w="60" w:type="dxa"/>
+              <w:left w:w="90" w:type="dxa"/>
+              <w:right w:w="90" w:type="dxa"/>
+            </w:tcMar>
+          </w:tcPr>
+          <w:p>
+            <w:pPr>
+              <w:spacing w:before="40" w:after="40" w:line="276" w:lineRule="auto"/>
+              <w:rPr>
+                <w:rFonts w:ascii="Arial" w:cs="Arial" w:eastAsia="Arial" w:hAnsi="Arial"/>
+                <w:sz w:val="20"/>
+              </w:rPr>
+            </w:pPr>
+            <w:r>
+              <w:rPr>
+                <w:rFonts w:ascii="Arial" w:cs="Arial" w:eastAsia="Arial" w:hAnsi="Arial"/>
+                <w:sz w:val="20"/>
+                <w:szCs w:val="20"/>
+              </w:rPr>
+              <w:t xml:space="preserve">Opção B, o rádio com aviso na secretaria.</w:t>
+            </w:r>
+          </w:p>
+        </w:tc>
+        <w:tc>
+          <w:tcPr>
+            <w:tcW w:w="3000" w:type="dxa"/>
+            <w:tcMar>
+              <w:top w:w="60" w:type="dxa"/>
+              <w:bottom w:w="60" w:type="dxa"/>
+              <w:left w:w="90" w:type="dxa"/>
+              <w:right w:w="90" w:type="dxa"/>
+            </w:tcMar>
+          </w:tcPr>
+          <w:p>
+            <w:pPr>
+              <w:spacing w:before="40" w:after="40" w:line="276" w:lineRule="auto"/>
+              <w:rPr>
+                <w:rFonts w:ascii="Arial" w:cs="Arial" w:eastAsia="Arial" w:hAnsi="Arial"/>
+                <w:sz w:val="20"/>
+              </w:rPr>
+            </w:pPr>
+            <w:r>
+              <w:rPr>
+                <w:rFonts w:ascii="Arial" w:cs="Arial" w:eastAsia="Arial" w:hAnsi="Arial"/>
+                <w:sz w:val="20"/>
+                <w:szCs w:val="20"/>
+              </w:rPr>
+              <w:t xml:space="preserve">Opção B, o rádio com um receptor por andar e o aviso na secretaria.</w:t>
             </w:r>
           </w:p>
         </w:tc>
@@ -3471,85 +3614,113 @@
       <w:tr>
         <w:tc>
           <w:tcPr>
-            <w:tcW w:w="1448" w:type="dxa"/>
-            <w:tcMar>
-              <w:top w:w="60" w:type="dxa"/>
-              <w:bottom w:w="60" w:type="dxa"/>
-              <w:left w:w="90" w:type="dxa"/>
-              <w:right w:w="90" w:type="dxa"/>
-            </w:tcMar>
-          </w:tcPr>
-          <w:p>
-            <w:pPr>
-              <w:spacing w:before="40" w:after="40" w:line="276" w:lineRule="auto"/>
-              <w:rPr>
-                <w:rFonts w:ascii="Arial" w:cs="Arial" w:eastAsia="Arial" w:hAnsi="Arial"/>
-                <w:sz w:val="20"/>
-              </w:rPr>
-            </w:pPr>
-            <w:r>
-              <w:rPr>
-                <w:rFonts w:ascii="Arial" w:cs="Arial" w:eastAsia="Arial" w:hAnsi="Arial"/>
-                <w:sz w:val="20"/>
-                <w:szCs w:val="20"/>
-              </w:rPr>
-              <w:t xml:space="preserve">O mínimo</w:t>
-            </w:r>
-          </w:p>
-        </w:tc>
-        <w:tc>
-          <w:tcPr>
-            <w:tcW w:w="4139" w:type="dxa"/>
-            <w:tcMar>
-              <w:top w:w="60" w:type="dxa"/>
-              <w:bottom w:w="60" w:type="dxa"/>
-              <w:left w:w="90" w:type="dxa"/>
-              <w:right w:w="90" w:type="dxa"/>
-            </w:tcMar>
-          </w:tcPr>
-          <w:p>
-            <w:pPr>
-              <w:spacing w:before="40" w:after="40" w:line="276" w:lineRule="auto"/>
-              <w:rPr>
-                <w:rFonts w:ascii="Arial" w:cs="Arial" w:eastAsia="Arial" w:hAnsi="Arial"/>
-                <w:sz w:val="20"/>
-              </w:rPr>
-            </w:pPr>
-            <w:r>
-              <w:rPr>
-                <w:rFonts w:ascii="Arial" w:cs="Arial" w:eastAsia="Arial" w:hAnsi="Arial"/>
-                <w:sz w:val="20"/>
-                <w:szCs w:val="20"/>
-              </w:rPr>
-              <w:t xml:space="preserve">Sensor dentro do encaixe, que não exige nada dele durante o dia.</w:t>
-            </w:r>
-          </w:p>
-        </w:tc>
-        <w:tc>
-          <w:tcPr>
-            <w:tcW w:w="4760" w:type="dxa"/>
-            <w:tcMar>
-              <w:top w:w="60" w:type="dxa"/>
-              <w:bottom w:w="60" w:type="dxa"/>
-              <w:left w:w="90" w:type="dxa"/>
-              <w:right w:w="90" w:type="dxa"/>
-            </w:tcMar>
-          </w:tcPr>
-          <w:p>
-            <w:pPr>
-              <w:spacing w:before="40" w:after="40" w:line="276" w:lineRule="auto"/>
-              <w:rPr>
-                <w:rFonts w:ascii="Arial" w:cs="Arial" w:eastAsia="Arial" w:hAnsi="Arial"/>
-                <w:sz w:val="20"/>
-              </w:rPr>
-            </w:pPr>
-            <w:r>
-              <w:rPr>
-                <w:rFonts w:ascii="Arial" w:cs="Arial" w:eastAsia="Arial" w:hAnsi="Arial"/>
-                <w:sz w:val="20"/>
-                <w:szCs w:val="20"/>
-              </w:rPr>
-              <w:t xml:space="preserve">Diz o que dispara o aviso (pressão acumulada, temperatura, tempo em pé) e como ele percebe: vibração, não tela.</w:t>
+            <w:tcW w:w="1552" w:type="dxa"/>
+            <w:tcMar>
+              <w:top w:w="60" w:type="dxa"/>
+              <w:bottom w:w="60" w:type="dxa"/>
+              <w:left w:w="90" w:type="dxa"/>
+              <w:right w:w="90" w:type="dxa"/>
+            </w:tcMar>
+          </w:tcPr>
+          <w:p>
+            <w:pPr>
+              <w:spacing w:before="40" w:after="40" w:line="276" w:lineRule="auto"/>
+              <w:rPr>
+                <w:rFonts w:ascii="Arial" w:cs="Arial" w:eastAsia="Arial" w:hAnsi="Arial"/>
+                <w:sz w:val="20"/>
+              </w:rPr>
+            </w:pPr>
+            <w:r>
+              <w:rPr>
+                <w:rFonts w:ascii="Arial" w:cs="Arial" w:eastAsia="Arial" w:hAnsi="Arial"/>
+                <w:sz w:val="20"/>
+                <w:szCs w:val="20"/>
+              </w:rPr>
+              <w:t xml:space="preserve">Por que essa e não as outras</w:t>
+            </w:r>
+          </w:p>
+        </w:tc>
+        <w:tc>
+          <w:tcPr>
+            <w:tcW w:w="2897" w:type="dxa"/>
+            <w:tcMar>
+              <w:top w:w="60" w:type="dxa"/>
+              <w:bottom w:w="60" w:type="dxa"/>
+              <w:left w:w="90" w:type="dxa"/>
+              <w:right w:w="90" w:type="dxa"/>
+            </w:tcMar>
+          </w:tcPr>
+          <w:p>
+            <w:pPr>
+              <w:spacing w:before="40" w:after="40" w:line="276" w:lineRule="auto"/>
+              <w:rPr>
+                <w:rFonts w:ascii="Arial" w:cs="Arial" w:eastAsia="Arial" w:hAnsi="Arial"/>
+                <w:sz w:val="20"/>
+              </w:rPr>
+            </w:pPr>
+            <w:r>
+              <w:rPr>
+                <w:rFonts w:ascii="Arial" w:cs="Arial" w:eastAsia="Arial" w:hAnsi="Arial"/>
+                <w:sz w:val="20"/>
+                <w:szCs w:val="20"/>
+              </w:rPr>
+              <w:t xml:space="preserve">Porque avisa a escola.</w:t>
+            </w:r>
+          </w:p>
+        </w:tc>
+        <w:tc>
+          <w:tcPr>
+            <w:tcW w:w="2897" w:type="dxa"/>
+            <w:tcMar>
+              <w:top w:w="60" w:type="dxa"/>
+              <w:bottom w:w="60" w:type="dxa"/>
+              <w:left w:w="90" w:type="dxa"/>
+              <w:right w:w="90" w:type="dxa"/>
+            </w:tcMar>
+          </w:tcPr>
+          <w:p>
+            <w:pPr>
+              <w:spacing w:before="40" w:after="40" w:line="276" w:lineRule="auto"/>
+              <w:rPr>
+                <w:rFonts w:ascii="Arial" w:cs="Arial" w:eastAsia="Arial" w:hAnsi="Arial"/>
+                <w:sz w:val="20"/>
+              </w:rPr>
+            </w:pPr>
+            <w:r>
+              <w:rPr>
+                <w:rFonts w:ascii="Arial" w:cs="Arial" w:eastAsia="Arial" w:hAnsi="Arial"/>
+                <w:sz w:val="20"/>
+                <w:szCs w:val="20"/>
+              </w:rPr>
+              <w:t xml:space="preserve">O botão sonoro depende de alguém estar passando e o celular depende de sinal. O rádio chega direto na secretaria.</w:t>
+            </w:r>
+          </w:p>
+        </w:tc>
+        <w:tc>
+          <w:tcPr>
+            <w:tcW w:w="3000" w:type="dxa"/>
+            <w:tcMar>
+              <w:top w:w="60" w:type="dxa"/>
+              <w:bottom w:w="60" w:type="dxa"/>
+              <w:left w:w="90" w:type="dxa"/>
+              <w:right w:w="90" w:type="dxa"/>
+            </w:tcMar>
+          </w:tcPr>
+          <w:p>
+            <w:pPr>
+              <w:spacing w:before="40" w:after="40" w:line="276" w:lineRule="auto"/>
+              <w:rPr>
+                <w:rFonts w:ascii="Arial" w:cs="Arial" w:eastAsia="Arial" w:hAnsi="Arial"/>
+                <w:sz w:val="20"/>
+              </w:rPr>
+            </w:pPr>
+            <w:r>
+              <w:rPr>
+                <w:rFonts w:ascii="Arial" w:cs="Arial" w:eastAsia="Arial" w:hAnsi="Arial"/>
+                <w:sz w:val="20"/>
+                <w:szCs w:val="20"/>
+              </w:rPr>
+              <w:t xml:space="preserve">A mãe disse que o problema é alguém aparecer. A A e a C avisam mais rápido, mas nenhuma das duas garante quem atende. A B é a única com destino fixo, pessoa responsável e o andar de onde veio.</w:t>
             </w:r>
           </w:p>
         </w:tc>
@@ -3557,85 +3728,113 @@
       <w:tr>
         <w:tc>
           <w:tcPr>
-            <w:tcW w:w="1448" w:type="dxa"/>
-            <w:tcMar>
-              <w:top w:w="60" w:type="dxa"/>
-              <w:bottom w:w="60" w:type="dxa"/>
-              <w:left w:w="90" w:type="dxa"/>
-              <w:right w:w="90" w:type="dxa"/>
-            </w:tcMar>
-          </w:tcPr>
-          <w:p>
-            <w:pPr>
-              <w:spacing w:before="40" w:after="40" w:line="276" w:lineRule="auto"/>
-              <w:rPr>
-                <w:rFonts w:ascii="Arial" w:cs="Arial" w:eastAsia="Arial" w:hAnsi="Arial"/>
-                <w:sz w:val="20"/>
-              </w:rPr>
-            </w:pPr>
-            <w:r>
-              <w:rPr>
-                <w:rFonts w:ascii="Arial" w:cs="Arial" w:eastAsia="Arial" w:hAnsi="Arial"/>
-                <w:sz w:val="20"/>
-                <w:szCs w:val="20"/>
-              </w:rPr>
-              <w:t xml:space="preserve">O teste</w:t>
-            </w:r>
-          </w:p>
-        </w:tc>
-        <w:tc>
-          <w:tcPr>
-            <w:tcW w:w="4139" w:type="dxa"/>
-            <w:tcMar>
-              <w:top w:w="60" w:type="dxa"/>
-              <w:bottom w:w="60" w:type="dxa"/>
-              <w:left w:w="90" w:type="dxa"/>
-              <w:right w:w="90" w:type="dxa"/>
-            </w:tcMar>
-          </w:tcPr>
-          <w:p>
-            <w:pPr>
-              <w:spacing w:before="40" w:after="40" w:line="276" w:lineRule="auto"/>
-              <w:rPr>
-                <w:rFonts w:ascii="Arial" w:cs="Arial" w:eastAsia="Arial" w:hAnsi="Arial"/>
-                <w:sz w:val="20"/>
-              </w:rPr>
-            </w:pPr>
-            <w:r>
-              <w:rPr>
-                <w:rFonts w:ascii="Arial" w:cs="Arial" w:eastAsia="Arial" w:hAnsi="Arial"/>
-                <w:sz w:val="20"/>
-                <w:szCs w:val="20"/>
-              </w:rPr>
-              <w:t xml:space="preserve">Um dia de trabalho real com registro.</w:t>
-            </w:r>
-          </w:p>
-        </w:tc>
-        <w:tc>
-          <w:tcPr>
-            <w:tcW w:w="4760" w:type="dxa"/>
-            <w:tcMar>
-              <w:top w:w="60" w:type="dxa"/>
-              <w:bottom w:w="60" w:type="dxa"/>
-              <w:left w:w="90" w:type="dxa"/>
-              <w:right w:w="90" w:type="dxa"/>
-            </w:tcMar>
-          </w:tcPr>
-          <w:p>
-            <w:pPr>
-              <w:spacing w:before="40" w:after="40" w:line="276" w:lineRule="auto"/>
-              <w:rPr>
-                <w:rFonts w:ascii="Arial" w:cs="Arial" w:eastAsia="Arial" w:hAnsi="Arial"/>
-                <w:sz w:val="20"/>
-              </w:rPr>
-            </w:pPr>
-            <w:r>
-              <w:rPr>
-                <w:rFonts w:ascii="Arial" w:cs="Arial" w:eastAsia="Arial" w:hAnsi="Arial"/>
-                <w:sz w:val="20"/>
-                <w:szCs w:val="20"/>
-              </w:rPr>
-              <w:t xml:space="preserve">Compara o registro com a marca na pele no fim do dia. A pele é a referência que já existe.</w:t>
+            <w:tcW w:w="1552" w:type="dxa"/>
+            <w:tcMar>
+              <w:top w:w="60" w:type="dxa"/>
+              <w:bottom w:w="60" w:type="dxa"/>
+              <w:left w:w="90" w:type="dxa"/>
+              <w:right w:w="90" w:type="dxa"/>
+            </w:tcMar>
+          </w:tcPr>
+          <w:p>
+            <w:pPr>
+              <w:spacing w:before="40" w:after="40" w:line="276" w:lineRule="auto"/>
+              <w:rPr>
+                <w:rFonts w:ascii="Arial" w:cs="Arial" w:eastAsia="Arial" w:hAnsi="Arial"/>
+                <w:sz w:val="20"/>
+              </w:rPr>
+            </w:pPr>
+            <w:r>
+              <w:rPr>
+                <w:rFonts w:ascii="Arial" w:cs="Arial" w:eastAsia="Arial" w:hAnsi="Arial"/>
+                <w:sz w:val="20"/>
+                <w:szCs w:val="20"/>
+              </w:rPr>
+              <w:t xml:space="preserve">O que vocês abrem mão</w:t>
+            </w:r>
+          </w:p>
+        </w:tc>
+        <w:tc>
+          <w:tcPr>
+            <w:tcW w:w="2897" w:type="dxa"/>
+            <w:tcMar>
+              <w:top w:w="60" w:type="dxa"/>
+              <w:bottom w:w="60" w:type="dxa"/>
+              <w:left w:w="90" w:type="dxa"/>
+              <w:right w:w="90" w:type="dxa"/>
+            </w:tcMar>
+          </w:tcPr>
+          <w:p>
+            <w:pPr>
+              <w:spacing w:before="40" w:after="40" w:line="276" w:lineRule="auto"/>
+              <w:rPr>
+                <w:rFonts w:ascii="Arial" w:cs="Arial" w:eastAsia="Arial" w:hAnsi="Arial"/>
+                <w:sz w:val="20"/>
+              </w:rPr>
+            </w:pPr>
+            <w:r>
+              <w:rPr>
+                <w:rFonts w:ascii="Arial" w:cs="Arial" w:eastAsia="Arial" w:hAnsi="Arial"/>
+                <w:sz w:val="20"/>
+                <w:szCs w:val="20"/>
+              </w:rPr>
+              <w:t xml:space="preserve">Nada.</w:t>
+            </w:r>
+          </w:p>
+        </w:tc>
+        <w:tc>
+          <w:tcPr>
+            <w:tcW w:w="2897" w:type="dxa"/>
+            <w:tcMar>
+              <w:top w:w="60" w:type="dxa"/>
+              <w:bottom w:w="60" w:type="dxa"/>
+              <w:left w:w="90" w:type="dxa"/>
+              <w:right w:w="90" w:type="dxa"/>
+            </w:tcMar>
+          </w:tcPr>
+          <w:p>
+            <w:pPr>
+              <w:spacing w:before="40" w:after="40" w:line="276" w:lineRule="auto"/>
+              <w:rPr>
+                <w:rFonts w:ascii="Arial" w:cs="Arial" w:eastAsia="Arial" w:hAnsi="Arial"/>
+                <w:sz w:val="20"/>
+              </w:rPr>
+            </w:pPr>
+            <w:r>
+              <w:rPr>
+                <w:rFonts w:ascii="Arial" w:cs="Arial" w:eastAsia="Arial" w:hAnsi="Arial"/>
+                <w:sz w:val="20"/>
+                <w:szCs w:val="20"/>
+              </w:rPr>
+              <w:t xml:space="preserve">É a mais demorada das três e depende de ter alguém na secretaria.</w:t>
+            </w:r>
+          </w:p>
+        </w:tc>
+        <w:tc>
+          <w:tcPr>
+            <w:tcW w:w="3000" w:type="dxa"/>
+            <w:tcMar>
+              <w:top w:w="60" w:type="dxa"/>
+              <w:bottom w:w="60" w:type="dxa"/>
+              <w:left w:w="90" w:type="dxa"/>
+              <w:right w:w="90" w:type="dxa"/>
+            </w:tcMar>
+          </w:tcPr>
+          <w:p>
+            <w:pPr>
+              <w:spacing w:before="40" w:after="40" w:line="276" w:lineRule="auto"/>
+              <w:rPr>
+                <w:rFonts w:ascii="Arial" w:cs="Arial" w:eastAsia="Arial" w:hAnsi="Arial"/>
+                <w:sz w:val="20"/>
+              </w:rPr>
+            </w:pPr>
+            <w:r>
+              <w:rPr>
+                <w:rFonts w:ascii="Arial" w:cs="Arial" w:eastAsia="Arial" w:hAnsi="Arial"/>
+                <w:sz w:val="20"/>
+                <w:szCs w:val="20"/>
+              </w:rPr>
+              <w:t xml:space="preserve">Perdemos duas semanas de prazo em relação à C e ficamos reféns de a secretaria estar ocupada. Assumimos porque, sem destino certo, o aviso mais rápido do mundo continua sem resposta.</w:t>
             </w:r>
           </w:p>
         </w:tc>
@@ -3643,85 +3842,113 @@
       <w:tr>
         <w:tc>
           <w:tcPr>
-            <w:tcW w:w="1448" w:type="dxa"/>
-            <w:tcMar>
-              <w:top w:w="60" w:type="dxa"/>
-              <w:bottom w:w="60" w:type="dxa"/>
-              <w:left w:w="90" w:type="dxa"/>
-              <w:right w:w="90" w:type="dxa"/>
-            </w:tcMar>
-          </w:tcPr>
-          <w:p>
-            <w:pPr>
-              <w:spacing w:before="40" w:after="40" w:line="276" w:lineRule="auto"/>
-              <w:rPr>
-                <w:rFonts w:ascii="Arial" w:cs="Arial" w:eastAsia="Arial" w:hAnsi="Arial"/>
-                <w:sz w:val="20"/>
-              </w:rPr>
-            </w:pPr>
-            <w:r>
-              <w:rPr>
-                <w:rFonts w:ascii="Arial" w:cs="Arial" w:eastAsia="Arial" w:hAnsi="Arial"/>
-                <w:sz w:val="20"/>
-                <w:szCs w:val="20"/>
-              </w:rPr>
-              <w:t xml:space="preserve">O risco</w:t>
-            </w:r>
-          </w:p>
-        </w:tc>
-        <w:tc>
-          <w:tcPr>
-            <w:tcW w:w="4139" w:type="dxa"/>
-            <w:tcMar>
-              <w:top w:w="60" w:type="dxa"/>
-              <w:bottom w:w="60" w:type="dxa"/>
-              <w:left w:w="90" w:type="dxa"/>
-              <w:right w:w="90" w:type="dxa"/>
-            </w:tcMar>
-          </w:tcPr>
-          <w:p>
-            <w:pPr>
-              <w:spacing w:before="40" w:after="40" w:line="276" w:lineRule="auto"/>
-              <w:rPr>
-                <w:rFonts w:ascii="Arial" w:cs="Arial" w:eastAsia="Arial" w:hAnsi="Arial"/>
-                <w:sz w:val="20"/>
-              </w:rPr>
-            </w:pPr>
-            <w:r>
-              <w:rPr>
-                <w:rFonts w:ascii="Arial" w:cs="Arial" w:eastAsia="Arial" w:hAnsi="Arial"/>
-                <w:sz w:val="20"/>
-                <w:szCs w:val="20"/>
-              </w:rPr>
-              <w:t xml:space="preserve">O sensor incomodar mais que o problema, ou o aviso disparar tanto que ele desliga.</w:t>
-            </w:r>
-          </w:p>
-        </w:tc>
-        <w:tc>
-          <w:tcPr>
-            <w:tcW w:w="4760" w:type="dxa"/>
-            <w:tcMar>
-              <w:top w:w="60" w:type="dxa"/>
-              <w:bottom w:w="60" w:type="dxa"/>
-              <w:left w:w="90" w:type="dxa"/>
-              <w:right w:w="90" w:type="dxa"/>
-            </w:tcMar>
-          </w:tcPr>
-          <w:p>
-            <w:pPr>
-              <w:spacing w:before="40" w:after="40" w:line="276" w:lineRule="auto"/>
-              <w:rPr>
-                <w:rFonts w:ascii="Arial" w:cs="Arial" w:eastAsia="Arial" w:hAnsi="Arial"/>
-                <w:sz w:val="20"/>
-              </w:rPr>
-            </w:pPr>
-            <w:r>
-              <w:rPr>
-                <w:rFonts w:ascii="Arial" w:cs="Arial" w:eastAsia="Arial" w:hAnsi="Arial"/>
-                <w:sz w:val="20"/>
-                <w:szCs w:val="20"/>
-              </w:rPr>
-              <w:t xml:space="preserve">Propõe achar o limiar com ele, ao longo de alguns dias, em vez de fixar um número no papel.</w:t>
+            <w:tcW w:w="1552" w:type="dxa"/>
+            <w:tcMar>
+              <w:top w:w="60" w:type="dxa"/>
+              <w:bottom w:w="60" w:type="dxa"/>
+              <w:left w:w="90" w:type="dxa"/>
+              <w:right w:w="90" w:type="dxa"/>
+            </w:tcMar>
+          </w:tcPr>
+          <w:p>
+            <w:pPr>
+              <w:spacing w:before="40" w:after="40" w:line="276" w:lineRule="auto"/>
+              <w:rPr>
+                <w:rFonts w:ascii="Arial" w:cs="Arial" w:eastAsia="Arial" w:hAnsi="Arial"/>
+                <w:sz w:val="20"/>
+              </w:rPr>
+            </w:pPr>
+            <w:r>
+              <w:rPr>
+                <w:rFonts w:ascii="Arial" w:cs="Arial" w:eastAsia="Arial" w:hAnsi="Arial"/>
+                <w:sz w:val="20"/>
+                <w:szCs w:val="20"/>
+              </w:rPr>
+              <w:t xml:space="preserve">Como saber em duas semanas se erramos</w:t>
+            </w:r>
+          </w:p>
+        </w:tc>
+        <w:tc>
+          <w:tcPr>
+            <w:tcW w:w="2897" w:type="dxa"/>
+            <w:tcMar>
+              <w:top w:w="60" w:type="dxa"/>
+              <w:bottom w:w="60" w:type="dxa"/>
+              <w:left w:w="90" w:type="dxa"/>
+              <w:right w:w="90" w:type="dxa"/>
+            </w:tcMar>
+          </w:tcPr>
+          <w:p>
+            <w:pPr>
+              <w:spacing w:before="40" w:after="40" w:line="276" w:lineRule="auto"/>
+              <w:rPr>
+                <w:rFonts w:ascii="Arial" w:cs="Arial" w:eastAsia="Arial" w:hAnsi="Arial"/>
+                <w:sz w:val="20"/>
+              </w:rPr>
+            </w:pPr>
+            <w:r>
+              <w:rPr>
+                <w:rFonts w:ascii="Arial" w:cs="Arial" w:eastAsia="Arial" w:hAnsi="Arial"/>
+                <w:sz w:val="20"/>
+                <w:szCs w:val="20"/>
+              </w:rPr>
+              <w:t xml:space="preserve">Se ninguém atender.</w:t>
+            </w:r>
+          </w:p>
+        </w:tc>
+        <w:tc>
+          <w:tcPr>
+            <w:tcW w:w="2897" w:type="dxa"/>
+            <w:tcMar>
+              <w:top w:w="60" w:type="dxa"/>
+              <w:bottom w:w="60" w:type="dxa"/>
+              <w:left w:w="90" w:type="dxa"/>
+              <w:right w:w="90" w:type="dxa"/>
+            </w:tcMar>
+          </w:tcPr>
+          <w:p>
+            <w:pPr>
+              <w:spacing w:before="40" w:after="40" w:line="276" w:lineRule="auto"/>
+              <w:rPr>
+                <w:rFonts w:ascii="Arial" w:cs="Arial" w:eastAsia="Arial" w:hAnsi="Arial"/>
+                <w:sz w:val="20"/>
+              </w:rPr>
+            </w:pPr>
+            <w:r>
+              <w:rPr>
+                <w:rFonts w:ascii="Arial" w:cs="Arial" w:eastAsia="Arial" w:hAnsi="Arial"/>
+                <w:sz w:val="20"/>
+                <w:szCs w:val="20"/>
+              </w:rPr>
+              <w:t xml:space="preserve">Testar na escola e ver se alguém vem.</w:t>
+            </w:r>
+          </w:p>
+        </w:tc>
+        <w:tc>
+          <w:tcPr>
+            <w:tcW w:w="3000" w:type="dxa"/>
+            <w:tcMar>
+              <w:top w:w="60" w:type="dxa"/>
+              <w:bottom w:w="60" w:type="dxa"/>
+              <w:left w:w="90" w:type="dxa"/>
+              <w:right w:w="90" w:type="dxa"/>
+            </w:tcMar>
+          </w:tcPr>
+          <w:p>
+            <w:pPr>
+              <w:spacing w:before="40" w:after="40" w:line="276" w:lineRule="auto"/>
+              <w:rPr>
+                <w:rFonts w:ascii="Arial" w:cs="Arial" w:eastAsia="Arial" w:hAnsi="Arial"/>
+                <w:sz w:val="20"/>
+              </w:rPr>
+            </w:pPr>
+            <w:r>
+              <w:rPr>
+                <w:rFonts w:ascii="Arial" w:cs="Arial" w:eastAsia="Arial" w:hAnsi="Arial"/>
+                <w:sz w:val="20"/>
+                <w:szCs w:val="20"/>
+              </w:rPr>
+              <w:t xml:space="preserve">Semana 1, sem construir nada: combinar com a direção e cronometrar cinco chamados feitos por telefone comum, de andares e horários diferentes. Se ninguém chegar em menos de dez minutos, o problema é de processo e nenhuma das três opções resolve.</w:t>
             </w:r>
           </w:p>
         </w:tc>
@@ -3729,85 +3956,113 @@
       <w:tr>
         <w:tc>
           <w:tcPr>
-            <w:tcW w:w="1448" w:type="dxa"/>
-            <w:tcMar>
-              <w:top w:w="60" w:type="dxa"/>
-              <w:bottom w:w="60" w:type="dxa"/>
-              <w:left w:w="90" w:type="dxa"/>
-              <w:right w:w="90" w:type="dxa"/>
-            </w:tcMar>
-          </w:tcPr>
-          <w:p>
-            <w:pPr>
-              <w:spacing w:before="40" w:after="40" w:line="276" w:lineRule="auto"/>
-              <w:rPr>
-                <w:rFonts w:ascii="Arial" w:cs="Arial" w:eastAsia="Arial" w:hAnsi="Arial"/>
-                <w:sz w:val="20"/>
-              </w:rPr>
-            </w:pPr>
-            <w:r>
-              <w:rPr>
-                <w:rFonts w:ascii="Arial" w:cs="Arial" w:eastAsia="Arial" w:hAnsi="Arial"/>
-                <w:sz w:val="20"/>
-                <w:szCs w:val="20"/>
-              </w:rPr>
-              <w:t xml:space="preserve">O time</w:t>
-            </w:r>
-          </w:p>
-        </w:tc>
-        <w:tc>
-          <w:tcPr>
-            <w:tcW w:w="4139" w:type="dxa"/>
-            <w:tcMar>
-              <w:top w:w="60" w:type="dxa"/>
-              <w:bottom w:w="60" w:type="dxa"/>
-              <w:left w:w="90" w:type="dxa"/>
-              <w:right w:w="90" w:type="dxa"/>
-            </w:tcMar>
-          </w:tcPr>
-          <w:p>
-            <w:pPr>
-              <w:spacing w:before="40" w:after="40" w:line="276" w:lineRule="auto"/>
-              <w:rPr>
-                <w:rFonts w:ascii="Arial" w:cs="Arial" w:eastAsia="Arial" w:hAnsi="Arial"/>
-                <w:sz w:val="20"/>
-              </w:rPr>
-            </w:pPr>
-            <w:r>
-              <w:rPr>
-                <w:rFonts w:ascii="Arial" w:cs="Arial" w:eastAsia="Arial" w:hAnsi="Arial"/>
-                <w:sz w:val="20"/>
-                <w:szCs w:val="20"/>
-              </w:rPr>
-              <w:t xml:space="preserve">Quem faz a eletrônica e quem acompanha o uso.</w:t>
-            </w:r>
-          </w:p>
-        </w:tc>
-        <w:tc>
-          <w:tcPr>
-            <w:tcW w:w="4760" w:type="dxa"/>
-            <w:tcMar>
-              <w:top w:w="60" w:type="dxa"/>
-              <w:bottom w:w="60" w:type="dxa"/>
-              <w:left w:w="90" w:type="dxa"/>
-              <w:right w:w="90" w:type="dxa"/>
-            </w:tcMar>
-          </w:tcPr>
-          <w:p>
-            <w:pPr>
-              <w:spacing w:before="40" w:after="40" w:line="276" w:lineRule="auto"/>
-              <w:rPr>
-                <w:rFonts w:ascii="Arial" w:cs="Arial" w:eastAsia="Arial" w:hAnsi="Arial"/>
-                <w:sz w:val="20"/>
-              </w:rPr>
-            </w:pPr>
-            <w:r>
-              <w:rPr>
-                <w:rFonts w:ascii="Arial" w:cs="Arial" w:eastAsia="Arial" w:hAnsi="Arial"/>
-                <w:sz w:val="20"/>
-                <w:szCs w:val="20"/>
-              </w:rPr>
-              <w:t xml:space="preserve">Inclui quem conversa com o protesista. O dado é para ele, e é ele que transforma o dado em ajuste no encaixe.</w:t>
+            <w:tcW w:w="1552" w:type="dxa"/>
+            <w:tcMar>
+              <w:top w:w="60" w:type="dxa"/>
+              <w:bottom w:w="60" w:type="dxa"/>
+              <w:left w:w="90" w:type="dxa"/>
+              <w:right w:w="90" w:type="dxa"/>
+            </w:tcMar>
+          </w:tcPr>
+          <w:p>
+            <w:pPr>
+              <w:spacing w:before="40" w:after="40" w:line="276" w:lineRule="auto"/>
+              <w:rPr>
+                <w:rFonts w:ascii="Arial" w:cs="Arial" w:eastAsia="Arial" w:hAnsi="Arial"/>
+                <w:sz w:val="20"/>
+              </w:rPr>
+            </w:pPr>
+            <w:r>
+              <w:rPr>
+                <w:rFonts w:ascii="Arial" w:cs="Arial" w:eastAsia="Arial" w:hAnsi="Arial"/>
+                <w:sz w:val="20"/>
+                <w:szCs w:val="20"/>
+              </w:rPr>
+              <w:t xml:space="preserve">Quem faz o quê</w:t>
+            </w:r>
+          </w:p>
+        </w:tc>
+        <w:tc>
+          <w:tcPr>
+            <w:tcW w:w="2897" w:type="dxa"/>
+            <w:tcMar>
+              <w:top w:w="60" w:type="dxa"/>
+              <w:bottom w:w="60" w:type="dxa"/>
+              <w:left w:w="90" w:type="dxa"/>
+              <w:right w:w="90" w:type="dxa"/>
+            </w:tcMar>
+          </w:tcPr>
+          <w:p>
+            <w:pPr>
+              <w:spacing w:before="40" w:after="40" w:line="276" w:lineRule="auto"/>
+              <w:rPr>
+                <w:rFonts w:ascii="Arial" w:cs="Arial" w:eastAsia="Arial" w:hAnsi="Arial"/>
+                <w:sz w:val="20"/>
+              </w:rPr>
+            </w:pPr>
+            <w:r>
+              <w:rPr>
+                <w:rFonts w:ascii="Arial" w:cs="Arial" w:eastAsia="Arial" w:hAnsi="Arial"/>
+                <w:sz w:val="20"/>
+                <w:szCs w:val="20"/>
+              </w:rPr>
+              <w:t xml:space="preserve">Todos participam.</w:t>
+            </w:r>
+          </w:p>
+        </w:tc>
+        <w:tc>
+          <w:tcPr>
+            <w:tcW w:w="2897" w:type="dxa"/>
+            <w:tcMar>
+              <w:top w:w="60" w:type="dxa"/>
+              <w:bottom w:w="60" w:type="dxa"/>
+              <w:left w:w="90" w:type="dxa"/>
+              <w:right w:w="90" w:type="dxa"/>
+            </w:tcMar>
+          </w:tcPr>
+          <w:p>
+            <w:pPr>
+              <w:spacing w:before="40" w:after="40" w:line="276" w:lineRule="auto"/>
+              <w:rPr>
+                <w:rFonts w:ascii="Arial" w:cs="Arial" w:eastAsia="Arial" w:hAnsi="Arial"/>
+                <w:sz w:val="20"/>
+              </w:rPr>
+            </w:pPr>
+            <w:r>
+              <w:rPr>
+                <w:rFonts w:ascii="Arial" w:cs="Arial" w:eastAsia="Arial" w:hAnsi="Arial"/>
+                <w:sz w:val="20"/>
+                <w:szCs w:val="20"/>
+              </w:rPr>
+              <w:t xml:space="preserve">Um monta o rádio, um fala com a escola, um testa.</w:t>
+            </w:r>
+          </w:p>
+        </w:tc>
+        <w:tc>
+          <w:tcPr>
+            <w:tcW w:w="3000" w:type="dxa"/>
+            <w:tcMar>
+              <w:top w:w="60" w:type="dxa"/>
+              <w:bottom w:w="60" w:type="dxa"/>
+              <w:left w:w="90" w:type="dxa"/>
+              <w:right w:w="90" w:type="dxa"/>
+            </w:tcMar>
+          </w:tcPr>
+          <w:p>
+            <w:pPr>
+              <w:spacing w:before="40" w:after="40" w:line="276" w:lineRule="auto"/>
+              <w:rPr>
+                <w:rFonts w:ascii="Arial" w:cs="Arial" w:eastAsia="Arial" w:hAnsi="Arial"/>
+                <w:sz w:val="20"/>
+              </w:rPr>
+            </w:pPr>
+            <w:r>
+              <w:rPr>
+                <w:rFonts w:ascii="Arial" w:cs="Arial" w:eastAsia="Arial" w:hAnsi="Arial"/>
+                <w:sz w:val="20"/>
+                <w:szCs w:val="20"/>
+              </w:rPr>
+              <w:t xml:space="preserve">Ana (gestão) marca a conversa com a direção e combina quem responde. Bruno (eletrônica) monta um par transmissor e receptor até a segunda semana. Carla (clínica) confere com a Júlia qual acionamento a mão dela alcança. Diego documenta os cinco chamados cronometrados.</w:t>
             </w:r>
           </w:p>
         </w:tc>
@@ -3828,6 +4083,32 @@
           <w:szCs w:val="22"/>
         </w:rPr>
         <w:t xml:space="preserve"/>
+      </w:r>
+    </w:p>
+    <w:p>
+      <w:pPr>
+        <w:spacing w:before="0" w:after="120" w:line="276" w:lineRule="auto"/>
+        <w:rPr>
+          <w:rFonts w:ascii="Arial" w:cs="Arial" w:eastAsia="Arial" w:hAnsi="Arial"/>
+          <w:sz w:val="22"/>
+        </w:rPr>
+      </w:pPr>
+      <w:r>
+        <w:rPr>
+          <w:rFonts w:ascii="Arial" w:cs="Arial" w:eastAsia="Arial" w:hAnsi="Arial"/>
+          <w:b/>
+          <w:sz w:val="22"/>
+          <w:szCs w:val="22"/>
+        </w:rPr>
+        <w:t xml:space="preserve">O que separa as três: </w:t>
+      </w:r>
+      <w:r>
+        <w:rPr>
+          <w:rFonts w:ascii="Arial" w:cs="Arial" w:eastAsia="Arial" w:hAnsi="Arial"/>
+          <w:sz w:val="22"/>
+          <w:szCs w:val="22"/>
+        </w:rPr>
+        <w:t xml:space="preserve">a resposta 5 percebe que o teste de duas semanas não precisa de hardware nenhum, e enuncia a condição em que o projeto inteiro está errado. A 3 escolhe certo e compara as três, mas o teste dela é vago sobre o que seria medido.</w:t>
       </w:r>
     </w:p>
     <w:p>
@@ -3866,7 +4147,7 @@
           <w:sz w:val="22"/>
           <w:szCs w:val="22"/>
         </w:rPr>
-        <w:t xml:space="preserve">Aplicativo que ele precisa consultar. Ele está trabalhando em pé.</w:t>
+        <w:t xml:space="preserve">Escolher a C por ser a mais rápida e ignorar que ela falha exatamente no cenário do caso: cadeira travada, braço parado.</w:t>
       </w:r>
     </w:p>
     <w:p>
@@ -3887,7 +4168,7 @@
           <w:sz w:val="22"/>
           <w:szCs w:val="22"/>
         </w:rPr>
-        <w:t xml:space="preserve">Medir e mostrar na consulta seguinte. "Antes da ferida" quer dizer durante o dia.</w:t>
+        <w:t xml:space="preserve">Escolher a A e chamar o constrangimento de detalhe. Ela tem 16 anos e está num corredor de escola.</w:t>
       </w:r>
     </w:p>
     <w:p>
@@ -3908,7 +4189,7 @@
           <w:sz w:val="22"/>
           <w:szCs w:val="22"/>
         </w:rPr>
-        <w:t xml:space="preserve">Sensor grosso justamente no ponto de maior pressão.</w:t>
+        <w:t xml:space="preserve">Propor combinar A com B. Não há prazo para duas.</w:t>
       </w:r>
     </w:p>
     <w:p>
@@ -3929,7 +4210,7 @@
           <w:sz w:val="22"/>
           <w:szCs w:val="22"/>
         </w:rPr>
-        <w:t xml:space="preserve">Parar no sensor e esquecer o protesista, que só vê ele de dois em dois meses.</w:t>
+        <w:t xml:space="preserve">Não dizer quem atende. É o que a mãe disse, em voz alta, dentro do caso.</w:t>
       </w:r>
     </w:p>
     <w:p>
@@ -3964,7 +4245,963 @@
           <w:sz w:val="22"/>
           <w:szCs w:val="22"/>
         </w:rPr>
-        <w:t xml:space="preserve">O aviso chega e ele está atendendo um cliente. O que acontece?</w:t>
+        <w:t xml:space="preserve">São três da tarde de uma quarta e a cadeira travou no segundo andar. Descreva o que acontece do aperto do botão até alguém chegar.</w:t>
+      </w:r>
+    </w:p>
+    <w:p>
+      <w:pPr>
+        <w:pStyle w:val="Heading1"/>
+        <w:spacing w:before="320" w:after="120" w:line="276" w:lineRule="auto"/>
+        <w:rPr>
+          <w:rFonts w:ascii="Arial" w:cs="Arial" w:eastAsia="Arial" w:hAnsi="Arial"/>
+          <w:sz w:val="40"/>
+        </w:rPr>
+      </w:pPr>
+      <w:r>
+        <w:rPr>
+          <w:rFonts w:ascii="Arial" w:cs="Arial" w:eastAsia="Arial" w:hAnsi="Arial"/>
+          <w:sz w:val="40"/>
+          <w:szCs w:val="40"/>
+        </w:rPr>
+        <w:t xml:space="preserve">Caso 4: A prótese que machuca sem avisar</w:t>
+      </w:r>
+    </w:p>
+    <w:p>
+      <w:pPr>
+        <w:spacing w:before="0" w:after="120" w:line="276" w:lineRule="auto"/>
+        <w:rPr>
+          <w:rFonts w:ascii="Arial" w:cs="Arial" w:eastAsia="Arial" w:hAnsi="Arial"/>
+          <w:sz w:val="22"/>
+        </w:rPr>
+      </w:pPr>
+      <w:r>
+        <w:rPr>
+          <w:rFonts w:ascii="Arial" w:cs="Arial" w:eastAsia="Arial" w:hAnsi="Arial"/>
+          <w:b/>
+          <w:sz w:val="22"/>
+          <w:szCs w:val="22"/>
+        </w:rPr>
+        <w:t xml:space="preserve">O que o caso testa: </w:t>
+      </w:r>
+      <w:r>
+        <w:rPr>
+          <w:rFonts w:ascii="Arial" w:cs="Arial" w:eastAsia="Arial" w:hAnsi="Arial"/>
+          <w:sz w:val="22"/>
+          <w:szCs w:val="22"/>
+        </w:rPr>
+        <w:t xml:space="preserve">transformar a fala da pessoa em corte. "Se eu tiver que parar de trabalhar para olhar, eu não vou olhar" elimina o adesivo. Sobram duas defensáveis por caminhos diferentes: a B age dentro do dia, a C ataca a causa em vez do sintoma. Aqui a nota alta não depende da letra.</w:t>
+      </w:r>
+    </w:p>
+    <w:p>
+      <w:pPr>
+        <w:spacing w:before="0" w:after="120" w:line="276" w:lineRule="auto"/>
+        <w:rPr>
+          <w:rFonts w:ascii="Arial" w:cs="Arial" w:eastAsia="Arial" w:hAnsi="Arial"/>
+          <w:sz w:val="22"/>
+        </w:rPr>
+      </w:pPr>
+      <w:r>
+        <w:rPr>
+          <w:rFonts w:ascii="Arial" w:cs="Arial" w:eastAsia="Arial" w:hAnsi="Arial"/>
+          <w:sz w:val="22"/>
+          <w:szCs w:val="22"/>
+        </w:rPr>
+        <w:t xml:space="preserve">As três colunas abaixo são respostas de verdade, do jeito que um grupo escreveria no celular. Leia uma linha inteira, da esquerda para a direita: é ali que a diferença aparece.</w:t>
+      </w:r>
+    </w:p>
+    <w:tbl>
+      <w:tblPr>
+        <w:tblW w:w="10348" w:type="dxa"/>
+        <w:tblBorders>
+          <w:top w:val="single" w:sz="4" w:space="0" w:color="BFBFBF"/>
+          <w:left w:val="single" w:sz="4" w:space="0" w:color="BFBFBF"/>
+          <w:bottom w:val="single" w:sz="4" w:space="0" w:color="BFBFBF"/>
+          <w:right w:val="single" w:sz="4" w:space="0" w:color="BFBFBF"/>
+          <w:insideH w:val="single" w:sz="4" w:space="0" w:color="BFBFBF"/>
+          <w:insideV w:val="single" w:sz="4" w:space="0" w:color="BFBFBF"/>
+        </w:tblBorders>
+        <w:tblLayout w:type="fixed"/>
+      </w:tblPr>
+      <w:tblGrid>
+        <w:gridCol w:w="1552"/>
+        <w:gridCol w:w="2897"/>
+        <w:gridCol w:w="2897"/>
+        <w:gridCol w:w="3000"/>
+      </w:tblGrid>
+      <w:tr>
+        <w:trPr>
+          <w:tblHeader/>
+        </w:trPr>
+        <w:tc>
+          <w:tcPr>
+            <w:tcW w:w="1552" w:type="dxa"/>
+            <w:shd w:val="clear" w:color="auto" w:fill="EFEFEF"/>
+            <w:tcMar>
+              <w:top w:w="60" w:type="dxa"/>
+              <w:bottom w:w="60" w:type="dxa"/>
+              <w:left w:w="90" w:type="dxa"/>
+              <w:right w:w="90" w:type="dxa"/>
+            </w:tcMar>
+          </w:tcPr>
+          <w:p>
+            <w:pPr>
+              <w:spacing w:before="40" w:after="40" w:line="276" w:lineRule="auto"/>
+              <w:rPr>
+                <w:rFonts w:ascii="Arial" w:cs="Arial" w:eastAsia="Arial" w:hAnsi="Arial"/>
+                <w:sz w:val="20"/>
+              </w:rPr>
+            </w:pPr>
+            <w:r>
+              <w:rPr>
+                <w:rFonts w:ascii="Arial" w:cs="Arial" w:eastAsia="Arial" w:hAnsi="Arial"/>
+                <w:b/>
+                <w:sz w:val="20"/>
+                <w:szCs w:val="20"/>
+              </w:rPr>
+              <w:t xml:space="preserve">Campo</w:t>
+            </w:r>
+          </w:p>
+        </w:tc>
+        <w:tc>
+          <w:tcPr>
+            <w:tcW w:w="2897" w:type="dxa"/>
+            <w:shd w:val="clear" w:color="auto" w:fill="EFEFEF"/>
+            <w:tcMar>
+              <w:top w:w="60" w:type="dxa"/>
+              <w:bottom w:w="60" w:type="dxa"/>
+              <w:left w:w="90" w:type="dxa"/>
+              <w:right w:w="90" w:type="dxa"/>
+            </w:tcMar>
+          </w:tcPr>
+          <w:p>
+            <w:pPr>
+              <w:spacing w:before="40" w:after="40" w:line="276" w:lineRule="auto"/>
+              <w:rPr>
+                <w:rFonts w:ascii="Arial" w:cs="Arial" w:eastAsia="Arial" w:hAnsi="Arial"/>
+                <w:sz w:val="20"/>
+              </w:rPr>
+            </w:pPr>
+            <w:r>
+              <w:rPr>
+                <w:rFonts w:ascii="Arial" w:cs="Arial" w:eastAsia="Arial" w:hAnsi="Arial"/>
+                <w:b/>
+                <w:sz w:val="20"/>
+                <w:szCs w:val="20"/>
+              </w:rPr>
+              <w:t xml:space="preserve">Resposta nota 1</w:t>
+            </w:r>
+          </w:p>
+        </w:tc>
+        <w:tc>
+          <w:tcPr>
+            <w:tcW w:w="2897" w:type="dxa"/>
+            <w:shd w:val="clear" w:color="auto" w:fill="EFEFEF"/>
+            <w:tcMar>
+              <w:top w:w="60" w:type="dxa"/>
+              <w:bottom w:w="60" w:type="dxa"/>
+              <w:left w:w="90" w:type="dxa"/>
+              <w:right w:w="90" w:type="dxa"/>
+            </w:tcMar>
+          </w:tcPr>
+          <w:p>
+            <w:pPr>
+              <w:spacing w:before="40" w:after="40" w:line="276" w:lineRule="auto"/>
+              <w:rPr>
+                <w:rFonts w:ascii="Arial" w:cs="Arial" w:eastAsia="Arial" w:hAnsi="Arial"/>
+                <w:sz w:val="20"/>
+              </w:rPr>
+            </w:pPr>
+            <w:r>
+              <w:rPr>
+                <w:rFonts w:ascii="Arial" w:cs="Arial" w:eastAsia="Arial" w:hAnsi="Arial"/>
+                <w:b/>
+                <w:sz w:val="20"/>
+                <w:szCs w:val="20"/>
+              </w:rPr>
+              <w:t xml:space="preserve">Resposta nota 3</w:t>
+            </w:r>
+          </w:p>
+        </w:tc>
+        <w:tc>
+          <w:tcPr>
+            <w:tcW w:w="3000" w:type="dxa"/>
+            <w:shd w:val="clear" w:color="auto" w:fill="EFEFEF"/>
+            <w:tcMar>
+              <w:top w:w="60" w:type="dxa"/>
+              <w:bottom w:w="60" w:type="dxa"/>
+              <w:left w:w="90" w:type="dxa"/>
+              <w:right w:w="90" w:type="dxa"/>
+            </w:tcMar>
+          </w:tcPr>
+          <w:p>
+            <w:pPr>
+              <w:spacing w:before="40" w:after="40" w:line="276" w:lineRule="auto"/>
+              <w:rPr>
+                <w:rFonts w:ascii="Arial" w:cs="Arial" w:eastAsia="Arial" w:hAnsi="Arial"/>
+                <w:sz w:val="20"/>
+              </w:rPr>
+            </w:pPr>
+            <w:r>
+              <w:rPr>
+                <w:rFonts w:ascii="Arial" w:cs="Arial" w:eastAsia="Arial" w:hAnsi="Arial"/>
+                <w:b/>
+                <w:sz w:val="20"/>
+                <w:szCs w:val="20"/>
+              </w:rPr>
+              <w:t xml:space="preserve">Resposta nota 5</w:t>
+            </w:r>
+          </w:p>
+        </w:tc>
+      </w:tr>
+      <w:tr>
+        <w:tc>
+          <w:tcPr>
+            <w:tcW w:w="1552" w:type="dxa"/>
+            <w:tcMar>
+              <w:top w:w="60" w:type="dxa"/>
+              <w:bottom w:w="60" w:type="dxa"/>
+              <w:left w:w="90" w:type="dxa"/>
+              <w:right w:w="90" w:type="dxa"/>
+            </w:tcMar>
+          </w:tcPr>
+          <w:p>
+            <w:pPr>
+              <w:spacing w:before="40" w:after="40" w:line="276" w:lineRule="auto"/>
+              <w:rPr>
+                <w:rFonts w:ascii="Arial" w:cs="Arial" w:eastAsia="Arial" w:hAnsi="Arial"/>
+                <w:sz w:val="20"/>
+              </w:rPr>
+            </w:pPr>
+            <w:r>
+              <w:rPr>
+                <w:rFonts w:ascii="Arial" w:cs="Arial" w:eastAsia="Arial" w:hAnsi="Arial"/>
+                <w:sz w:val="20"/>
+                <w:szCs w:val="20"/>
+              </w:rPr>
+              <w:t xml:space="preserve">A opção que vocês levam</w:t>
+            </w:r>
+          </w:p>
+        </w:tc>
+        <w:tc>
+          <w:tcPr>
+            <w:tcW w:w="2897" w:type="dxa"/>
+            <w:tcMar>
+              <w:top w:w="60" w:type="dxa"/>
+              <w:bottom w:w="60" w:type="dxa"/>
+              <w:left w:w="90" w:type="dxa"/>
+              <w:right w:w="90" w:type="dxa"/>
+            </w:tcMar>
+          </w:tcPr>
+          <w:p>
+            <w:pPr>
+              <w:spacing w:before="40" w:after="40" w:line="276" w:lineRule="auto"/>
+              <w:rPr>
+                <w:rFonts w:ascii="Arial" w:cs="Arial" w:eastAsia="Arial" w:hAnsi="Arial"/>
+                <w:sz w:val="20"/>
+              </w:rPr>
+            </w:pPr>
+            <w:r>
+              <w:rPr>
+                <w:rFonts w:ascii="Arial" w:cs="Arial" w:eastAsia="Arial" w:hAnsi="Arial"/>
+                <w:sz w:val="20"/>
+                <w:szCs w:val="20"/>
+              </w:rPr>
+              <w:t xml:space="preserve">B.</w:t>
+            </w:r>
+          </w:p>
+        </w:tc>
+        <w:tc>
+          <w:tcPr>
+            <w:tcW w:w="2897" w:type="dxa"/>
+            <w:tcMar>
+              <w:top w:w="60" w:type="dxa"/>
+              <w:bottom w:w="60" w:type="dxa"/>
+              <w:left w:w="90" w:type="dxa"/>
+              <w:right w:w="90" w:type="dxa"/>
+            </w:tcMar>
+          </w:tcPr>
+          <w:p>
+            <w:pPr>
+              <w:spacing w:before="40" w:after="40" w:line="276" w:lineRule="auto"/>
+              <w:rPr>
+                <w:rFonts w:ascii="Arial" w:cs="Arial" w:eastAsia="Arial" w:hAnsi="Arial"/>
+                <w:sz w:val="20"/>
+              </w:rPr>
+            </w:pPr>
+            <w:r>
+              <w:rPr>
+                <w:rFonts w:ascii="Arial" w:cs="Arial" w:eastAsia="Arial" w:hAnsi="Arial"/>
+                <w:sz w:val="20"/>
+                <w:szCs w:val="20"/>
+              </w:rPr>
+              <w:t xml:space="preserve">Opção B, o sensor que vibra.</w:t>
+            </w:r>
+          </w:p>
+        </w:tc>
+        <w:tc>
+          <w:tcPr>
+            <w:tcW w:w="3000" w:type="dxa"/>
+            <w:tcMar>
+              <w:top w:w="60" w:type="dxa"/>
+              <w:bottom w:w="60" w:type="dxa"/>
+              <w:left w:w="90" w:type="dxa"/>
+              <w:right w:w="90" w:type="dxa"/>
+            </w:tcMar>
+          </w:tcPr>
+          <w:p>
+            <w:pPr>
+              <w:spacing w:before="40" w:after="40" w:line="276" w:lineRule="auto"/>
+              <w:rPr>
+                <w:rFonts w:ascii="Arial" w:cs="Arial" w:eastAsia="Arial" w:hAnsi="Arial"/>
+                <w:sz w:val="20"/>
+              </w:rPr>
+            </w:pPr>
+            <w:r>
+              <w:rPr>
+                <w:rFonts w:ascii="Arial" w:cs="Arial" w:eastAsia="Arial" w:hAnsi="Arial"/>
+                <w:sz w:val="20"/>
+                <w:szCs w:val="20"/>
+              </w:rPr>
+              <w:t xml:space="preserve">Opção B, o sensor no encaixe com aviso por vibração.</w:t>
+            </w:r>
+          </w:p>
+        </w:tc>
+      </w:tr>
+      <w:tr>
+        <w:tc>
+          <w:tcPr>
+            <w:tcW w:w="1552" w:type="dxa"/>
+            <w:tcMar>
+              <w:top w:w="60" w:type="dxa"/>
+              <w:bottom w:w="60" w:type="dxa"/>
+              <w:left w:w="90" w:type="dxa"/>
+              <w:right w:w="90" w:type="dxa"/>
+            </w:tcMar>
+          </w:tcPr>
+          <w:p>
+            <w:pPr>
+              <w:spacing w:before="40" w:after="40" w:line="276" w:lineRule="auto"/>
+              <w:rPr>
+                <w:rFonts w:ascii="Arial" w:cs="Arial" w:eastAsia="Arial" w:hAnsi="Arial"/>
+                <w:sz w:val="20"/>
+              </w:rPr>
+            </w:pPr>
+            <w:r>
+              <w:rPr>
+                <w:rFonts w:ascii="Arial" w:cs="Arial" w:eastAsia="Arial" w:hAnsi="Arial"/>
+                <w:sz w:val="20"/>
+                <w:szCs w:val="20"/>
+              </w:rPr>
+              <w:t xml:space="preserve">Por que essa e não as outras</w:t>
+            </w:r>
+          </w:p>
+        </w:tc>
+        <w:tc>
+          <w:tcPr>
+            <w:tcW w:w="2897" w:type="dxa"/>
+            <w:tcMar>
+              <w:top w:w="60" w:type="dxa"/>
+              <w:bottom w:w="60" w:type="dxa"/>
+              <w:left w:w="90" w:type="dxa"/>
+              <w:right w:w="90" w:type="dxa"/>
+            </w:tcMar>
+          </w:tcPr>
+          <w:p>
+            <w:pPr>
+              <w:spacing w:before="40" w:after="40" w:line="276" w:lineRule="auto"/>
+              <w:rPr>
+                <w:rFonts w:ascii="Arial" w:cs="Arial" w:eastAsia="Arial" w:hAnsi="Arial"/>
+                <w:sz w:val="20"/>
+              </w:rPr>
+            </w:pPr>
+            <w:r>
+              <w:rPr>
+                <w:rFonts w:ascii="Arial" w:cs="Arial" w:eastAsia="Arial" w:hAnsi="Arial"/>
+                <w:sz w:val="20"/>
+                <w:szCs w:val="20"/>
+              </w:rPr>
+              <w:t xml:space="preserve">Porque avisa ele na hora.</w:t>
+            </w:r>
+          </w:p>
+        </w:tc>
+        <w:tc>
+          <w:tcPr>
+            <w:tcW w:w="2897" w:type="dxa"/>
+            <w:tcMar>
+              <w:top w:w="60" w:type="dxa"/>
+              <w:bottom w:w="60" w:type="dxa"/>
+              <w:left w:w="90" w:type="dxa"/>
+              <w:right w:w="90" w:type="dxa"/>
+            </w:tcMar>
+          </w:tcPr>
+          <w:p>
+            <w:pPr>
+              <w:spacing w:before="40" w:after="40" w:line="276" w:lineRule="auto"/>
+              <w:rPr>
+                <w:rFonts w:ascii="Arial" w:cs="Arial" w:eastAsia="Arial" w:hAnsi="Arial"/>
+                <w:sz w:val="20"/>
+              </w:rPr>
+            </w:pPr>
+            <w:r>
+              <w:rPr>
+                <w:rFonts w:ascii="Arial" w:cs="Arial" w:eastAsia="Arial" w:hAnsi="Arial"/>
+                <w:sz w:val="20"/>
+                <w:szCs w:val="20"/>
+              </w:rPr>
+              <w:t xml:space="preserve">Ele disse que não vai parar para olhar nada, então o adesivo não serve. E o registro para o protesista não ajuda no dia dele.</w:t>
+            </w:r>
+          </w:p>
+        </w:tc>
+        <w:tc>
+          <w:tcPr>
+            <w:tcW w:w="3000" w:type="dxa"/>
+            <w:tcMar>
+              <w:top w:w="60" w:type="dxa"/>
+              <w:bottom w:w="60" w:type="dxa"/>
+              <w:left w:w="90" w:type="dxa"/>
+              <w:right w:w="90" w:type="dxa"/>
+            </w:tcMar>
+          </w:tcPr>
+          <w:p>
+            <w:pPr>
+              <w:spacing w:before="40" w:after="40" w:line="276" w:lineRule="auto"/>
+              <w:rPr>
+                <w:rFonts w:ascii="Arial" w:cs="Arial" w:eastAsia="Arial" w:hAnsi="Arial"/>
+                <w:sz w:val="20"/>
+              </w:rPr>
+            </w:pPr>
+            <w:r>
+              <w:rPr>
+                <w:rFonts w:ascii="Arial" w:cs="Arial" w:eastAsia="Arial" w:hAnsi="Arial"/>
+                <w:sz w:val="20"/>
+                <w:szCs w:val="20"/>
+              </w:rPr>
+              <w:t xml:space="preserve">A frase dele elimina a A. A C resolve a causa, mas só de dois em dois meses, e ele se machuca duas vezes por mês. A B é a única que age dentro do dia de trabalho sem exigir atenção dele.</w:t>
+            </w:r>
+          </w:p>
+        </w:tc>
+      </w:tr>
+      <w:tr>
+        <w:tc>
+          <w:tcPr>
+            <w:tcW w:w="1552" w:type="dxa"/>
+            <w:tcMar>
+              <w:top w:w="60" w:type="dxa"/>
+              <w:bottom w:w="60" w:type="dxa"/>
+              <w:left w:w="90" w:type="dxa"/>
+              <w:right w:w="90" w:type="dxa"/>
+            </w:tcMar>
+          </w:tcPr>
+          <w:p>
+            <w:pPr>
+              <w:spacing w:before="40" w:after="40" w:line="276" w:lineRule="auto"/>
+              <w:rPr>
+                <w:rFonts w:ascii="Arial" w:cs="Arial" w:eastAsia="Arial" w:hAnsi="Arial"/>
+                <w:sz w:val="20"/>
+              </w:rPr>
+            </w:pPr>
+            <w:r>
+              <w:rPr>
+                <w:rFonts w:ascii="Arial" w:cs="Arial" w:eastAsia="Arial" w:hAnsi="Arial"/>
+                <w:sz w:val="20"/>
+                <w:szCs w:val="20"/>
+              </w:rPr>
+              <w:t xml:space="preserve">O que vocês abrem mão</w:t>
+            </w:r>
+          </w:p>
+        </w:tc>
+        <w:tc>
+          <w:tcPr>
+            <w:tcW w:w="2897" w:type="dxa"/>
+            <w:tcMar>
+              <w:top w:w="60" w:type="dxa"/>
+              <w:bottom w:w="60" w:type="dxa"/>
+              <w:left w:w="90" w:type="dxa"/>
+              <w:right w:w="90" w:type="dxa"/>
+            </w:tcMar>
+          </w:tcPr>
+          <w:p>
+            <w:pPr>
+              <w:spacing w:before="40" w:after="40" w:line="276" w:lineRule="auto"/>
+              <w:rPr>
+                <w:rFonts w:ascii="Arial" w:cs="Arial" w:eastAsia="Arial" w:hAnsi="Arial"/>
+                <w:sz w:val="20"/>
+              </w:rPr>
+            </w:pPr>
+            <w:r>
+              <w:rPr>
+                <w:rFonts w:ascii="Arial" w:cs="Arial" w:eastAsia="Arial" w:hAnsi="Arial"/>
+                <w:sz w:val="20"/>
+                <w:szCs w:val="20"/>
+              </w:rPr>
+              <w:t xml:space="preserve">De nada.</w:t>
+            </w:r>
+          </w:p>
+        </w:tc>
+        <w:tc>
+          <w:tcPr>
+            <w:tcW w:w="2897" w:type="dxa"/>
+            <w:tcMar>
+              <w:top w:w="60" w:type="dxa"/>
+              <w:bottom w:w="60" w:type="dxa"/>
+              <w:left w:w="90" w:type="dxa"/>
+              <w:right w:w="90" w:type="dxa"/>
+            </w:tcMar>
+          </w:tcPr>
+          <w:p>
+            <w:pPr>
+              <w:spacing w:before="40" w:after="40" w:line="276" w:lineRule="auto"/>
+              <w:rPr>
+                <w:rFonts w:ascii="Arial" w:cs="Arial" w:eastAsia="Arial" w:hAnsi="Arial"/>
+                <w:sz w:val="20"/>
+              </w:rPr>
+            </w:pPr>
+            <w:r>
+              <w:rPr>
+                <w:rFonts w:ascii="Arial" w:cs="Arial" w:eastAsia="Arial" w:hAnsi="Arial"/>
+                <w:sz w:val="20"/>
+                <w:szCs w:val="20"/>
+              </w:rPr>
+              <w:t xml:space="preserve">É a mais demorada e ocupa espaço dentro do encaixe.</w:t>
+            </w:r>
+          </w:p>
+        </w:tc>
+        <w:tc>
+          <w:tcPr>
+            <w:tcW w:w="3000" w:type="dxa"/>
+            <w:tcMar>
+              <w:top w:w="60" w:type="dxa"/>
+              <w:bottom w:w="60" w:type="dxa"/>
+              <w:left w:w="90" w:type="dxa"/>
+              <w:right w:w="90" w:type="dxa"/>
+            </w:tcMar>
+          </w:tcPr>
+          <w:p>
+            <w:pPr>
+              <w:spacing w:before="40" w:after="40" w:line="276" w:lineRule="auto"/>
+              <w:rPr>
+                <w:rFonts w:ascii="Arial" w:cs="Arial" w:eastAsia="Arial" w:hAnsi="Arial"/>
+                <w:sz w:val="20"/>
+              </w:rPr>
+            </w:pPr>
+            <w:r>
+              <w:rPr>
+                <w:rFonts w:ascii="Arial" w:cs="Arial" w:eastAsia="Arial" w:hAnsi="Arial"/>
+                <w:sz w:val="20"/>
+                <w:szCs w:val="20"/>
+              </w:rPr>
+              <w:t xml:space="preserve">Perdemos três meses de prazo e assumimos o risco de o sensor incomodar num encaixe que já é justo. E abrimos mão do dado organizado para o protesista, que a C daria de graça.</w:t>
+            </w:r>
+          </w:p>
+        </w:tc>
+      </w:tr>
+      <w:tr>
+        <w:tc>
+          <w:tcPr>
+            <w:tcW w:w="1552" w:type="dxa"/>
+            <w:tcMar>
+              <w:top w:w="60" w:type="dxa"/>
+              <w:bottom w:w="60" w:type="dxa"/>
+              <w:left w:w="90" w:type="dxa"/>
+              <w:right w:w="90" w:type="dxa"/>
+            </w:tcMar>
+          </w:tcPr>
+          <w:p>
+            <w:pPr>
+              <w:spacing w:before="40" w:after="40" w:line="276" w:lineRule="auto"/>
+              <w:rPr>
+                <w:rFonts w:ascii="Arial" w:cs="Arial" w:eastAsia="Arial" w:hAnsi="Arial"/>
+                <w:sz w:val="20"/>
+              </w:rPr>
+            </w:pPr>
+            <w:r>
+              <w:rPr>
+                <w:rFonts w:ascii="Arial" w:cs="Arial" w:eastAsia="Arial" w:hAnsi="Arial"/>
+                <w:sz w:val="20"/>
+                <w:szCs w:val="20"/>
+              </w:rPr>
+              <w:t xml:space="preserve">Como saber em duas semanas se erramos</w:t>
+            </w:r>
+          </w:p>
+        </w:tc>
+        <w:tc>
+          <w:tcPr>
+            <w:tcW w:w="2897" w:type="dxa"/>
+            <w:tcMar>
+              <w:top w:w="60" w:type="dxa"/>
+              <w:bottom w:w="60" w:type="dxa"/>
+              <w:left w:w="90" w:type="dxa"/>
+              <w:right w:w="90" w:type="dxa"/>
+            </w:tcMar>
+          </w:tcPr>
+          <w:p>
+            <w:pPr>
+              <w:spacing w:before="40" w:after="40" w:line="276" w:lineRule="auto"/>
+              <w:rPr>
+                <w:rFonts w:ascii="Arial" w:cs="Arial" w:eastAsia="Arial" w:hAnsi="Arial"/>
+                <w:sz w:val="20"/>
+              </w:rPr>
+            </w:pPr>
+            <w:r>
+              <w:rPr>
+                <w:rFonts w:ascii="Arial" w:cs="Arial" w:eastAsia="Arial" w:hAnsi="Arial"/>
+                <w:sz w:val="20"/>
+                <w:szCs w:val="20"/>
+              </w:rPr>
+              <w:t xml:space="preserve">Se o sensor não funcionar.</w:t>
+            </w:r>
+          </w:p>
+        </w:tc>
+        <w:tc>
+          <w:tcPr>
+            <w:tcW w:w="2897" w:type="dxa"/>
+            <w:tcMar>
+              <w:top w:w="60" w:type="dxa"/>
+              <w:bottom w:w="60" w:type="dxa"/>
+              <w:left w:w="90" w:type="dxa"/>
+              <w:right w:w="90" w:type="dxa"/>
+            </w:tcMar>
+          </w:tcPr>
+          <w:p>
+            <w:pPr>
+              <w:spacing w:before="40" w:after="40" w:line="276" w:lineRule="auto"/>
+              <w:rPr>
+                <w:rFonts w:ascii="Arial" w:cs="Arial" w:eastAsia="Arial" w:hAnsi="Arial"/>
+                <w:sz w:val="20"/>
+              </w:rPr>
+            </w:pPr>
+            <w:r>
+              <w:rPr>
+                <w:rFonts w:ascii="Arial" w:cs="Arial" w:eastAsia="Arial" w:hAnsi="Arial"/>
+                <w:sz w:val="20"/>
+                <w:szCs w:val="20"/>
+              </w:rPr>
+              <w:t xml:space="preserve">Colocar o sensor e ver se ele avisa antes de a ferida aparecer.</w:t>
+            </w:r>
+          </w:p>
+        </w:tc>
+        <w:tc>
+          <w:tcPr>
+            <w:tcW w:w="3000" w:type="dxa"/>
+            <w:tcMar>
+              <w:top w:w="60" w:type="dxa"/>
+              <w:bottom w:w="60" w:type="dxa"/>
+              <w:left w:w="90" w:type="dxa"/>
+              <w:right w:w="90" w:type="dxa"/>
+            </w:tcMar>
+          </w:tcPr>
+          <w:p>
+            <w:pPr>
+              <w:spacing w:before="40" w:after="40" w:line="276" w:lineRule="auto"/>
+              <w:rPr>
+                <w:rFonts w:ascii="Arial" w:cs="Arial" w:eastAsia="Arial" w:hAnsi="Arial"/>
+                <w:sz w:val="20"/>
+              </w:rPr>
+            </w:pPr>
+            <w:r>
+              <w:rPr>
+                <w:rFonts w:ascii="Arial" w:cs="Arial" w:eastAsia="Arial" w:hAnsi="Arial"/>
+                <w:sz w:val="20"/>
+                <w:szCs w:val="20"/>
+              </w:rPr>
+              <w:t xml:space="preserve">Semana 1: colar um sensor de pressão barato por fora da meia e pedir para ele marcar com caneta onde doeu, no fim de três dias. Se o pico do sensor não bater com a marca da caneta, não sabemos medir a coisa certa e a B morre antes de virar projeto.</w:t>
+            </w:r>
+          </w:p>
+        </w:tc>
+      </w:tr>
+      <w:tr>
+        <w:tc>
+          <w:tcPr>
+            <w:tcW w:w="1552" w:type="dxa"/>
+            <w:tcMar>
+              <w:top w:w="60" w:type="dxa"/>
+              <w:bottom w:w="60" w:type="dxa"/>
+              <w:left w:w="90" w:type="dxa"/>
+              <w:right w:w="90" w:type="dxa"/>
+            </w:tcMar>
+          </w:tcPr>
+          <w:p>
+            <w:pPr>
+              <w:spacing w:before="40" w:after="40" w:line="276" w:lineRule="auto"/>
+              <w:rPr>
+                <w:rFonts w:ascii="Arial" w:cs="Arial" w:eastAsia="Arial" w:hAnsi="Arial"/>
+                <w:sz w:val="20"/>
+              </w:rPr>
+            </w:pPr>
+            <w:r>
+              <w:rPr>
+                <w:rFonts w:ascii="Arial" w:cs="Arial" w:eastAsia="Arial" w:hAnsi="Arial"/>
+                <w:sz w:val="20"/>
+                <w:szCs w:val="20"/>
+              </w:rPr>
+              <w:t xml:space="preserve">Quem faz o quê</w:t>
+            </w:r>
+          </w:p>
+        </w:tc>
+        <w:tc>
+          <w:tcPr>
+            <w:tcW w:w="2897" w:type="dxa"/>
+            <w:tcMar>
+              <w:top w:w="60" w:type="dxa"/>
+              <w:bottom w:w="60" w:type="dxa"/>
+              <w:left w:w="90" w:type="dxa"/>
+              <w:right w:w="90" w:type="dxa"/>
+            </w:tcMar>
+          </w:tcPr>
+          <w:p>
+            <w:pPr>
+              <w:spacing w:before="40" w:after="40" w:line="276" w:lineRule="auto"/>
+              <w:rPr>
+                <w:rFonts w:ascii="Arial" w:cs="Arial" w:eastAsia="Arial" w:hAnsi="Arial"/>
+                <w:sz w:val="20"/>
+              </w:rPr>
+            </w:pPr>
+            <w:r>
+              <w:rPr>
+                <w:rFonts w:ascii="Arial" w:cs="Arial" w:eastAsia="Arial" w:hAnsi="Arial"/>
+                <w:sz w:val="20"/>
+                <w:szCs w:val="20"/>
+              </w:rPr>
+              <w:t xml:space="preserve">Dividimos depois.</w:t>
+            </w:r>
+          </w:p>
+        </w:tc>
+        <w:tc>
+          <w:tcPr>
+            <w:tcW w:w="2897" w:type="dxa"/>
+            <w:tcMar>
+              <w:top w:w="60" w:type="dxa"/>
+              <w:bottom w:w="60" w:type="dxa"/>
+              <w:left w:w="90" w:type="dxa"/>
+              <w:right w:w="90" w:type="dxa"/>
+            </w:tcMar>
+          </w:tcPr>
+          <w:p>
+            <w:pPr>
+              <w:spacing w:before="40" w:after="40" w:line="276" w:lineRule="auto"/>
+              <w:rPr>
+                <w:rFonts w:ascii="Arial" w:cs="Arial" w:eastAsia="Arial" w:hAnsi="Arial"/>
+                <w:sz w:val="20"/>
+              </w:rPr>
+            </w:pPr>
+            <w:r>
+              <w:rPr>
+                <w:rFonts w:ascii="Arial" w:cs="Arial" w:eastAsia="Arial" w:hAnsi="Arial"/>
+                <w:sz w:val="20"/>
+                <w:szCs w:val="20"/>
+              </w:rPr>
+              <w:t xml:space="preserve">Um faz a eletrônica, um acompanha ele, um fala com o protesista.</w:t>
+            </w:r>
+          </w:p>
+        </w:tc>
+        <w:tc>
+          <w:tcPr>
+            <w:tcW w:w="3000" w:type="dxa"/>
+            <w:tcMar>
+              <w:top w:w="60" w:type="dxa"/>
+              <w:bottom w:w="60" w:type="dxa"/>
+              <w:left w:w="90" w:type="dxa"/>
+              <w:right w:w="90" w:type="dxa"/>
+            </w:tcMar>
+          </w:tcPr>
+          <w:p>
+            <w:pPr>
+              <w:spacing w:before="40" w:after="40" w:line="276" w:lineRule="auto"/>
+              <w:rPr>
+                <w:rFonts w:ascii="Arial" w:cs="Arial" w:eastAsia="Arial" w:hAnsi="Arial"/>
+                <w:sz w:val="20"/>
+              </w:rPr>
+            </w:pPr>
+            <w:r>
+              <w:rPr>
+                <w:rFonts w:ascii="Arial" w:cs="Arial" w:eastAsia="Arial" w:hAnsi="Arial"/>
+                <w:sz w:val="20"/>
+                <w:szCs w:val="20"/>
+              </w:rPr>
+              <w:t xml:space="preserve">Ana (eletrônica) instrumenta a meia com um sensor comercial até quarta. Bruno acompanha três dias de trabalho e registra as marcas. Carla (clínica) leva o resultado ao protesista e pergunta se aquilo mudaria o ajuste. Diego decide na sexta da segunda semana se seguimos ou trocamos para a C.</w:t>
+            </w:r>
+          </w:p>
+        </w:tc>
+      </w:tr>
+    </w:tbl>
+    <w:p>
+      <w:pPr>
+        <w:spacing w:before="0" w:after="120" w:line="276" w:lineRule="auto"/>
+        <w:rPr>
+          <w:rFonts w:ascii="Arial" w:cs="Arial" w:eastAsia="Arial" w:hAnsi="Arial"/>
+          <w:sz w:val="22"/>
+        </w:rPr>
+      </w:pPr>
+      <w:r>
+        <w:rPr>
+          <w:rFonts w:ascii="Arial" w:cs="Arial" w:eastAsia="Arial" w:hAnsi="Arial"/>
+          <w:sz w:val="22"/>
+          <w:szCs w:val="22"/>
+        </w:rPr>
+        <w:t xml:space="preserve"/>
+      </w:r>
+    </w:p>
+    <w:p>
+      <w:pPr>
+        <w:spacing w:before="0" w:after="120" w:line="276" w:lineRule="auto"/>
+        <w:rPr>
+          <w:rFonts w:ascii="Arial" w:cs="Arial" w:eastAsia="Arial" w:hAnsi="Arial"/>
+          <w:sz w:val="22"/>
+        </w:rPr>
+      </w:pPr>
+      <w:r>
+        <w:rPr>
+          <w:rFonts w:ascii="Arial" w:cs="Arial" w:eastAsia="Arial" w:hAnsi="Arial"/>
+          <w:b/>
+          <w:sz w:val="22"/>
+          <w:szCs w:val="22"/>
+        </w:rPr>
+        <w:t xml:space="preserve">O que separa as três: </w:t>
+      </w:r>
+      <w:r>
+        <w:rPr>
+          <w:rFonts w:ascii="Arial" w:cs="Arial" w:eastAsia="Arial" w:hAnsi="Arial"/>
+          <w:sz w:val="22"/>
+          <w:szCs w:val="22"/>
+        </w:rPr>
+        <w:t xml:space="preserve">a resposta 5 contorna a restrição de não carregar nada com um teste por fora da prótese, e usa a marca na pele, que já existe, em vez de inventar uma medida nova. Um grupo que escolhesse a C e defendesse por atacar a causa, com um teste igualmente barato, também valeria 5.</w:t>
+      </w:r>
+    </w:p>
+    <w:p>
+      <w:pPr>
+        <w:pStyle w:val="Heading2"/>
+        <w:spacing w:before="240" w:after="120" w:line="276" w:lineRule="auto"/>
+        <w:rPr>
+          <w:rFonts w:ascii="Arial" w:cs="Arial" w:eastAsia="Arial" w:hAnsi="Arial"/>
+          <w:sz w:val="32"/>
+        </w:rPr>
+      </w:pPr>
+      <w:r>
+        <w:rPr>
+          <w:rFonts w:ascii="Arial" w:cs="Arial" w:eastAsia="Arial" w:hAnsi="Arial"/>
+          <w:sz w:val="32"/>
+          <w:szCs w:val="32"/>
+        </w:rPr>
+        <w:t xml:space="preserve">Erros comuns</w:t>
+      </w:r>
+    </w:p>
+    <w:p>
+      <w:pPr>
+        <w:numPr>
+          <w:ilvl w:val="0"/>
+          <w:numId w:val="1"/>
+        </w:numPr>
+        <w:spacing w:before="0" w:after="60" w:line="276" w:lineRule="auto"/>
+        <w:rPr>
+          <w:rFonts w:ascii="Arial" w:cs="Arial" w:eastAsia="Arial" w:hAnsi="Arial"/>
+          <w:sz w:val="22"/>
+        </w:rPr>
+      </w:pPr>
+      <w:r>
+        <w:rPr>
+          <w:rFonts w:ascii="Arial" w:cs="Arial" w:eastAsia="Arial" w:hAnsi="Arial"/>
+          <w:sz w:val="22"/>
+          <w:szCs w:val="22"/>
+        </w:rPr>
+        <w:t xml:space="preserve">Escolher a A por ser a mais simples e ignorar a frase dele, que é a única informação nova do caso.</w:t>
+      </w:r>
+    </w:p>
+    <w:p>
+      <w:pPr>
+        <w:numPr>
+          <w:ilvl w:val="0"/>
+          <w:numId w:val="1"/>
+        </w:numPr>
+        <w:spacing w:before="0" w:after="60" w:line="276" w:lineRule="auto"/>
+        <w:rPr>
+          <w:rFonts w:ascii="Arial" w:cs="Arial" w:eastAsia="Arial" w:hAnsi="Arial"/>
+          <w:sz w:val="22"/>
+        </w:rPr>
+      </w:pPr>
+      <w:r>
+        <w:rPr>
+          <w:rFonts w:ascii="Arial" w:cs="Arial" w:eastAsia="Arial" w:hAnsi="Arial"/>
+          <w:sz w:val="22"/>
+          <w:szCs w:val="22"/>
+        </w:rPr>
+        <w:t xml:space="preserve">Escolher a C e defender por prazo. A defesa boa da C é outra: resolver a causa em vez do sintoma.</w:t>
+      </w:r>
+    </w:p>
+    <w:p>
+      <w:pPr>
+        <w:numPr>
+          <w:ilvl w:val="0"/>
+          <w:numId w:val="1"/>
+        </w:numPr>
+        <w:spacing w:before="0" w:after="60" w:line="276" w:lineRule="auto"/>
+        <w:rPr>
+          <w:rFonts w:ascii="Arial" w:cs="Arial" w:eastAsia="Arial" w:hAnsi="Arial"/>
+          <w:sz w:val="22"/>
+        </w:rPr>
+      </w:pPr>
+      <w:r>
+        <w:rPr>
+          <w:rFonts w:ascii="Arial" w:cs="Arial" w:eastAsia="Arial" w:hAnsi="Arial"/>
+          <w:sz w:val="22"/>
+          <w:szCs w:val="22"/>
+        </w:rPr>
+        <w:t xml:space="preserve">Prometer descobrir o limite dele sem dizer como.</w:t>
+      </w:r>
+    </w:p>
+    <w:p>
+      <w:pPr>
+        <w:numPr>
+          <w:ilvl w:val="0"/>
+          <w:numId w:val="1"/>
+        </w:numPr>
+        <w:spacing w:before="0" w:after="60" w:line="276" w:lineRule="auto"/>
+        <w:rPr>
+          <w:rFonts w:ascii="Arial" w:cs="Arial" w:eastAsia="Arial" w:hAnsi="Arial"/>
+          <w:sz w:val="22"/>
+        </w:rPr>
+      </w:pPr>
+      <w:r>
+        <w:rPr>
+          <w:rFonts w:ascii="Arial" w:cs="Arial" w:eastAsia="Arial" w:hAnsi="Arial"/>
+          <w:sz w:val="22"/>
+          <w:szCs w:val="22"/>
+        </w:rPr>
+        <w:t xml:space="preserve">Deixar o protesista fora da divisão de trabalho. É ele que transforma o dado em ajuste no encaixe.</w:t>
+      </w:r>
+    </w:p>
+    <w:p>
+      <w:pPr>
+        <w:pStyle w:val="Heading2"/>
+        <w:spacing w:before="240" w:after="120" w:line="276" w:lineRule="auto"/>
+        <w:rPr>
+          <w:rFonts w:ascii="Arial" w:cs="Arial" w:eastAsia="Arial" w:hAnsi="Arial"/>
+          <w:sz w:val="32"/>
+        </w:rPr>
+      </w:pPr>
+      <w:r>
+        <w:rPr>
+          <w:rFonts w:ascii="Arial" w:cs="Arial" w:eastAsia="Arial" w:hAnsi="Arial"/>
+          <w:sz w:val="32"/>
+          <w:szCs w:val="32"/>
+        </w:rPr>
+        <w:t xml:space="preserve">A pergunta da apresentação</w:t>
+      </w:r>
+    </w:p>
+    <w:p>
+      <w:pPr>
+        <w:spacing w:before="0" w:after="120" w:line="276" w:lineRule="auto"/>
+        <w:rPr>
+          <w:rFonts w:ascii="Arial" w:cs="Arial" w:eastAsia="Arial" w:hAnsi="Arial"/>
+          <w:sz w:val="22"/>
+        </w:rPr>
+      </w:pPr>
+      <w:r>
+        <w:rPr>
+          <w:rFonts w:ascii="Arial" w:cs="Arial" w:eastAsia="Arial" w:hAnsi="Arial"/>
+          <w:sz w:val="22"/>
+          <w:szCs w:val="22"/>
+        </w:rPr>
+        <w:t xml:space="preserve">O aviso vibrou e ele está atendendo um cliente. O que acontece?</w:t>
       </w:r>
     </w:p>
     <w:p>
@@ -4131,7 +5368,7 @@
           <w:sz w:val="22"/>
           <w:szCs w:val="22"/>
         </w:rPr>
-        <w:t xml:space="preserve">Se a divergência for sobre o registro do grupo, abram este documento no caso em questão.</w:t>
+        <w:t xml:space="preserve">Se a divergência for sobre o registro do grupo, abram este documento no caso em questão e comparem com as três colunas.</w:t>
       </w:r>
     </w:p>
     <w:p>
@@ -4225,7 +5462,7 @@
           <w:sz w:val="22"/>
           <w:szCs w:val="22"/>
         </w:rPr>
-        <w:t xml:space="preserve">Qual caso rendeu discussão e qual todo grupo resolveu igual? O segundo está fácil demais.</w:t>
+        <w:t xml:space="preserve">Alguma opção nunca foi escolhida por ninguém? Ela é enfeite, não opção, e precisa ser reescrita ou trocada.</w:t>
       </w:r>
     </w:p>
     <w:p>
@@ -4246,7 +5483,7 @@
           <w:sz w:val="22"/>
           <w:szCs w:val="22"/>
         </w:rPr>
-        <w:t xml:space="preserve">Qual campo do registro ficou vazio na maioria dos grupos? Ou o enunciado não está claro, ou 25 minutos não dão para cinco campos.</w:t>
+        <w:t xml:space="preserve">Algum caso teve todos os grupos escolhendo a mesma letra pelo mesmo motivo? Está fácil demais e não separa candidato.</w:t>
       </w:r>
     </w:p>
     <w:p>
@@ -4267,7 +5504,7 @@
           <w:sz w:val="22"/>
           <w:szCs w:val="22"/>
         </w:rPr>
-        <w:t xml:space="preserve">Que resposta apareceu e não estava prevista aqui? Se foi boa, entra no gabarito.</w:t>
+        <w:t xml:space="preserve">Qual campo do registro ficou vazio na maioria dos grupos? Ou o enunciado não está claro, ou 25 minutos não dão para cinco campos.</w:t>
       </w:r>
     </w:p>
     <w:p>
@@ -4288,7 +5525,7 @@
           <w:sz w:val="22"/>
           <w:szCs w:val="22"/>
         </w:rPr>
-        <w:t xml:space="preserve">Algum erro comum sumiu? Talvez o briefing tenha melhorado, e a linha pode sair.</w:t>
+        <w:t xml:space="preserve">Que argumento apareceu e não estava previsto aqui? Se foi bom, entra na coluna nota 5.</w:t>
       </w:r>
     </w:p>
     <w:p>
